--- a/docs/word/Supplier Portal - Database Schema.docx
+++ b/docs/word/Supplier Portal - Database Schema.docx
@@ -186,7 +186,7 @@
                 <w:sz w:val="18"/>
                 <w:szCs w:val="18"/>
               </w:rPr>
-              <w:t xml:space="preserve">Database Schema &amp; Entity Relationships</w:t>
+              <w:t xml:space="preserve">Database Schema &amp; Entity Relationships (Supplier Portal)</w:t>
             </w:r>
           </w:p>
         </w:tc>
@@ -215,7 +215,7 @@
                 <w:sz w:val="18"/>
                 <w:szCs w:val="18"/>
               </w:rPr>
-              <w:t xml:space="preserve">Application</w:t>
+              <w:t xml:space="preserve">Scope</w:t>
             </w:r>
           </w:p>
         </w:tc>
@@ -242,7 +242,7 @@
                 <w:sz w:val="18"/>
                 <w:szCs w:val="18"/>
               </w:rPr>
-              <w:t xml:space="preserve">Supplier Portal (.NET 8, EF Core 8.0.11, SQL Server / Azure SQL)</w:t>
+              <w:t xml:space="preserve">Supplier Portal only</w:t>
             </w:r>
           </w:p>
         </w:tc>
@@ -272,7 +272,7 @@
                 <w:sz w:val="18"/>
                 <w:szCs w:val="18"/>
               </w:rPr>
-              <w:t xml:space="preserve">Version</w:t>
+              <w:t xml:space="preserve">Application</w:t>
             </w:r>
           </w:p>
         </w:tc>
@@ -300,7 +300,7 @@
                 <w:sz w:val="18"/>
                 <w:szCs w:val="18"/>
               </w:rPr>
-              <w:t xml:space="preserve">1.0</w:t>
+              <w:t xml:space="preserve">Supplier Portal (.NET 8, EF Core 8.0.11, SQL Server / Azure SQL)</w:t>
             </w:r>
           </w:p>
         </w:tc>
@@ -329,6 +329,63 @@
                 <w:sz w:val="18"/>
                 <w:szCs w:val="18"/>
               </w:rPr>
+              <w:t xml:space="preserve">Version</w:t>
+            </w:r>
+          </w:p>
+        </w:tc>
+        <w:tc>
+          <w:tcPr>
+            <w:tcW w:type="dxa" w:w="6600"/>
+            <w:tcMar>
+              <w:top w:type="dxa" w:w="40"/>
+              <w:left w:type="dxa" w:w="70"/>
+              <w:bottom w:type="dxa" w:w="40"/>
+              <w:right w:type="dxa" w:w="70"/>
+            </w:tcMar>
+          </w:tcPr>
+          <w:p>
+            <w:pPr>
+              <w:spacing w:after="0" w:line="240"/>
+            </w:pPr>
+            <w:r>
+              <w:rPr>
+                <w:rFonts w:ascii="Calibri" w:cs="Calibri" w:eastAsia="Calibri" w:hAnsi="Calibri"/>
+                <w:b w:val="false"/>
+                <w:bCs w:val="false"/>
+                <w:color w:val="22303F"/>
+                <w:sz w:val="18"/>
+                <w:szCs w:val="18"/>
+              </w:rPr>
+              <w:t xml:space="preserve">2.0</w:t>
+            </w:r>
+          </w:p>
+        </w:tc>
+      </w:tr>
+      <w:tr>
+        <w:tc>
+          <w:tcPr>
+            <w:tcW w:type="dxa" w:w="3200"/>
+            <w:shd w:fill="F1F4F9" w:color="auto" w:val="clear"/>
+            <w:tcMar>
+              <w:top w:type="dxa" w:w="40"/>
+              <w:left w:type="dxa" w:w="70"/>
+              <w:bottom w:type="dxa" w:w="40"/>
+              <w:right w:type="dxa" w:w="70"/>
+            </w:tcMar>
+          </w:tcPr>
+          <w:p>
+            <w:pPr>
+              <w:spacing w:after="0" w:line="240"/>
+            </w:pPr>
+            <w:r>
+              <w:rPr>
+                <w:rFonts w:ascii="Calibri" w:cs="Calibri" w:eastAsia="Calibri" w:hAnsi="Calibri"/>
+                <w:b/>
+                <w:bCs/>
+                <w:color w:val="22303F"/>
+                <w:sz w:val="18"/>
+                <w:szCs w:val="18"/>
+              </w:rPr>
               <w:t xml:space="preserve">Date</w:t>
             </w:r>
           </w:p>
@@ -336,6 +393,7 @@
         <w:tc>
           <w:tcPr>
             <w:tcW w:type="dxa" w:w="6600"/>
+            <w:shd w:fill="F1F4F9" w:color="auto" w:val="clear"/>
             <w:tcMar>
               <w:top w:type="dxa" w:w="40"/>
               <w:left w:type="dxa" w:w="70"/>
@@ -434,83 +492,7 @@
           <w:sz w:val="21"/>
           <w:szCs w:val="21"/>
         </w:rPr>
-        <w:t xml:space="preserve">The Supplier Portal persists data in Microsoft SQL Server (on-premises) or Azure SQL Database, accessed through Entity Framework Core 8 using the DbContextFactory pattern. Two database contexts map the schema:</w:t>
-      </w:r>
-    </w:p>
-    <w:p>
-      <w:pPr>
-        <w:pStyle w:val="ListParagraph"/>
-        <w:numPr>
-          <w:ilvl w:val="0"/>
-          <w:numId w:val="2"/>
-        </w:numPr>
-        <w:spacing w:after="60" w:line="264"/>
-      </w:pPr>
-      <w:r>
-        <w:rPr>
-          <w:rFonts w:ascii="Calibri" w:cs="Calibri" w:eastAsia="Calibri" w:hAnsi="Calibri"/>
-          <w:b/>
-          <w:bCs/>
-        </w:rPr>
-        <w:t xml:space="preserve">ApplicationDbContext</w:t>
-      </w:r>
-      <w:r>
-        <w:rPr>
-          <w:rFonts w:ascii="Calibri" w:cs="Calibri" w:eastAsia="Calibri" w:hAnsi="Calibri"/>
-        </w:rPr>
-        <w:t xml:space="preserve"> — the supplier, customer, user and master-data schema (default </w:t>
-      </w:r>
-      <w:r>
-        <w:rPr>
-          <w:rFonts w:ascii="Calibri" w:cs="Calibri" w:eastAsia="Calibri" w:hAnsi="Calibri"/>
-          <w:i/>
-          <w:iCs/>
-        </w:rPr>
-        <w:t xml:space="preserve">dbo</w:t>
-      </w:r>
-      <w:r>
-        <w:rPr>
-          <w:rFonts w:ascii="Calibri" w:cs="Calibri" w:eastAsia="Calibri" w:hAnsi="Calibri"/>
-        </w:rPr>
-        <w:t xml:space="preserve"> schema).</w:t>
-      </w:r>
-    </w:p>
-    <w:p>
-      <w:pPr>
-        <w:pStyle w:val="ListParagraph"/>
-        <w:numPr>
-          <w:ilvl w:val="0"/>
-          <w:numId w:val="2"/>
-        </w:numPr>
-        <w:spacing w:after="60" w:line="264"/>
-      </w:pPr>
-      <w:r>
-        <w:rPr>
-          <w:rFonts w:ascii="Calibri" w:cs="Calibri" w:eastAsia="Calibri" w:hAnsi="Calibri"/>
-          <w:b/>
-          <w:bCs/>
-        </w:rPr>
-        <w:t xml:space="preserve">LeasingDbContext</w:t>
-      </w:r>
-      <w:r>
-        <w:rPr>
-          <w:rFonts w:ascii="Calibri" w:cs="Calibri" w:eastAsia="Calibri" w:hAnsi="Calibri"/>
-        </w:rPr>
-        <w:t xml:space="preserve"> — the Landlord/Leasing bounded context (</w:t>
-      </w:r>
-      <w:r>
-        <w:rPr>
-          <w:rFonts w:ascii="Calibri" w:cs="Calibri" w:eastAsia="Calibri" w:hAnsi="Calibri"/>
-          <w:i/>
-          <w:iCs/>
-        </w:rPr>
-        <w:t xml:space="preserve">leasing</w:t>
-      </w:r>
-      <w:r>
-        <w:rPr>
-          <w:rFonts w:ascii="Calibri" w:cs="Calibri" w:eastAsia="Calibri" w:hAnsi="Calibri"/>
-        </w:rPr>
-        <w:t xml:space="preserve"> schema), with its own migration-history table so leasing tables never clash with the supplier schema.</w:t>
+        <w:t xml:space="preserve">This document describes the Supplier Portal data model only. The Supplier Portal persists data in Microsoft SQL Server (on-premises) or Azure SQL Database, accessed through Entity Framework Core 8 using the DbContextFactory pattern. The supplier, user and master-data schema lives in ApplicationDbContext (default dbo schema).</w:t>
       </w:r>
     </w:p>
     <w:p>
@@ -571,7 +553,7 @@
           <w:sz w:val="21"/>
           <w:szCs w:val="21"/>
         </w:rPr>
-        <w:t xml:space="preserve">A Dubai Investments group entity / company. Suppliers, customers and users are scoped to business units.</w:t>
+        <w:t xml:space="preserve">A Dubai Investments group entity / company. Suppliers and users are scoped to business units.</w:t>
       </w:r>
     </w:p>
     <w:tbl>
@@ -1182,35 +1164,35 @@
                 <w:sz w:val="18"/>
                 <w:szCs w:val="18"/>
               </w:rPr>
-              <w:t xml:space="preserve">LogoUrl</w:t>
-            </w:r>
-          </w:p>
-        </w:tc>
-        <w:tc>
-          <w:tcPr>
-            <w:tcW w:type="dxa" w:w="2100"/>
-            <w:shd w:fill="F1F4F9" w:color="auto" w:val="clear"/>
-            <w:tcMar>
-              <w:top w:type="dxa" w:w="40"/>
-              <w:left w:type="dxa" w:w="70"/>
-              <w:bottom w:type="dxa" w:w="40"/>
-              <w:right w:type="dxa" w:w="70"/>
-            </w:tcMar>
-          </w:tcPr>
-          <w:p>
-            <w:pPr>
-              <w:spacing w:after="0" w:line="240"/>
-            </w:pPr>
-            <w:r>
-              <w:rPr>
-                <w:rFonts w:ascii="Calibri" w:cs="Calibri" w:eastAsia="Calibri" w:hAnsi="Calibri"/>
-                <w:b w:val="false"/>
-                <w:bCs w:val="false"/>
-                <w:color w:val="22303F"/>
-                <w:sz w:val="18"/>
-                <w:szCs w:val="18"/>
-              </w:rPr>
-              <w:t xml:space="preserve">string(500)?</w:t>
+              <w:t xml:space="preserve">Email</w:t>
+            </w:r>
+          </w:p>
+        </w:tc>
+        <w:tc>
+          <w:tcPr>
+            <w:tcW w:type="dxa" w:w="2100"/>
+            <w:shd w:fill="F1F4F9" w:color="auto" w:val="clear"/>
+            <w:tcMar>
+              <w:top w:type="dxa" w:w="40"/>
+              <w:left w:type="dxa" w:w="70"/>
+              <w:bottom w:type="dxa" w:w="40"/>
+              <w:right w:type="dxa" w:w="70"/>
+            </w:tcMar>
+          </w:tcPr>
+          <w:p>
+            <w:pPr>
+              <w:spacing w:after="0" w:line="240"/>
+            </w:pPr>
+            <w:r>
+              <w:rPr>
+                <w:rFonts w:ascii="Calibri" w:cs="Calibri" w:eastAsia="Calibri" w:hAnsi="Calibri"/>
+                <w:b w:val="false"/>
+                <w:bCs w:val="false"/>
+                <w:color w:val="22303F"/>
+                <w:sz w:val="18"/>
+                <w:szCs w:val="18"/>
+              </w:rPr>
+              <w:t xml:space="preserve">string(256)?</w:t>
             </w:r>
           </w:p>
         </w:tc>
@@ -1266,7 +1248,7 @@
                 <w:sz w:val="18"/>
                 <w:szCs w:val="18"/>
               </w:rPr>
-              <w:t xml:space="preserve"/>
+              <w:t xml:space="preserve">Contact / reply-to for the unit</w:t>
             </w:r>
           </w:p>
         </w:tc>
@@ -1295,34 +1277,34 @@
                 <w:sz w:val="18"/>
                 <w:szCs w:val="18"/>
               </w:rPr>
-              <w:t xml:space="preserve">Logo / Thumbnail</w:t>
-            </w:r>
-          </w:p>
-        </w:tc>
-        <w:tc>
-          <w:tcPr>
-            <w:tcW w:type="dxa" w:w="2100"/>
-            <w:tcMar>
-              <w:top w:type="dxa" w:w="40"/>
-              <w:left w:type="dxa" w:w="70"/>
-              <w:bottom w:type="dxa" w:w="40"/>
-              <w:right w:type="dxa" w:w="70"/>
-            </w:tcMar>
-          </w:tcPr>
-          <w:p>
-            <w:pPr>
-              <w:spacing w:after="0" w:line="240"/>
-            </w:pPr>
-            <w:r>
-              <w:rPr>
-                <w:rFonts w:ascii="Calibri" w:cs="Calibri" w:eastAsia="Calibri" w:hAnsi="Calibri"/>
-                <w:b w:val="false"/>
-                <w:bCs w:val="false"/>
-                <w:color w:val="22303F"/>
-                <w:sz w:val="18"/>
-                <w:szCs w:val="18"/>
-              </w:rPr>
-              <w:t xml:space="preserve">byte[]?</w:t>
+              <w:t xml:space="preserve">LogoUrl</w:t>
+            </w:r>
+          </w:p>
+        </w:tc>
+        <w:tc>
+          <w:tcPr>
+            <w:tcW w:type="dxa" w:w="2100"/>
+            <w:tcMar>
+              <w:top w:type="dxa" w:w="40"/>
+              <w:left w:type="dxa" w:w="70"/>
+              <w:bottom w:type="dxa" w:w="40"/>
+              <w:right w:type="dxa" w:w="70"/>
+            </w:tcMar>
+          </w:tcPr>
+          <w:p>
+            <w:pPr>
+              <w:spacing w:after="0" w:line="240"/>
+            </w:pPr>
+            <w:r>
+              <w:rPr>
+                <w:rFonts w:ascii="Calibri" w:cs="Calibri" w:eastAsia="Calibri" w:hAnsi="Calibri"/>
+                <w:b w:val="false"/>
+                <w:bCs w:val="false"/>
+                <w:color w:val="22303F"/>
+                <w:sz w:val="18"/>
+                <w:szCs w:val="18"/>
+              </w:rPr>
+              <w:t xml:space="preserve">string(500)?</w:t>
             </w:r>
           </w:p>
         </w:tc>
@@ -1376,7 +1358,7 @@
                 <w:sz w:val="18"/>
                 <w:szCs w:val="18"/>
               </w:rPr>
-              <w:t xml:space="preserve">Branding images (DB)</w:t>
+              <w:t xml:space="preserve"/>
             </w:r>
           </w:p>
         </w:tc>
@@ -1406,35 +1388,35 @@
                 <w:sz w:val="18"/>
                 <w:szCs w:val="18"/>
               </w:rPr>
-              <w:t xml:space="preserve">LogoBlobKey / ThumbnailBlobKey</w:t>
-            </w:r>
-          </w:p>
-        </w:tc>
-        <w:tc>
-          <w:tcPr>
-            <w:tcW w:type="dxa" w:w="2100"/>
-            <w:shd w:fill="F1F4F9" w:color="auto" w:val="clear"/>
-            <w:tcMar>
-              <w:top w:type="dxa" w:w="40"/>
-              <w:left w:type="dxa" w:w="70"/>
-              <w:bottom w:type="dxa" w:w="40"/>
-              <w:right w:type="dxa" w:w="70"/>
-            </w:tcMar>
-          </w:tcPr>
-          <w:p>
-            <w:pPr>
-              <w:spacing w:after="0" w:line="240"/>
-            </w:pPr>
-            <w:r>
-              <w:rPr>
-                <w:rFonts w:ascii="Calibri" w:cs="Calibri" w:eastAsia="Calibri" w:hAnsi="Calibri"/>
-                <w:b w:val="false"/>
-                <w:bCs w:val="false"/>
-                <w:color w:val="22303F"/>
-                <w:sz w:val="18"/>
-                <w:szCs w:val="18"/>
-              </w:rPr>
-              <w:t xml:space="preserve">string(400)?</w:t>
+              <w:t xml:space="preserve">Logo / Thumbnail</w:t>
+            </w:r>
+          </w:p>
+        </w:tc>
+        <w:tc>
+          <w:tcPr>
+            <w:tcW w:type="dxa" w:w="2100"/>
+            <w:shd w:fill="F1F4F9" w:color="auto" w:val="clear"/>
+            <w:tcMar>
+              <w:top w:type="dxa" w:w="40"/>
+              <w:left w:type="dxa" w:w="70"/>
+              <w:bottom w:type="dxa" w:w="40"/>
+              <w:right w:type="dxa" w:w="70"/>
+            </w:tcMar>
+          </w:tcPr>
+          <w:p>
+            <w:pPr>
+              <w:spacing w:after="0" w:line="240"/>
+            </w:pPr>
+            <w:r>
+              <w:rPr>
+                <w:rFonts w:ascii="Calibri" w:cs="Calibri" w:eastAsia="Calibri" w:hAnsi="Calibri"/>
+                <w:b w:val="false"/>
+                <w:bCs w:val="false"/>
+                <w:color w:val="22303F"/>
+                <w:sz w:val="18"/>
+                <w:szCs w:val="18"/>
+              </w:rPr>
+              <w:t xml:space="preserve">byte[]?</w:t>
             </w:r>
           </w:p>
         </w:tc>
@@ -1490,7 +1472,7 @@
                 <w:sz w:val="18"/>
                 <w:szCs w:val="18"/>
               </w:rPr>
-              <w:t xml:space="preserve">Blob-stored branding</w:t>
+              <w:t xml:space="preserve">Branding images (DB)</w:t>
             </w:r>
           </w:p>
         </w:tc>
@@ -1519,34 +1501,34 @@
                 <w:sz w:val="18"/>
                 <w:szCs w:val="18"/>
               </w:rPr>
-              <w:t xml:space="preserve">LogoContentType / ThumbnailContentType</w:t>
-            </w:r>
-          </w:p>
-        </w:tc>
-        <w:tc>
-          <w:tcPr>
-            <w:tcW w:type="dxa" w:w="2100"/>
-            <w:tcMar>
-              <w:top w:type="dxa" w:w="40"/>
-              <w:left w:type="dxa" w:w="70"/>
-              <w:bottom w:type="dxa" w:w="40"/>
-              <w:right w:type="dxa" w:w="70"/>
-            </w:tcMar>
-          </w:tcPr>
-          <w:p>
-            <w:pPr>
-              <w:spacing w:after="0" w:line="240"/>
-            </w:pPr>
-            <w:r>
-              <w:rPr>
-                <w:rFonts w:ascii="Calibri" w:cs="Calibri" w:eastAsia="Calibri" w:hAnsi="Calibri"/>
-                <w:b w:val="false"/>
-                <w:bCs w:val="false"/>
-                <w:color w:val="22303F"/>
-                <w:sz w:val="18"/>
-                <w:szCs w:val="18"/>
-              </w:rPr>
-              <w:t xml:space="preserve">string(100)?</w:t>
+              <w:t xml:space="preserve">LogoBlobKey / ThumbnailBlobKey</w:t>
+            </w:r>
+          </w:p>
+        </w:tc>
+        <w:tc>
+          <w:tcPr>
+            <w:tcW w:type="dxa" w:w="2100"/>
+            <w:tcMar>
+              <w:top w:type="dxa" w:w="40"/>
+              <w:left w:type="dxa" w:w="70"/>
+              <w:bottom w:type="dxa" w:w="40"/>
+              <w:right w:type="dxa" w:w="70"/>
+            </w:tcMar>
+          </w:tcPr>
+          <w:p>
+            <w:pPr>
+              <w:spacing w:after="0" w:line="240"/>
+            </w:pPr>
+            <w:r>
+              <w:rPr>
+                <w:rFonts w:ascii="Calibri" w:cs="Calibri" w:eastAsia="Calibri" w:hAnsi="Calibri"/>
+                <w:b w:val="false"/>
+                <w:bCs w:val="false"/>
+                <w:color w:val="22303F"/>
+                <w:sz w:val="18"/>
+                <w:szCs w:val="18"/>
+              </w:rPr>
+              <w:t xml:space="preserve">string(400)?</w:t>
             </w:r>
           </w:p>
         </w:tc>
@@ -1600,7 +1582,7 @@
                 <w:sz w:val="18"/>
                 <w:szCs w:val="18"/>
               </w:rPr>
-              <w:t xml:space="preserve"/>
+              <w:t xml:space="preserve">Blob-stored branding</w:t>
             </w:r>
           </w:p>
         </w:tc>
@@ -1630,6 +1612,119 @@
                 <w:sz w:val="18"/>
                 <w:szCs w:val="18"/>
               </w:rPr>
+              <w:t xml:space="preserve">LogoContentType / ThumbnailContentType</w:t>
+            </w:r>
+          </w:p>
+        </w:tc>
+        <w:tc>
+          <w:tcPr>
+            <w:tcW w:type="dxa" w:w="2100"/>
+            <w:shd w:fill="F1F4F9" w:color="auto" w:val="clear"/>
+            <w:tcMar>
+              <w:top w:type="dxa" w:w="40"/>
+              <w:left w:type="dxa" w:w="70"/>
+              <w:bottom w:type="dxa" w:w="40"/>
+              <w:right w:type="dxa" w:w="70"/>
+            </w:tcMar>
+          </w:tcPr>
+          <w:p>
+            <w:pPr>
+              <w:spacing w:after="0" w:line="240"/>
+            </w:pPr>
+            <w:r>
+              <w:rPr>
+                <w:rFonts w:ascii="Calibri" w:cs="Calibri" w:eastAsia="Calibri" w:hAnsi="Calibri"/>
+                <w:b w:val="false"/>
+                <w:bCs w:val="false"/>
+                <w:color w:val="22303F"/>
+                <w:sz w:val="18"/>
+                <w:szCs w:val="18"/>
+              </w:rPr>
+              <w:t xml:space="preserve">string(100)?</w:t>
+            </w:r>
+          </w:p>
+        </w:tc>
+        <w:tc>
+          <w:tcPr>
+            <w:tcW w:type="dxa" w:w="1900"/>
+            <w:shd w:fill="F1F4F9" w:color="auto" w:val="clear"/>
+            <w:tcMar>
+              <w:top w:type="dxa" w:w="40"/>
+              <w:left w:type="dxa" w:w="70"/>
+              <w:bottom w:type="dxa" w:w="40"/>
+              <w:right w:type="dxa" w:w="70"/>
+            </w:tcMar>
+          </w:tcPr>
+          <w:p>
+            <w:pPr>
+              <w:spacing w:after="0" w:line="240"/>
+            </w:pPr>
+            <w:r>
+              <w:rPr>
+                <w:rFonts w:ascii="Calibri" w:cs="Calibri" w:eastAsia="Calibri" w:hAnsi="Calibri"/>
+                <w:b w:val="false"/>
+                <w:bCs w:val="false"/>
+                <w:color w:val="22303F"/>
+                <w:sz w:val="18"/>
+                <w:szCs w:val="18"/>
+              </w:rPr>
+              <w:t xml:space="preserve"/>
+            </w:r>
+          </w:p>
+        </w:tc>
+        <w:tc>
+          <w:tcPr>
+            <w:tcW w:type="dxa" w:w="2100"/>
+            <w:shd w:fill="F1F4F9" w:color="auto" w:val="clear"/>
+            <w:tcMar>
+              <w:top w:type="dxa" w:w="40"/>
+              <w:left w:type="dxa" w:w="70"/>
+              <w:bottom w:type="dxa" w:w="40"/>
+              <w:right w:type="dxa" w:w="70"/>
+            </w:tcMar>
+          </w:tcPr>
+          <w:p>
+            <w:pPr>
+              <w:spacing w:after="0" w:line="240"/>
+            </w:pPr>
+            <w:r>
+              <w:rPr>
+                <w:rFonts w:ascii="Calibri" w:cs="Calibri" w:eastAsia="Calibri" w:hAnsi="Calibri"/>
+                <w:b w:val="false"/>
+                <w:bCs w:val="false"/>
+                <w:color w:val="22303F"/>
+                <w:sz w:val="18"/>
+                <w:szCs w:val="18"/>
+              </w:rPr>
+              <w:t xml:space="preserve"/>
+            </w:r>
+          </w:p>
+        </w:tc>
+      </w:tr>
+      <w:tr>
+        <w:tc>
+          <w:tcPr>
+            <w:tcW w:type="dxa" w:w="3400"/>
+            <w:tcMar>
+              <w:top w:type="dxa" w:w="40"/>
+              <w:left w:type="dxa" w:w="70"/>
+              <w:bottom w:type="dxa" w:w="40"/>
+              <w:right w:type="dxa" w:w="70"/>
+            </w:tcMar>
+          </w:tcPr>
+          <w:p>
+            <w:pPr>
+              <w:spacing w:after="0" w:line="240"/>
+            </w:pPr>
+            <w:r>
+              <w:rPr>
+                <w:rFonts w:ascii="Calibri" w:cs="Calibri" w:eastAsia="Calibri" w:hAnsi="Calibri"/>
+                <w:b w:val="false"/>
+                <w:bCs w:val="false"/>
+                <w:color w:val="22303F"/>
+                <w:sz w:val="18"/>
+                <w:szCs w:val="18"/>
+              </w:rPr>
               <w:t xml:space="preserve">CreatedAt</w:t>
             </w:r>
           </w:p>
@@ -1637,7 +1732,6 @@
         <w:tc>
           <w:tcPr>
             <w:tcW w:type="dxa" w:w="2100"/>
-            <w:shd w:fill="F1F4F9" w:color="auto" w:val="clear"/>
             <w:tcMar>
               <w:top w:type="dxa" w:w="40"/>
               <w:left w:type="dxa" w:w="70"/>
@@ -1665,7 +1759,6 @@
         <w:tc>
           <w:tcPr>
             <w:tcW w:type="dxa" w:w="1900"/>
-            <w:shd w:fill="F1F4F9" w:color="auto" w:val="clear"/>
             <w:tcMar>
               <w:top w:type="dxa" w:w="40"/>
               <w:left w:type="dxa" w:w="70"/>
@@ -1693,7 +1786,6 @@
         <w:tc>
           <w:tcPr>
             <w:tcW w:type="dxa" w:w="2100"/>
-            <w:shd w:fill="F1F4F9" w:color="auto" w:val="clear"/>
             <w:tcMar>
               <w:top w:type="dxa" w:w="40"/>
               <w:left w:type="dxa" w:w="70"/>
@@ -3825,7 +3917,7 @@
                 <w:sz w:val="18"/>
                 <w:szCs w:val="18"/>
               </w:rPr>
-              <w:t xml:space="preserve">Administrator / NormalUser / LeasingManager</w:t>
+              <w:t xml:space="preserve">Administrator / NormalUser</w:t>
             </w:r>
           </w:p>
         </w:tc>
@@ -3939,7 +4031,7 @@
                 <w:sz w:val="18"/>
                 <w:szCs w:val="18"/>
               </w:rPr>
-              <w:t xml:space="preserve">Supplier / Landlord / Broker / Customer</w:t>
+              <w:t xml:space="preserve">Supplier</w:t>
             </w:r>
           </w:p>
         </w:tc>
@@ -7171,230 +7263,6 @@
                 <w:szCs w:val="18"/>
               </w:rPr>
               <w:t xml:space="preserve">Wizard tab Step (unique), Title, IsVisible.</w:t>
-            </w:r>
-          </w:p>
-        </w:tc>
-      </w:tr>
-      <w:tr>
-        <w:tc>
-          <w:tcPr>
-            <w:tcW w:type="dxa" w:w="3400"/>
-            <w:shd w:fill="F1F4F9" w:color="auto" w:val="clear"/>
-            <w:tcMar>
-              <w:top w:type="dxa" w:w="40"/>
-              <w:left w:type="dxa" w:w="70"/>
-              <w:bottom w:type="dxa" w:w="40"/>
-              <w:right w:type="dxa" w:w="70"/>
-            </w:tcMar>
-          </w:tcPr>
-          <w:p>
-            <w:pPr>
-              <w:spacing w:after="0" w:line="240"/>
-            </w:pPr>
-            <w:r>
-              <w:rPr>
-                <w:rFonts w:ascii="Calibri" w:cs="Calibri" w:eastAsia="Calibri" w:hAnsi="Calibri"/>
-                <w:b w:val="false"/>
-                <w:bCs w:val="false"/>
-                <w:color w:val="22303F"/>
-                <w:sz w:val="18"/>
-                <w:szCs w:val="18"/>
-              </w:rPr>
-              <w:t xml:space="preserve">CustomerDocumentType</w:t>
-            </w:r>
-          </w:p>
-        </w:tc>
-        <w:tc>
-          <w:tcPr>
-            <w:tcW w:type="dxa" w:w="2100"/>
-            <w:shd w:fill="F1F4F9" w:color="auto" w:val="clear"/>
-            <w:tcMar>
-              <w:top w:type="dxa" w:w="40"/>
-              <w:left w:type="dxa" w:w="70"/>
-              <w:bottom w:type="dxa" w:w="40"/>
-              <w:right w:type="dxa" w:w="70"/>
-            </w:tcMar>
-          </w:tcPr>
-          <w:p>
-            <w:pPr>
-              <w:spacing w:after="0" w:line="240"/>
-            </w:pPr>
-            <w:r>
-              <w:rPr>
-                <w:rFonts w:ascii="Calibri" w:cs="Calibri" w:eastAsia="Calibri" w:hAnsi="Calibri"/>
-                <w:b w:val="false"/>
-                <w:bCs w:val="false"/>
-                <w:color w:val="22303F"/>
-                <w:sz w:val="18"/>
-                <w:szCs w:val="18"/>
-              </w:rPr>
-              <w:t xml:space="preserve"/>
-            </w:r>
-          </w:p>
-        </w:tc>
-        <w:tc>
-          <w:tcPr>
-            <w:tcW w:type="dxa" w:w="1900"/>
-            <w:shd w:fill="F1F4F9" w:color="auto" w:val="clear"/>
-            <w:tcMar>
-              <w:top w:type="dxa" w:w="40"/>
-              <w:left w:type="dxa" w:w="70"/>
-              <w:bottom w:type="dxa" w:w="40"/>
-              <w:right w:type="dxa" w:w="70"/>
-            </w:tcMar>
-          </w:tcPr>
-          <w:p>
-            <w:pPr>
-              <w:spacing w:after="0" w:line="240"/>
-            </w:pPr>
-            <w:r>
-              <w:rPr>
-                <w:rFonts w:ascii="Calibri" w:cs="Calibri" w:eastAsia="Calibri" w:hAnsi="Calibri"/>
-                <w:b w:val="false"/>
-                <w:bCs w:val="false"/>
-                <w:color w:val="22303F"/>
-                <w:sz w:val="18"/>
-                <w:szCs w:val="18"/>
-              </w:rPr>
-              <w:t xml:space="preserve"/>
-            </w:r>
-          </w:p>
-        </w:tc>
-        <w:tc>
-          <w:tcPr>
-            <w:tcW w:type="dxa" w:w="2100"/>
-            <w:shd w:fill="F1F4F9" w:color="auto" w:val="clear"/>
-            <w:tcMar>
-              <w:top w:type="dxa" w:w="40"/>
-              <w:left w:type="dxa" w:w="70"/>
-              <w:bottom w:type="dxa" w:w="40"/>
-              <w:right w:type="dxa" w:w="70"/>
-            </w:tcMar>
-          </w:tcPr>
-          <w:p>
-            <w:pPr>
-              <w:spacing w:after="0" w:line="240"/>
-            </w:pPr>
-            <w:r>
-              <w:rPr>
-                <w:rFonts w:ascii="Calibri" w:cs="Calibri" w:eastAsia="Calibri" w:hAnsi="Calibri"/>
-                <w:b w:val="false"/>
-                <w:bCs w:val="false"/>
-                <w:color w:val="22303F"/>
-                <w:sz w:val="18"/>
-                <w:szCs w:val="18"/>
-              </w:rPr>
-              <w:t xml:space="preserve">Configurable KYC checklist: Name, Requirement, IsRequired, Sequence, IsActive.</w:t>
-            </w:r>
-          </w:p>
-        </w:tc>
-      </w:tr>
-      <w:tr>
-        <w:tc>
-          <w:tcPr>
-            <w:tcW w:type="dxa" w:w="3400"/>
-            <w:tcMar>
-              <w:top w:type="dxa" w:w="40"/>
-              <w:left w:type="dxa" w:w="70"/>
-              <w:bottom w:type="dxa" w:w="40"/>
-              <w:right w:type="dxa" w:w="70"/>
-            </w:tcMar>
-          </w:tcPr>
-          <w:p>
-            <w:pPr>
-              <w:spacing w:after="0" w:line="240"/>
-            </w:pPr>
-            <w:r>
-              <w:rPr>
-                <w:rFonts w:ascii="Calibri" w:cs="Calibri" w:eastAsia="Calibri" w:hAnsi="Calibri"/>
-                <w:b w:val="false"/>
-                <w:bCs w:val="false"/>
-                <w:color w:val="22303F"/>
-                <w:sz w:val="18"/>
-                <w:szCs w:val="18"/>
-              </w:rPr>
-              <w:t xml:space="preserve">CustomerFieldConfig</w:t>
-            </w:r>
-          </w:p>
-        </w:tc>
-        <w:tc>
-          <w:tcPr>
-            <w:tcW w:type="dxa" w:w="2100"/>
-            <w:tcMar>
-              <w:top w:type="dxa" w:w="40"/>
-              <w:left w:type="dxa" w:w="70"/>
-              <w:bottom w:type="dxa" w:w="40"/>
-              <w:right w:type="dxa" w:w="70"/>
-            </w:tcMar>
-          </w:tcPr>
-          <w:p>
-            <w:pPr>
-              <w:spacing w:after="0" w:line="240"/>
-            </w:pPr>
-            <w:r>
-              <w:rPr>
-                <w:rFonts w:ascii="Calibri" w:cs="Calibri" w:eastAsia="Calibri" w:hAnsi="Calibri"/>
-                <w:b w:val="false"/>
-                <w:bCs w:val="false"/>
-                <w:color w:val="22303F"/>
-                <w:sz w:val="18"/>
-                <w:szCs w:val="18"/>
-              </w:rPr>
-              <w:t xml:space="preserve"/>
-            </w:r>
-          </w:p>
-        </w:tc>
-        <w:tc>
-          <w:tcPr>
-            <w:tcW w:type="dxa" w:w="1900"/>
-            <w:tcMar>
-              <w:top w:type="dxa" w:w="40"/>
-              <w:left w:type="dxa" w:w="70"/>
-              <w:bottom w:type="dxa" w:w="40"/>
-              <w:right w:type="dxa" w:w="70"/>
-            </w:tcMar>
-          </w:tcPr>
-          <w:p>
-            <w:pPr>
-              <w:spacing w:after="0" w:line="240"/>
-            </w:pPr>
-            <w:r>
-              <w:rPr>
-                <w:rFonts w:ascii="Calibri" w:cs="Calibri" w:eastAsia="Calibri" w:hAnsi="Calibri"/>
-                <w:b w:val="false"/>
-                <w:bCs w:val="false"/>
-                <w:color w:val="22303F"/>
-                <w:sz w:val="18"/>
-                <w:szCs w:val="18"/>
-              </w:rPr>
-              <w:t xml:space="preserve"/>
-            </w:r>
-          </w:p>
-        </w:tc>
-        <w:tc>
-          <w:tcPr>
-            <w:tcW w:type="dxa" w:w="2100"/>
-            <w:tcMar>
-              <w:top w:type="dxa" w:w="40"/>
-              <w:left w:type="dxa" w:w="70"/>
-              <w:bottom w:type="dxa" w:w="40"/>
-              <w:right w:type="dxa" w:w="70"/>
-            </w:tcMar>
-          </w:tcPr>
-          <w:p>
-            <w:pPr>
-              <w:spacing w:after="0" w:line="240"/>
-            </w:pPr>
-            <w:r>
-              <w:rPr>
-                <w:rFonts w:ascii="Calibri" w:cs="Calibri" w:eastAsia="Calibri" w:hAnsi="Calibri"/>
-                <w:b w:val="false"/>
-                <w:bCs w:val="false"/>
-                <w:color w:val="22303F"/>
-                <w:sz w:val="18"/>
-                <w:szCs w:val="18"/>
-              </w:rPr>
-              <w:t xml:space="preserve">Per-field: Section, GroupName, Sequence, FieldKind, Business/Customer control, IsVisible, IsRequired.</w:t>
             </w:r>
           </w:p>
         </w:tc>
@@ -9114,1925 +8982,7 @@
           <w:sz w:val="30"/>
           <w:szCs w:val="30"/>
         </w:rPr>
-        <w:t xml:space="preserve">4. Customer Domain (dbo)</w:t>
-      </w:r>
-    </w:p>
-    <w:tbl>
-      <w:tblPr>
-        <w:tblW w:type="dxa" w:w="9500"/>
-        <w:tblBorders>
-          <w:top w:val="single" w:color="D3DAE6" w:sz="4"/>
-          <w:left w:val="single" w:color="D3DAE6" w:sz="4"/>
-          <w:bottom w:val="single" w:color="D3DAE6" w:sz="4"/>
-          <w:right w:val="single" w:color="D3DAE6" w:sz="4"/>
-          <w:insideH w:val="single" w:color="D3DAE6" w:sz="4"/>
-          <w:insideV w:val="single" w:color="D3DAE6" w:sz="4"/>
-        </w:tblBorders>
-      </w:tblPr>
-      <w:tblGrid>
-        <w:gridCol w:w="3400"/>
-        <w:gridCol w:w="2100"/>
-        <w:gridCol w:w="1900"/>
-        <w:gridCol w:w="2100"/>
-      </w:tblGrid>
-      <w:tr>
-        <w:trPr>
-          <w:tblHeader/>
-        </w:trPr>
-        <w:tc>
-          <w:tcPr>
-            <w:tcW w:type="dxa" w:w="3400"/>
-            <w:shd w:fill="0B2545" w:color="auto" w:val="clear"/>
-            <w:tcMar>
-              <w:top w:type="dxa" w:w="40"/>
-              <w:left w:type="dxa" w:w="70"/>
-              <w:bottom w:type="dxa" w:w="40"/>
-              <w:right w:type="dxa" w:w="70"/>
-            </w:tcMar>
-          </w:tcPr>
-          <w:p>
-            <w:pPr>
-              <w:spacing w:after="0" w:line="240"/>
-            </w:pPr>
-            <w:r>
-              <w:rPr>
-                <w:rFonts w:ascii="Calibri" w:cs="Calibri" w:eastAsia="Calibri" w:hAnsi="Calibri"/>
-                <w:b/>
-                <w:bCs/>
-                <w:color w:val="FFFFFF"/>
-                <w:sz w:val="18"/>
-                <w:szCs w:val="18"/>
-              </w:rPr>
-              <w:t xml:space="preserve">Column</w:t>
-            </w:r>
-          </w:p>
-        </w:tc>
-        <w:tc>
-          <w:tcPr>
-            <w:tcW w:type="dxa" w:w="2100"/>
-            <w:shd w:fill="0B2545" w:color="auto" w:val="clear"/>
-            <w:tcMar>
-              <w:top w:type="dxa" w:w="40"/>
-              <w:left w:type="dxa" w:w="70"/>
-              <w:bottom w:type="dxa" w:w="40"/>
-              <w:right w:type="dxa" w:w="70"/>
-            </w:tcMar>
-          </w:tcPr>
-          <w:p>
-            <w:pPr>
-              <w:spacing w:after="0" w:line="240"/>
-            </w:pPr>
-            <w:r>
-              <w:rPr>
-                <w:rFonts w:ascii="Calibri" w:cs="Calibri" w:eastAsia="Calibri" w:hAnsi="Calibri"/>
-                <w:b/>
-                <w:bCs/>
-                <w:color w:val="FFFFFF"/>
-                <w:sz w:val="18"/>
-                <w:szCs w:val="18"/>
-              </w:rPr>
-              <w:t xml:space="preserve">Type</w:t>
-            </w:r>
-          </w:p>
-        </w:tc>
-        <w:tc>
-          <w:tcPr>
-            <w:tcW w:type="dxa" w:w="1900"/>
-            <w:shd w:fill="0B2545" w:color="auto" w:val="clear"/>
-            <w:tcMar>
-              <w:top w:type="dxa" w:w="40"/>
-              <w:left w:type="dxa" w:w="70"/>
-              <w:bottom w:type="dxa" w:w="40"/>
-              <w:right w:type="dxa" w:w="70"/>
-            </w:tcMar>
-          </w:tcPr>
-          <w:p>
-            <w:pPr>
-              <w:spacing w:after="0" w:line="240"/>
-            </w:pPr>
-            <w:r>
-              <w:rPr>
-                <w:rFonts w:ascii="Calibri" w:cs="Calibri" w:eastAsia="Calibri" w:hAnsi="Calibri"/>
-                <w:b/>
-                <w:bCs/>
-                <w:color w:val="FFFFFF"/>
-                <w:sz w:val="18"/>
-                <w:szCs w:val="18"/>
-              </w:rPr>
-              <w:t xml:space="preserve">Key / FK</w:t>
-            </w:r>
-          </w:p>
-        </w:tc>
-        <w:tc>
-          <w:tcPr>
-            <w:tcW w:type="dxa" w:w="2100"/>
-            <w:shd w:fill="0B2545" w:color="auto" w:val="clear"/>
-            <w:tcMar>
-              <w:top w:type="dxa" w:w="40"/>
-              <w:left w:type="dxa" w:w="70"/>
-              <w:bottom w:type="dxa" w:w="40"/>
-              <w:right w:type="dxa" w:w="70"/>
-            </w:tcMar>
-          </w:tcPr>
-          <w:p>
-            <w:pPr>
-              <w:spacing w:after="0" w:line="240"/>
-            </w:pPr>
-            <w:r>
-              <w:rPr>
-                <w:rFonts w:ascii="Calibri" w:cs="Calibri" w:eastAsia="Calibri" w:hAnsi="Calibri"/>
-                <w:b/>
-                <w:bCs/>
-                <w:color w:val="FFFFFF"/>
-                <w:sz w:val="18"/>
-                <w:szCs w:val="18"/>
-              </w:rPr>
-              <w:t xml:space="preserve">Notes</w:t>
-            </w:r>
-          </w:p>
-        </w:tc>
-      </w:tr>
-      <w:tr>
-        <w:tc>
-          <w:tcPr>
-            <w:tcW w:type="dxa" w:w="3400"/>
-            <w:shd w:fill="F1F4F9" w:color="auto" w:val="clear"/>
-            <w:tcMar>
-              <w:top w:type="dxa" w:w="40"/>
-              <w:left w:type="dxa" w:w="70"/>
-              <w:bottom w:type="dxa" w:w="40"/>
-              <w:right w:type="dxa" w:w="70"/>
-            </w:tcMar>
-          </w:tcPr>
-          <w:p>
-            <w:pPr>
-              <w:spacing w:after="0" w:line="240"/>
-            </w:pPr>
-            <w:r>
-              <w:rPr>
-                <w:rFonts w:ascii="Calibri" w:cs="Calibri" w:eastAsia="Calibri" w:hAnsi="Calibri"/>
-                <w:b w:val="false"/>
-                <w:bCs w:val="false"/>
-                <w:color w:val="22303F"/>
-                <w:sz w:val="18"/>
-                <w:szCs w:val="18"/>
-              </w:rPr>
-              <w:t xml:space="preserve">Customer</w:t>
-            </w:r>
-          </w:p>
-        </w:tc>
-        <w:tc>
-          <w:tcPr>
-            <w:tcW w:type="dxa" w:w="2100"/>
-            <w:shd w:fill="F1F4F9" w:color="auto" w:val="clear"/>
-            <w:tcMar>
-              <w:top w:type="dxa" w:w="40"/>
-              <w:left w:type="dxa" w:w="70"/>
-              <w:bottom w:type="dxa" w:w="40"/>
-              <w:right w:type="dxa" w:w="70"/>
-            </w:tcMar>
-          </w:tcPr>
-          <w:p>
-            <w:pPr>
-              <w:spacing w:after="0" w:line="240"/>
-            </w:pPr>
-            <w:r>
-              <w:rPr>
-                <w:rFonts w:ascii="Calibri" w:cs="Calibri" w:eastAsia="Calibri" w:hAnsi="Calibri"/>
-                <w:b w:val="false"/>
-                <w:bCs w:val="false"/>
-                <w:color w:val="22303F"/>
-                <w:sz w:val="18"/>
-                <w:szCs w:val="18"/>
-              </w:rPr>
-              <w:t xml:space="preserve"/>
-            </w:r>
-          </w:p>
-        </w:tc>
-        <w:tc>
-          <w:tcPr>
-            <w:tcW w:type="dxa" w:w="1900"/>
-            <w:shd w:fill="F1F4F9" w:color="auto" w:val="clear"/>
-            <w:tcMar>
-              <w:top w:type="dxa" w:w="40"/>
-              <w:left w:type="dxa" w:w="70"/>
-              <w:bottom w:type="dxa" w:w="40"/>
-              <w:right w:type="dxa" w:w="70"/>
-            </w:tcMar>
-          </w:tcPr>
-          <w:p>
-            <w:pPr>
-              <w:spacing w:after="0" w:line="240"/>
-            </w:pPr>
-            <w:r>
-              <w:rPr>
-                <w:rFonts w:ascii="Calibri" w:cs="Calibri" w:eastAsia="Calibri" w:hAnsi="Calibri"/>
-                <w:b w:val="false"/>
-                <w:bCs w:val="false"/>
-                <w:color w:val="22303F"/>
-                <w:sz w:val="18"/>
-                <w:szCs w:val="18"/>
-              </w:rPr>
-              <w:t xml:space="preserve">FK → BusinessUnit (Restrict, optional)</w:t>
-            </w:r>
-          </w:p>
-        </w:tc>
-        <w:tc>
-          <w:tcPr>
-            <w:tcW w:type="dxa" w:w="2100"/>
-            <w:shd w:fill="F1F4F9" w:color="auto" w:val="clear"/>
-            <w:tcMar>
-              <w:top w:type="dxa" w:w="40"/>
-              <w:left w:type="dxa" w:w="70"/>
-              <w:bottom w:type="dxa" w:w="40"/>
-              <w:right w:type="dxa" w:w="70"/>
-            </w:tcMar>
-          </w:tcPr>
-          <w:p>
-            <w:pPr>
-              <w:spacing w:after="0" w:line="240"/>
-            </w:pPr>
-            <w:r>
-              <w:rPr>
-                <w:rFonts w:ascii="Calibri" w:cs="Calibri" w:eastAsia="Calibri" w:hAnsi="Calibri"/>
-                <w:b w:val="false"/>
-                <w:bCs w:val="false"/>
-                <w:color w:val="22303F"/>
-                <w:sz w:val="18"/>
-                <w:szCs w:val="18"/>
-              </w:rPr>
-              <w:t xml:space="preserve">CST/KYC master (~60 account fields, mostly free text). Status Draft→For Review→Completed/Returned. BaanRef/CustomerId/CustomerCode</w:t>
-            </w:r>
-          </w:p>
-        </w:tc>
-      </w:tr>
-      <w:tr>
-        <w:tc>
-          <w:tcPr>
-            <w:tcW w:type="dxa" w:w="3400"/>
-            <w:tcMar>
-              <w:top w:type="dxa" w:w="40"/>
-              <w:left w:type="dxa" w:w="70"/>
-              <w:bottom w:type="dxa" w:w="40"/>
-              <w:right w:type="dxa" w:w="70"/>
-            </w:tcMar>
-          </w:tcPr>
-          <w:p>
-            <w:pPr>
-              <w:spacing w:after="0" w:line="240"/>
-            </w:pPr>
-            <w:r>
-              <w:rPr>
-                <w:rFonts w:ascii="Calibri" w:cs="Calibri" w:eastAsia="Calibri" w:hAnsi="Calibri"/>
-                <w:b w:val="false"/>
-                <w:bCs w:val="false"/>
-                <w:color w:val="22303F"/>
-                <w:sz w:val="18"/>
-                <w:szCs w:val="18"/>
-              </w:rPr>
-              <w:t xml:space="preserve">CustomerContact</w:t>
-            </w:r>
-          </w:p>
-        </w:tc>
-        <w:tc>
-          <w:tcPr>
-            <w:tcW w:type="dxa" w:w="2100"/>
-            <w:tcMar>
-              <w:top w:type="dxa" w:w="40"/>
-              <w:left w:type="dxa" w:w="70"/>
-              <w:bottom w:type="dxa" w:w="40"/>
-              <w:right w:type="dxa" w:w="70"/>
-            </w:tcMar>
-          </w:tcPr>
-          <w:p>
-            <w:pPr>
-              <w:spacing w:after="0" w:line="240"/>
-            </w:pPr>
-            <w:r>
-              <w:rPr>
-                <w:rFonts w:ascii="Calibri" w:cs="Calibri" w:eastAsia="Calibri" w:hAnsi="Calibri"/>
-                <w:b w:val="false"/>
-                <w:bCs w:val="false"/>
-                <w:color w:val="22303F"/>
-                <w:sz w:val="18"/>
-                <w:szCs w:val="18"/>
-              </w:rPr>
-              <w:t xml:space="preserve"/>
-            </w:r>
-          </w:p>
-        </w:tc>
-        <w:tc>
-          <w:tcPr>
-            <w:tcW w:type="dxa" w:w="1900"/>
-            <w:tcMar>
-              <w:top w:type="dxa" w:w="40"/>
-              <w:left w:type="dxa" w:w="70"/>
-              <w:bottom w:type="dxa" w:w="40"/>
-              <w:right w:type="dxa" w:w="70"/>
-            </w:tcMar>
-          </w:tcPr>
-          <w:p>
-            <w:pPr>
-              <w:spacing w:after="0" w:line="240"/>
-            </w:pPr>
-            <w:r>
-              <w:rPr>
-                <w:rFonts w:ascii="Calibri" w:cs="Calibri" w:eastAsia="Calibri" w:hAnsi="Calibri"/>
-                <w:b w:val="false"/>
-                <w:bCs w:val="false"/>
-                <w:color w:val="22303F"/>
-                <w:sz w:val="18"/>
-                <w:szCs w:val="18"/>
-              </w:rPr>
-              <w:t xml:space="preserve">FK → Customer (Cascade, 1-to-1)</w:t>
-            </w:r>
-          </w:p>
-        </w:tc>
-        <w:tc>
-          <w:tcPr>
-            <w:tcW w:type="dxa" w:w="2100"/>
-            <w:tcMar>
-              <w:top w:type="dxa" w:w="40"/>
-              <w:left w:type="dxa" w:w="70"/>
-              <w:bottom w:type="dxa" w:w="40"/>
-              <w:right w:type="dxa" w:w="70"/>
-            </w:tcMar>
-          </w:tcPr>
-          <w:p>
-            <w:pPr>
-              <w:spacing w:after="0" w:line="240"/>
-            </w:pPr>
-            <w:r>
-              <w:rPr>
-                <w:rFonts w:ascii="Calibri" w:cs="Calibri" w:eastAsia="Calibri" w:hAnsi="Calibri"/>
-                <w:b w:val="false"/>
-                <w:bCs w:val="false"/>
-                <w:color w:val="22303F"/>
-                <w:sz w:val="18"/>
-                <w:szCs w:val="18"/>
-              </w:rPr>
-              <w:t xml:space="preserve">~74 KYC contact fields (identity, passport, visa, UAE Pass, PEP, employer)</w:t>
-            </w:r>
-          </w:p>
-        </w:tc>
-      </w:tr>
-      <w:tr>
-        <w:tc>
-          <w:tcPr>
-            <w:tcW w:type="dxa" w:w="3400"/>
-            <w:shd w:fill="F1F4F9" w:color="auto" w:val="clear"/>
-            <w:tcMar>
-              <w:top w:type="dxa" w:w="40"/>
-              <w:left w:type="dxa" w:w="70"/>
-              <w:bottom w:type="dxa" w:w="40"/>
-              <w:right w:type="dxa" w:w="70"/>
-            </w:tcMar>
-          </w:tcPr>
-          <w:p>
-            <w:pPr>
-              <w:spacing w:after="0" w:line="240"/>
-            </w:pPr>
-            <w:r>
-              <w:rPr>
-                <w:rFonts w:ascii="Calibri" w:cs="Calibri" w:eastAsia="Calibri" w:hAnsi="Calibri"/>
-                <w:b w:val="false"/>
-                <w:bCs w:val="false"/>
-                <w:color w:val="22303F"/>
-                <w:sz w:val="18"/>
-                <w:szCs w:val="18"/>
-              </w:rPr>
-              <w:t xml:space="preserve">CustomerDocument</w:t>
-            </w:r>
-          </w:p>
-        </w:tc>
-        <w:tc>
-          <w:tcPr>
-            <w:tcW w:type="dxa" w:w="2100"/>
-            <w:shd w:fill="F1F4F9" w:color="auto" w:val="clear"/>
-            <w:tcMar>
-              <w:top w:type="dxa" w:w="40"/>
-              <w:left w:type="dxa" w:w="70"/>
-              <w:bottom w:type="dxa" w:w="40"/>
-              <w:right w:type="dxa" w:w="70"/>
-            </w:tcMar>
-          </w:tcPr>
-          <w:p>
-            <w:pPr>
-              <w:spacing w:after="0" w:line="240"/>
-            </w:pPr>
-            <w:r>
-              <w:rPr>
-                <w:rFonts w:ascii="Calibri" w:cs="Calibri" w:eastAsia="Calibri" w:hAnsi="Calibri"/>
-                <w:b w:val="false"/>
-                <w:bCs w:val="false"/>
-                <w:color w:val="22303F"/>
-                <w:sz w:val="18"/>
-                <w:szCs w:val="18"/>
-              </w:rPr>
-              <w:t xml:space="preserve"/>
-            </w:r>
-          </w:p>
-        </w:tc>
-        <w:tc>
-          <w:tcPr>
-            <w:tcW w:type="dxa" w:w="1900"/>
-            <w:shd w:fill="F1F4F9" w:color="auto" w:val="clear"/>
-            <w:tcMar>
-              <w:top w:type="dxa" w:w="40"/>
-              <w:left w:type="dxa" w:w="70"/>
-              <w:bottom w:type="dxa" w:w="40"/>
-              <w:right w:type="dxa" w:w="70"/>
-            </w:tcMar>
-          </w:tcPr>
-          <w:p>
-            <w:pPr>
-              <w:spacing w:after="0" w:line="240"/>
-            </w:pPr>
-            <w:r>
-              <w:rPr>
-                <w:rFonts w:ascii="Calibri" w:cs="Calibri" w:eastAsia="Calibri" w:hAnsi="Calibri"/>
-                <w:b w:val="false"/>
-                <w:bCs w:val="false"/>
-                <w:color w:val="22303F"/>
-                <w:sz w:val="18"/>
-                <w:szCs w:val="18"/>
-              </w:rPr>
-              <w:t xml:space="preserve">FK → Customer (Cascade)</w:t>
-            </w:r>
-          </w:p>
-        </w:tc>
-        <w:tc>
-          <w:tcPr>
-            <w:tcW w:type="dxa" w:w="2100"/>
-            <w:shd w:fill="F1F4F9" w:color="auto" w:val="clear"/>
-            <w:tcMar>
-              <w:top w:type="dxa" w:w="40"/>
-              <w:left w:type="dxa" w:w="70"/>
-              <w:bottom w:type="dxa" w:w="40"/>
-              <w:right w:type="dxa" w:w="70"/>
-            </w:tcMar>
-          </w:tcPr>
-          <w:p>
-            <w:pPr>
-              <w:spacing w:after="0" w:line="240"/>
-            </w:pPr>
-            <w:r>
-              <w:rPr>
-                <w:rFonts w:ascii="Calibri" w:cs="Calibri" w:eastAsia="Calibri" w:hAnsi="Calibri"/>
-                <w:b w:val="false"/>
-                <w:bCs w:val="false"/>
-                <w:color w:val="22303F"/>
-                <w:sz w:val="18"/>
-                <w:szCs w:val="18"/>
-              </w:rPr>
-              <w:t xml:space="preserve">KYC files; Content (byte[]) or BlobKey; DocumentType (string)</w:t>
-            </w:r>
-          </w:p>
-        </w:tc>
-      </w:tr>
-      <w:tr>
-        <w:tc>
-          <w:tcPr>
-            <w:tcW w:type="dxa" w:w="3400"/>
-            <w:tcMar>
-              <w:top w:type="dxa" w:w="40"/>
-              <w:left w:type="dxa" w:w="70"/>
-              <w:bottom w:type="dxa" w:w="40"/>
-              <w:right w:type="dxa" w:w="70"/>
-            </w:tcMar>
-          </w:tcPr>
-          <w:p>
-            <w:pPr>
-              <w:spacing w:after="0" w:line="240"/>
-            </w:pPr>
-            <w:r>
-              <w:rPr>
-                <w:rFonts w:ascii="Calibri" w:cs="Calibri" w:eastAsia="Calibri" w:hAnsi="Calibri"/>
-                <w:b w:val="false"/>
-                <w:bCs w:val="false"/>
-                <w:color w:val="22303F"/>
-                <w:sz w:val="18"/>
-                <w:szCs w:val="18"/>
-              </w:rPr>
-              <w:t xml:space="preserve">CustomerAccessToken</w:t>
-            </w:r>
-          </w:p>
-        </w:tc>
-        <w:tc>
-          <w:tcPr>
-            <w:tcW w:type="dxa" w:w="2100"/>
-            <w:tcMar>
-              <w:top w:type="dxa" w:w="40"/>
-              <w:left w:type="dxa" w:w="70"/>
-              <w:bottom w:type="dxa" w:w="40"/>
-              <w:right w:type="dxa" w:w="70"/>
-            </w:tcMar>
-          </w:tcPr>
-          <w:p>
-            <w:pPr>
-              <w:spacing w:after="0" w:line="240"/>
-            </w:pPr>
-            <w:r>
-              <w:rPr>
-                <w:rFonts w:ascii="Calibri" w:cs="Calibri" w:eastAsia="Calibri" w:hAnsi="Calibri"/>
-                <w:b w:val="false"/>
-                <w:bCs w:val="false"/>
-                <w:color w:val="22303F"/>
-                <w:sz w:val="18"/>
-                <w:szCs w:val="18"/>
-              </w:rPr>
-              <w:t xml:space="preserve"/>
-            </w:r>
-          </w:p>
-        </w:tc>
-        <w:tc>
-          <w:tcPr>
-            <w:tcW w:type="dxa" w:w="1900"/>
-            <w:tcMar>
-              <w:top w:type="dxa" w:w="40"/>
-              <w:left w:type="dxa" w:w="70"/>
-              <w:bottom w:type="dxa" w:w="40"/>
-              <w:right w:type="dxa" w:w="70"/>
-            </w:tcMar>
-          </w:tcPr>
-          <w:p>
-            <w:pPr>
-              <w:spacing w:after="0" w:line="240"/>
-            </w:pPr>
-            <w:r>
-              <w:rPr>
-                <w:rFonts w:ascii="Calibri" w:cs="Calibri" w:eastAsia="Calibri" w:hAnsi="Calibri"/>
-                <w:b w:val="false"/>
-                <w:bCs w:val="false"/>
-                <w:color w:val="22303F"/>
-                <w:sz w:val="18"/>
-                <w:szCs w:val="18"/>
-              </w:rPr>
-              <w:t xml:space="preserve">FK → Customer (Cascade)</w:t>
-            </w:r>
-          </w:p>
-        </w:tc>
-        <w:tc>
-          <w:tcPr>
-            <w:tcW w:type="dxa" w:w="2100"/>
-            <w:tcMar>
-              <w:top w:type="dxa" w:w="40"/>
-              <w:left w:type="dxa" w:w="70"/>
-              <w:bottom w:type="dxa" w:w="40"/>
-              <w:right w:type="dxa" w:w="70"/>
-            </w:tcMar>
-          </w:tcPr>
-          <w:p>
-            <w:pPr>
-              <w:spacing w:after="0" w:line="240"/>
-            </w:pPr>
-            <w:r>
-              <w:rPr>
-                <w:rFonts w:ascii="Calibri" w:cs="Calibri" w:eastAsia="Calibri" w:hAnsi="Calibri"/>
-                <w:b w:val="false"/>
-                <w:bCs w:val="false"/>
-                <w:color w:val="22303F"/>
-                <w:sz w:val="18"/>
-                <w:szCs w:val="18"/>
-              </w:rPr>
-              <w:t xml:space="preserve">Self-service link + OTP + session hashes</w:t>
-            </w:r>
-          </w:p>
-        </w:tc>
-      </w:tr>
-    </w:tbl>
-    <w:p>
-      <w:pPr>
-        <w:spacing w:after="120" w:line="276"/>
-      </w:pPr>
-      <w:r>
-        <w:rPr>
-          <w:rFonts w:ascii="Calibri" w:cs="Calibri" w:eastAsia="Calibri" w:hAnsi="Calibri"/>
-          <w:color w:val="6B7280"/>
-          <w:sz w:val="18"/>
-          <w:szCs w:val="18"/>
-        </w:rPr>
-        <w:t xml:space="preserve">Customer LOV-style fields (account type, nationality, country, etc.) are stored as free-text string columns, not foreign keys. The Customer's only real foreign key is BusinessUnitId.</w:t>
-      </w:r>
-    </w:p>
-    <w:p>
-      <w:pPr>
-        <w:pStyle w:val="Heading1"/>
-        <w:spacing w:after="120" w:before="260"/>
-      </w:pPr>
-      <w:r>
-        <w:rPr>
-          <w:rFonts w:ascii="Calibri" w:cs="Calibri" w:eastAsia="Calibri" w:hAnsi="Calibri"/>
-          <w:b/>
-          <w:bCs/>
-          <w:color w:val="0B2545"/>
-          <w:sz w:val="30"/>
-          <w:szCs w:val="30"/>
-        </w:rPr>
-        <w:t xml:space="preserve">5. Leasing / Landlord Domain (leasing schema)</w:t>
-      </w:r>
-    </w:p>
-    <w:p>
-      <w:pPr>
-        <w:spacing w:after="120" w:line="276"/>
-      </w:pPr>
-      <w:r>
-        <w:rPr>
-          <w:rFonts w:ascii="Calibri" w:cs="Calibri" w:eastAsia="Calibri" w:hAnsi="Calibri"/>
-          <w:sz w:val="21"/>
-          <w:szCs w:val="21"/>
-        </w:rPr>
-        <w:t xml:space="preserve">A separate bounded context (LeasingDbContext) with its own migration history. Reads the read-only dbo.Property view; owns the leasing.* tables.</w:t>
-      </w:r>
-    </w:p>
-    <w:tbl>
-      <w:tblPr>
-        <w:tblW w:type="dxa" w:w="9500"/>
-        <w:tblBorders>
-          <w:top w:val="single" w:color="D3DAE6" w:sz="4"/>
-          <w:left w:val="single" w:color="D3DAE6" w:sz="4"/>
-          <w:bottom w:val="single" w:color="D3DAE6" w:sz="4"/>
-          <w:right w:val="single" w:color="D3DAE6" w:sz="4"/>
-          <w:insideH w:val="single" w:color="D3DAE6" w:sz="4"/>
-          <w:insideV w:val="single" w:color="D3DAE6" w:sz="4"/>
-        </w:tblBorders>
-      </w:tblPr>
-      <w:tblGrid>
-        <w:gridCol w:w="3400"/>
-        <w:gridCol w:w="2100"/>
-        <w:gridCol w:w="1900"/>
-        <w:gridCol w:w="2100"/>
-      </w:tblGrid>
-      <w:tr>
-        <w:trPr>
-          <w:tblHeader/>
-        </w:trPr>
-        <w:tc>
-          <w:tcPr>
-            <w:tcW w:type="dxa" w:w="3400"/>
-            <w:shd w:fill="0B2545" w:color="auto" w:val="clear"/>
-            <w:tcMar>
-              <w:top w:type="dxa" w:w="40"/>
-              <w:left w:type="dxa" w:w="70"/>
-              <w:bottom w:type="dxa" w:w="40"/>
-              <w:right w:type="dxa" w:w="70"/>
-            </w:tcMar>
-          </w:tcPr>
-          <w:p>
-            <w:pPr>
-              <w:spacing w:after="0" w:line="240"/>
-            </w:pPr>
-            <w:r>
-              <w:rPr>
-                <w:rFonts w:ascii="Calibri" w:cs="Calibri" w:eastAsia="Calibri" w:hAnsi="Calibri"/>
-                <w:b/>
-                <w:bCs/>
-                <w:color w:val="FFFFFF"/>
-                <w:sz w:val="18"/>
-                <w:szCs w:val="18"/>
-              </w:rPr>
-              <w:t xml:space="preserve">Column</w:t>
-            </w:r>
-          </w:p>
-        </w:tc>
-        <w:tc>
-          <w:tcPr>
-            <w:tcW w:type="dxa" w:w="2100"/>
-            <w:shd w:fill="0B2545" w:color="auto" w:val="clear"/>
-            <w:tcMar>
-              <w:top w:type="dxa" w:w="40"/>
-              <w:left w:type="dxa" w:w="70"/>
-              <w:bottom w:type="dxa" w:w="40"/>
-              <w:right w:type="dxa" w:w="70"/>
-            </w:tcMar>
-          </w:tcPr>
-          <w:p>
-            <w:pPr>
-              <w:spacing w:after="0" w:line="240"/>
-            </w:pPr>
-            <w:r>
-              <w:rPr>
-                <w:rFonts w:ascii="Calibri" w:cs="Calibri" w:eastAsia="Calibri" w:hAnsi="Calibri"/>
-                <w:b/>
-                <w:bCs/>
-                <w:color w:val="FFFFFF"/>
-                <w:sz w:val="18"/>
-                <w:szCs w:val="18"/>
-              </w:rPr>
-              <w:t xml:space="preserve">Type</w:t>
-            </w:r>
-          </w:p>
-        </w:tc>
-        <w:tc>
-          <w:tcPr>
-            <w:tcW w:type="dxa" w:w="1900"/>
-            <w:shd w:fill="0B2545" w:color="auto" w:val="clear"/>
-            <w:tcMar>
-              <w:top w:type="dxa" w:w="40"/>
-              <w:left w:type="dxa" w:w="70"/>
-              <w:bottom w:type="dxa" w:w="40"/>
-              <w:right w:type="dxa" w:w="70"/>
-            </w:tcMar>
-          </w:tcPr>
-          <w:p>
-            <w:pPr>
-              <w:spacing w:after="0" w:line="240"/>
-            </w:pPr>
-            <w:r>
-              <w:rPr>
-                <w:rFonts w:ascii="Calibri" w:cs="Calibri" w:eastAsia="Calibri" w:hAnsi="Calibri"/>
-                <w:b/>
-                <w:bCs/>
-                <w:color w:val="FFFFFF"/>
-                <w:sz w:val="18"/>
-                <w:szCs w:val="18"/>
-              </w:rPr>
-              <w:t xml:space="preserve">Key / FK</w:t>
-            </w:r>
-          </w:p>
-        </w:tc>
-        <w:tc>
-          <w:tcPr>
-            <w:tcW w:type="dxa" w:w="2100"/>
-            <w:shd w:fill="0B2545" w:color="auto" w:val="clear"/>
-            <w:tcMar>
-              <w:top w:type="dxa" w:w="40"/>
-              <w:left w:type="dxa" w:w="70"/>
-              <w:bottom w:type="dxa" w:w="40"/>
-              <w:right w:type="dxa" w:w="70"/>
-            </w:tcMar>
-          </w:tcPr>
-          <w:p>
-            <w:pPr>
-              <w:spacing w:after="0" w:line="240"/>
-            </w:pPr>
-            <w:r>
-              <w:rPr>
-                <w:rFonts w:ascii="Calibri" w:cs="Calibri" w:eastAsia="Calibri" w:hAnsi="Calibri"/>
-                <w:b/>
-                <w:bCs/>
-                <w:color w:val="FFFFFF"/>
-                <w:sz w:val="18"/>
-                <w:szCs w:val="18"/>
-              </w:rPr>
-              <w:t xml:space="preserve">Notes</w:t>
-            </w:r>
-          </w:p>
-        </w:tc>
-      </w:tr>
-      <w:tr>
-        <w:tc>
-          <w:tcPr>
-            <w:tcW w:type="dxa" w:w="3400"/>
-            <w:shd w:fill="F1F4F9" w:color="auto" w:val="clear"/>
-            <w:tcMar>
-              <w:top w:type="dxa" w:w="40"/>
-              <w:left w:type="dxa" w:w="70"/>
-              <w:bottom w:type="dxa" w:w="40"/>
-              <w:right w:type="dxa" w:w="70"/>
-            </w:tcMar>
-          </w:tcPr>
-          <w:p>
-            <w:pPr>
-              <w:spacing w:after="0" w:line="240"/>
-            </w:pPr>
-            <w:r>
-              <w:rPr>
-                <w:rFonts w:ascii="Calibri" w:cs="Calibri" w:eastAsia="Calibri" w:hAnsi="Calibri"/>
-                <w:b w:val="false"/>
-                <w:bCs w:val="false"/>
-                <w:color w:val="22303F"/>
-                <w:sz w:val="18"/>
-                <w:szCs w:val="18"/>
-              </w:rPr>
-              <w:t xml:space="preserve">Premises (view)</w:t>
-            </w:r>
-          </w:p>
-        </w:tc>
-        <w:tc>
-          <w:tcPr>
-            <w:tcW w:type="dxa" w:w="2100"/>
-            <w:shd w:fill="F1F4F9" w:color="auto" w:val="clear"/>
-            <w:tcMar>
-              <w:top w:type="dxa" w:w="40"/>
-              <w:left w:type="dxa" w:w="70"/>
-              <w:bottom w:type="dxa" w:w="40"/>
-              <w:right w:type="dxa" w:w="70"/>
-            </w:tcMar>
-          </w:tcPr>
-          <w:p>
-            <w:pPr>
-              <w:spacing w:after="0" w:line="240"/>
-            </w:pPr>
-            <w:r>
-              <w:rPr>
-                <w:rFonts w:ascii="Calibri" w:cs="Calibri" w:eastAsia="Calibri" w:hAnsi="Calibri"/>
-                <w:b w:val="false"/>
-                <w:bCs w:val="false"/>
-                <w:color w:val="22303F"/>
-                <w:sz w:val="18"/>
-                <w:szCs w:val="18"/>
-              </w:rPr>
-              <w:t xml:space="preserve"/>
-            </w:r>
-          </w:p>
-        </w:tc>
-        <w:tc>
-          <w:tcPr>
-            <w:tcW w:type="dxa" w:w="1900"/>
-            <w:shd w:fill="F1F4F9" w:color="auto" w:val="clear"/>
-            <w:tcMar>
-              <w:top w:type="dxa" w:w="40"/>
-              <w:left w:type="dxa" w:w="70"/>
-              <w:bottom w:type="dxa" w:w="40"/>
-              <w:right w:type="dxa" w:w="70"/>
-            </w:tcMar>
-          </w:tcPr>
-          <w:p>
-            <w:pPr>
-              <w:spacing w:after="0" w:line="240"/>
-            </w:pPr>
-            <w:r>
-              <w:rPr>
-                <w:rFonts w:ascii="Calibri" w:cs="Calibri" w:eastAsia="Calibri" w:hAnsi="Calibri"/>
-                <w:b w:val="false"/>
-                <w:bCs w:val="false"/>
-                <w:color w:val="22303F"/>
-                <w:sz w:val="18"/>
-                <w:szCs w:val="18"/>
-              </w:rPr>
-              <w:t xml:space="preserve">dbo.Property (read-only view)</w:t>
-            </w:r>
-          </w:p>
-        </w:tc>
-        <w:tc>
-          <w:tcPr>
-            <w:tcW w:type="dxa" w:w="2100"/>
-            <w:shd w:fill="F1F4F9" w:color="auto" w:val="clear"/>
-            <w:tcMar>
-              <w:top w:type="dxa" w:w="40"/>
-              <w:left w:type="dxa" w:w="70"/>
-              <w:bottom w:type="dxa" w:w="40"/>
-              <w:right w:type="dxa" w:w="70"/>
-            </w:tcMar>
-          </w:tcPr>
-          <w:p>
-            <w:pPr>
-              <w:spacing w:after="0" w:line="240"/>
-            </w:pPr>
-            <w:r>
-              <w:rPr>
-                <w:rFonts w:ascii="Calibri" w:cs="Calibri" w:eastAsia="Calibri" w:hAnsi="Calibri"/>
-                <w:b w:val="false"/>
-                <w:bCs w:val="false"/>
-                <w:color w:val="22303F"/>
-                <w:sz w:val="18"/>
-                <w:szCs w:val="18"/>
-              </w:rPr>
-              <w:t xml:space="preserve">Property/building/lease reference data; never migrated</w:t>
-            </w:r>
-          </w:p>
-        </w:tc>
-      </w:tr>
-      <w:tr>
-        <w:tc>
-          <w:tcPr>
-            <w:tcW w:type="dxa" w:w="3400"/>
-            <w:tcMar>
-              <w:top w:type="dxa" w:w="40"/>
-              <w:left w:type="dxa" w:w="70"/>
-              <w:bottom w:type="dxa" w:w="40"/>
-              <w:right w:type="dxa" w:w="70"/>
-            </w:tcMar>
-          </w:tcPr>
-          <w:p>
-            <w:pPr>
-              <w:spacing w:after="0" w:line="240"/>
-            </w:pPr>
-            <w:r>
-              <w:rPr>
-                <w:rFonts w:ascii="Calibri" w:cs="Calibri" w:eastAsia="Calibri" w:hAnsi="Calibri"/>
-                <w:b w:val="false"/>
-                <w:bCs w:val="false"/>
-                <w:color w:val="22303F"/>
-                <w:sz w:val="18"/>
-                <w:szCs w:val="18"/>
-              </w:rPr>
-              <w:t xml:space="preserve">Landlord</w:t>
-            </w:r>
-          </w:p>
-        </w:tc>
-        <w:tc>
-          <w:tcPr>
-            <w:tcW w:type="dxa" w:w="2100"/>
-            <w:tcMar>
-              <w:top w:type="dxa" w:w="40"/>
-              <w:left w:type="dxa" w:w="70"/>
-              <w:bottom w:type="dxa" w:w="40"/>
-              <w:right w:type="dxa" w:w="70"/>
-            </w:tcMar>
-          </w:tcPr>
-          <w:p>
-            <w:pPr>
-              <w:spacing w:after="0" w:line="240"/>
-            </w:pPr>
-            <w:r>
-              <w:rPr>
-                <w:rFonts w:ascii="Calibri" w:cs="Calibri" w:eastAsia="Calibri" w:hAnsi="Calibri"/>
-                <w:b w:val="false"/>
-                <w:bCs w:val="false"/>
-                <w:color w:val="22303F"/>
-                <w:sz w:val="18"/>
-                <w:szCs w:val="18"/>
-              </w:rPr>
-              <w:t xml:space="preserve"/>
-            </w:r>
-          </w:p>
-        </w:tc>
-        <w:tc>
-          <w:tcPr>
-            <w:tcW w:type="dxa" w:w="1900"/>
-            <w:tcMar>
-              <w:top w:type="dxa" w:w="40"/>
-              <w:left w:type="dxa" w:w="70"/>
-              <w:bottom w:type="dxa" w:w="40"/>
-              <w:right w:type="dxa" w:w="70"/>
-            </w:tcMar>
-          </w:tcPr>
-          <w:p>
-            <w:pPr>
-              <w:spacing w:after="0" w:line="240"/>
-            </w:pPr>
-            <w:r>
-              <w:rPr>
-                <w:rFonts w:ascii="Calibri" w:cs="Calibri" w:eastAsia="Calibri" w:hAnsi="Calibri"/>
-                <w:b w:val="false"/>
-                <w:bCs w:val="false"/>
-                <w:color w:val="22303F"/>
-                <w:sz w:val="18"/>
-                <w:szCs w:val="18"/>
-              </w:rPr>
-              <w:t xml:space="preserve">leasing.Landlords</w:t>
-            </w:r>
-          </w:p>
-        </w:tc>
-        <w:tc>
-          <w:tcPr>
-            <w:tcW w:type="dxa" w:w="2100"/>
-            <w:tcMar>
-              <w:top w:type="dxa" w:w="40"/>
-              <w:left w:type="dxa" w:w="70"/>
-              <w:bottom w:type="dxa" w:w="40"/>
-              <w:right w:type="dxa" w:w="70"/>
-            </w:tcMar>
-          </w:tcPr>
-          <w:p>
-            <w:pPr>
-              <w:spacing w:after="0" w:line="240"/>
-            </w:pPr>
-            <w:r>
-              <w:rPr>
-                <w:rFonts w:ascii="Calibri" w:cs="Calibri" w:eastAsia="Calibri" w:hAnsi="Calibri"/>
-                <w:b w:val="false"/>
-                <w:bCs w:val="false"/>
-                <w:color w:val="22303F"/>
-                <w:sz w:val="18"/>
-                <w:szCs w:val="18"/>
-              </w:rPr>
-              <w:t xml:space="preserve">Registration record; Status (Draft…RegistrationComplete), signing rule, review/reject/complete audit, Circularo signature fields; BusinessUnitId (no cross-context FK)</w:t>
-            </w:r>
-          </w:p>
-        </w:tc>
-      </w:tr>
-      <w:tr>
-        <w:tc>
-          <w:tcPr>
-            <w:tcW w:type="dxa" w:w="3400"/>
-            <w:shd w:fill="F1F4F9" w:color="auto" w:val="clear"/>
-            <w:tcMar>
-              <w:top w:type="dxa" w:w="40"/>
-              <w:left w:type="dxa" w:w="70"/>
-              <w:bottom w:type="dxa" w:w="40"/>
-              <w:right w:type="dxa" w:w="70"/>
-            </w:tcMar>
-          </w:tcPr>
-          <w:p>
-            <w:pPr>
-              <w:spacing w:after="0" w:line="240"/>
-            </w:pPr>
-            <w:r>
-              <w:rPr>
-                <w:rFonts w:ascii="Calibri" w:cs="Calibri" w:eastAsia="Calibri" w:hAnsi="Calibri"/>
-                <w:b w:val="false"/>
-                <w:bCs w:val="false"/>
-                <w:color w:val="22303F"/>
-                <w:sz w:val="18"/>
-                <w:szCs w:val="18"/>
-              </w:rPr>
-              <w:t xml:space="preserve">LandlordPremises</w:t>
-            </w:r>
-          </w:p>
-        </w:tc>
-        <w:tc>
-          <w:tcPr>
-            <w:tcW w:type="dxa" w:w="2100"/>
-            <w:shd w:fill="F1F4F9" w:color="auto" w:val="clear"/>
-            <w:tcMar>
-              <w:top w:type="dxa" w:w="40"/>
-              <w:left w:type="dxa" w:w="70"/>
-              <w:bottom w:type="dxa" w:w="40"/>
-              <w:right w:type="dxa" w:w="70"/>
-            </w:tcMar>
-          </w:tcPr>
-          <w:p>
-            <w:pPr>
-              <w:spacing w:after="0" w:line="240"/>
-            </w:pPr>
-            <w:r>
-              <w:rPr>
-                <w:rFonts w:ascii="Calibri" w:cs="Calibri" w:eastAsia="Calibri" w:hAnsi="Calibri"/>
-                <w:b w:val="false"/>
-                <w:bCs w:val="false"/>
-                <w:color w:val="22303F"/>
-                <w:sz w:val="18"/>
-                <w:szCs w:val="18"/>
-              </w:rPr>
-              <w:t xml:space="preserve"/>
-            </w:r>
-          </w:p>
-        </w:tc>
-        <w:tc>
-          <w:tcPr>
-            <w:tcW w:type="dxa" w:w="1900"/>
-            <w:shd w:fill="F1F4F9" w:color="auto" w:val="clear"/>
-            <w:tcMar>
-              <w:top w:type="dxa" w:w="40"/>
-              <w:left w:type="dxa" w:w="70"/>
-              <w:bottom w:type="dxa" w:w="40"/>
-              <w:right w:type="dxa" w:w="70"/>
-            </w:tcMar>
-          </w:tcPr>
-          <w:p>
-            <w:pPr>
-              <w:spacing w:after="0" w:line="240"/>
-            </w:pPr>
-            <w:r>
-              <w:rPr>
-                <w:rFonts w:ascii="Calibri" w:cs="Calibri" w:eastAsia="Calibri" w:hAnsi="Calibri"/>
-                <w:b w:val="false"/>
-                <w:bCs w:val="false"/>
-                <w:color w:val="22303F"/>
-                <w:sz w:val="18"/>
-                <w:szCs w:val="18"/>
-              </w:rPr>
-              <w:t xml:space="preserve">FK → Landlord (Cascade)</w:t>
-            </w:r>
-          </w:p>
-        </w:tc>
-        <w:tc>
-          <w:tcPr>
-            <w:tcW w:type="dxa" w:w="2100"/>
-            <w:shd w:fill="F1F4F9" w:color="auto" w:val="clear"/>
-            <w:tcMar>
-              <w:top w:type="dxa" w:w="40"/>
-              <w:left w:type="dxa" w:w="70"/>
-              <w:bottom w:type="dxa" w:w="40"/>
-              <w:right w:type="dxa" w:w="70"/>
-            </w:tcMar>
-          </w:tcPr>
-          <w:p>
-            <w:pPr>
-              <w:spacing w:after="0" w:line="240"/>
-            </w:pPr>
-            <w:r>
-              <w:rPr>
-                <w:rFonts w:ascii="Calibri" w:cs="Calibri" w:eastAsia="Calibri" w:hAnsi="Calibri"/>
-                <w:b w:val="false"/>
-                <w:bCs w:val="false"/>
-                <w:color w:val="22303F"/>
-                <w:sz w:val="18"/>
-                <w:szCs w:val="18"/>
-              </w:rPr>
-              <w:t xml:space="preserve">Join to Premises (co-ownership); unique (LandlordId, PremisesId)</w:t>
-            </w:r>
-          </w:p>
-        </w:tc>
-      </w:tr>
-      <w:tr>
-        <w:tc>
-          <w:tcPr>
-            <w:tcW w:type="dxa" w:w="3400"/>
-            <w:tcMar>
-              <w:top w:type="dxa" w:w="40"/>
-              <w:left w:type="dxa" w:w="70"/>
-              <w:bottom w:type="dxa" w:w="40"/>
-              <w:right w:type="dxa" w:w="70"/>
-            </w:tcMar>
-          </w:tcPr>
-          <w:p>
-            <w:pPr>
-              <w:spacing w:after="0" w:line="240"/>
-            </w:pPr>
-            <w:r>
-              <w:rPr>
-                <w:rFonts w:ascii="Calibri" w:cs="Calibri" w:eastAsia="Calibri" w:hAnsi="Calibri"/>
-                <w:b w:val="false"/>
-                <w:bCs w:val="false"/>
-                <w:color w:val="22303F"/>
-                <w:sz w:val="18"/>
-                <w:szCs w:val="18"/>
-              </w:rPr>
-              <w:t xml:space="preserve">LandlordContact</w:t>
-            </w:r>
-          </w:p>
-        </w:tc>
-        <w:tc>
-          <w:tcPr>
-            <w:tcW w:type="dxa" w:w="2100"/>
-            <w:tcMar>
-              <w:top w:type="dxa" w:w="40"/>
-              <w:left w:type="dxa" w:w="70"/>
-              <w:bottom w:type="dxa" w:w="40"/>
-              <w:right w:type="dxa" w:w="70"/>
-            </w:tcMar>
-          </w:tcPr>
-          <w:p>
-            <w:pPr>
-              <w:spacing w:after="0" w:line="240"/>
-            </w:pPr>
-            <w:r>
-              <w:rPr>
-                <w:rFonts w:ascii="Calibri" w:cs="Calibri" w:eastAsia="Calibri" w:hAnsi="Calibri"/>
-                <w:b w:val="false"/>
-                <w:bCs w:val="false"/>
-                <w:color w:val="22303F"/>
-                <w:sz w:val="18"/>
-                <w:szCs w:val="18"/>
-              </w:rPr>
-              <w:t xml:space="preserve"/>
-            </w:r>
-          </w:p>
-        </w:tc>
-        <w:tc>
-          <w:tcPr>
-            <w:tcW w:type="dxa" w:w="1900"/>
-            <w:tcMar>
-              <w:top w:type="dxa" w:w="40"/>
-              <w:left w:type="dxa" w:w="70"/>
-              <w:bottom w:type="dxa" w:w="40"/>
-              <w:right w:type="dxa" w:w="70"/>
-            </w:tcMar>
-          </w:tcPr>
-          <w:p>
-            <w:pPr>
-              <w:spacing w:after="0" w:line="240"/>
-            </w:pPr>
-            <w:r>
-              <w:rPr>
-                <w:rFonts w:ascii="Calibri" w:cs="Calibri" w:eastAsia="Calibri" w:hAnsi="Calibri"/>
-                <w:b w:val="false"/>
-                <w:bCs w:val="false"/>
-                <w:color w:val="22303F"/>
-                <w:sz w:val="18"/>
-                <w:szCs w:val="18"/>
-              </w:rPr>
-              <w:t xml:space="preserve">FK → Landlord (Cascade)</w:t>
-            </w:r>
-          </w:p>
-        </w:tc>
-        <w:tc>
-          <w:tcPr>
-            <w:tcW w:type="dxa" w:w="2100"/>
-            <w:tcMar>
-              <w:top w:type="dxa" w:w="40"/>
-              <w:left w:type="dxa" w:w="70"/>
-              <w:bottom w:type="dxa" w:w="40"/>
-              <w:right w:type="dxa" w:w="70"/>
-            </w:tcMar>
-          </w:tcPr>
-          <w:p>
-            <w:pPr>
-              <w:spacing w:after="0" w:line="240"/>
-            </w:pPr>
-            <w:r>
-              <w:rPr>
-                <w:rFonts w:ascii="Calibri" w:cs="Calibri" w:eastAsia="Calibri" w:hAnsi="Calibri"/>
-                <w:b w:val="false"/>
-                <w:bCs w:val="false"/>
-                <w:color w:val="22303F"/>
-                <w:sz w:val="18"/>
-                <w:szCs w:val="18"/>
-              </w:rPr>
-              <w:t xml:space="preserve">Owner/representative/manager/legal; Emirates-ID details</w:t>
-            </w:r>
-          </w:p>
-        </w:tc>
-      </w:tr>
-      <w:tr>
-        <w:tc>
-          <w:tcPr>
-            <w:tcW w:type="dxa" w:w="3400"/>
-            <w:shd w:fill="F1F4F9" w:color="auto" w:val="clear"/>
-            <w:tcMar>
-              <w:top w:type="dxa" w:w="40"/>
-              <w:left w:type="dxa" w:w="70"/>
-              <w:bottom w:type="dxa" w:w="40"/>
-              <w:right w:type="dxa" w:w="70"/>
-            </w:tcMar>
-          </w:tcPr>
-          <w:p>
-            <w:pPr>
-              <w:spacing w:after="0" w:line="240"/>
-            </w:pPr>
-            <w:r>
-              <w:rPr>
-                <w:rFonts w:ascii="Calibri" w:cs="Calibri" w:eastAsia="Calibri" w:hAnsi="Calibri"/>
-                <w:b w:val="false"/>
-                <w:bCs w:val="false"/>
-                <w:color w:val="22303F"/>
-                <w:sz w:val="18"/>
-                <w:szCs w:val="18"/>
-              </w:rPr>
-              <w:t xml:space="preserve">LandlordSignatory</w:t>
-            </w:r>
-          </w:p>
-        </w:tc>
-        <w:tc>
-          <w:tcPr>
-            <w:tcW w:type="dxa" w:w="2100"/>
-            <w:shd w:fill="F1F4F9" w:color="auto" w:val="clear"/>
-            <w:tcMar>
-              <w:top w:type="dxa" w:w="40"/>
-              <w:left w:type="dxa" w:w="70"/>
-              <w:bottom w:type="dxa" w:w="40"/>
-              <w:right w:type="dxa" w:w="70"/>
-            </w:tcMar>
-          </w:tcPr>
-          <w:p>
-            <w:pPr>
-              <w:spacing w:after="0" w:line="240"/>
-            </w:pPr>
-            <w:r>
-              <w:rPr>
-                <w:rFonts w:ascii="Calibri" w:cs="Calibri" w:eastAsia="Calibri" w:hAnsi="Calibri"/>
-                <w:b w:val="false"/>
-                <w:bCs w:val="false"/>
-                <w:color w:val="22303F"/>
-                <w:sz w:val="18"/>
-                <w:szCs w:val="18"/>
-              </w:rPr>
-              <w:t xml:space="preserve"/>
-            </w:r>
-          </w:p>
-        </w:tc>
-        <w:tc>
-          <w:tcPr>
-            <w:tcW w:type="dxa" w:w="1900"/>
-            <w:shd w:fill="F1F4F9" w:color="auto" w:val="clear"/>
-            <w:tcMar>
-              <w:top w:type="dxa" w:w="40"/>
-              <w:left w:type="dxa" w:w="70"/>
-              <w:bottom w:type="dxa" w:w="40"/>
-              <w:right w:type="dxa" w:w="70"/>
-            </w:tcMar>
-          </w:tcPr>
-          <w:p>
-            <w:pPr>
-              <w:spacing w:after="0" w:line="240"/>
-            </w:pPr>
-            <w:r>
-              <w:rPr>
-                <w:rFonts w:ascii="Calibri" w:cs="Calibri" w:eastAsia="Calibri" w:hAnsi="Calibri"/>
-                <w:b w:val="false"/>
-                <w:bCs w:val="false"/>
-                <w:color w:val="22303F"/>
-                <w:sz w:val="18"/>
-                <w:szCs w:val="18"/>
-              </w:rPr>
-              <w:t xml:space="preserve">FK → Landlord (Cascade)</w:t>
-            </w:r>
-          </w:p>
-        </w:tc>
-        <w:tc>
-          <w:tcPr>
-            <w:tcW w:type="dxa" w:w="2100"/>
-            <w:shd w:fill="F1F4F9" w:color="auto" w:val="clear"/>
-            <w:tcMar>
-              <w:top w:type="dxa" w:w="40"/>
-              <w:left w:type="dxa" w:w="70"/>
-              <w:bottom w:type="dxa" w:w="40"/>
-              <w:right w:type="dxa" w:w="70"/>
-            </w:tcMar>
-          </w:tcPr>
-          <w:p>
-            <w:pPr>
-              <w:spacing w:after="0" w:line="240"/>
-            </w:pPr>
-            <w:r>
-              <w:rPr>
-                <w:rFonts w:ascii="Calibri" w:cs="Calibri" w:eastAsia="Calibri" w:hAnsi="Calibri"/>
-                <w:b w:val="false"/>
-                <w:bCs w:val="false"/>
-                <w:color w:val="22303F"/>
-                <w:sz w:val="18"/>
-                <w:szCs w:val="18"/>
-              </w:rPr>
-              <w:t xml:space="preserve">Signing parties; order; primary flag</w:t>
-            </w:r>
-          </w:p>
-        </w:tc>
-      </w:tr>
-      <w:tr>
-        <w:tc>
-          <w:tcPr>
-            <w:tcW w:type="dxa" w:w="3400"/>
-            <w:tcMar>
-              <w:top w:type="dxa" w:w="40"/>
-              <w:left w:type="dxa" w:w="70"/>
-              <w:bottom w:type="dxa" w:w="40"/>
-              <w:right w:type="dxa" w:w="70"/>
-            </w:tcMar>
-          </w:tcPr>
-          <w:p>
-            <w:pPr>
-              <w:spacing w:after="0" w:line="240"/>
-            </w:pPr>
-            <w:r>
-              <w:rPr>
-                <w:rFonts w:ascii="Calibri" w:cs="Calibri" w:eastAsia="Calibri" w:hAnsi="Calibri"/>
-                <w:b w:val="false"/>
-                <w:bCs w:val="false"/>
-                <w:color w:val="22303F"/>
-                <w:sz w:val="18"/>
-                <w:szCs w:val="18"/>
-              </w:rPr>
-              <w:t xml:space="preserve">LandlordDocument</w:t>
-            </w:r>
-          </w:p>
-        </w:tc>
-        <w:tc>
-          <w:tcPr>
-            <w:tcW w:type="dxa" w:w="2100"/>
-            <w:tcMar>
-              <w:top w:type="dxa" w:w="40"/>
-              <w:left w:type="dxa" w:w="70"/>
-              <w:bottom w:type="dxa" w:w="40"/>
-              <w:right w:type="dxa" w:w="70"/>
-            </w:tcMar>
-          </w:tcPr>
-          <w:p>
-            <w:pPr>
-              <w:spacing w:after="0" w:line="240"/>
-            </w:pPr>
-            <w:r>
-              <w:rPr>
-                <w:rFonts w:ascii="Calibri" w:cs="Calibri" w:eastAsia="Calibri" w:hAnsi="Calibri"/>
-                <w:b w:val="false"/>
-                <w:bCs w:val="false"/>
-                <w:color w:val="22303F"/>
-                <w:sz w:val="18"/>
-                <w:szCs w:val="18"/>
-              </w:rPr>
-              <w:t xml:space="preserve"/>
-            </w:r>
-          </w:p>
-        </w:tc>
-        <w:tc>
-          <w:tcPr>
-            <w:tcW w:type="dxa" w:w="1900"/>
-            <w:tcMar>
-              <w:top w:type="dxa" w:w="40"/>
-              <w:left w:type="dxa" w:w="70"/>
-              <w:bottom w:type="dxa" w:w="40"/>
-              <w:right w:type="dxa" w:w="70"/>
-            </w:tcMar>
-          </w:tcPr>
-          <w:p>
-            <w:pPr>
-              <w:spacing w:after="0" w:line="240"/>
-            </w:pPr>
-            <w:r>
-              <w:rPr>
-                <w:rFonts w:ascii="Calibri" w:cs="Calibri" w:eastAsia="Calibri" w:hAnsi="Calibri"/>
-                <w:b w:val="false"/>
-                <w:bCs w:val="false"/>
-                <w:color w:val="22303F"/>
-                <w:sz w:val="18"/>
-                <w:szCs w:val="18"/>
-              </w:rPr>
-              <w:t xml:space="preserve">FK → Landlord (Cascade)</w:t>
-            </w:r>
-          </w:p>
-        </w:tc>
-        <w:tc>
-          <w:tcPr>
-            <w:tcW w:type="dxa" w:w="2100"/>
-            <w:tcMar>
-              <w:top w:type="dxa" w:w="40"/>
-              <w:left w:type="dxa" w:w="70"/>
-              <w:bottom w:type="dxa" w:w="40"/>
-              <w:right w:type="dxa" w:w="70"/>
-            </w:tcMar>
-          </w:tcPr>
-          <w:p>
-            <w:pPr>
-              <w:spacing w:after="0" w:line="240"/>
-            </w:pPr>
-            <w:r>
-              <w:rPr>
-                <w:rFonts w:ascii="Calibri" w:cs="Calibri" w:eastAsia="Calibri" w:hAnsi="Calibri"/>
-                <w:b w:val="false"/>
-                <w:bCs w:val="false"/>
-                <w:color w:val="22303F"/>
-                <w:sz w:val="18"/>
-                <w:szCs w:val="18"/>
-              </w:rPr>
-              <w:t xml:space="preserve">EmiratesId/TradeLicense/MOA/POA/TitleDeed/… ; content as Base64 (varchar max); versioned</w:t>
-            </w:r>
-          </w:p>
-        </w:tc>
-      </w:tr>
-      <w:tr>
-        <w:tc>
-          <w:tcPr>
-            <w:tcW w:type="dxa" w:w="3400"/>
-            <w:shd w:fill="F1F4F9" w:color="auto" w:val="clear"/>
-            <w:tcMar>
-              <w:top w:type="dxa" w:w="40"/>
-              <w:left w:type="dxa" w:w="70"/>
-              <w:bottom w:type="dxa" w:w="40"/>
-              <w:right w:type="dxa" w:w="70"/>
-            </w:tcMar>
-          </w:tcPr>
-          <w:p>
-            <w:pPr>
-              <w:spacing w:after="0" w:line="240"/>
-            </w:pPr>
-            <w:r>
-              <w:rPr>
-                <w:rFonts w:ascii="Calibri" w:cs="Calibri" w:eastAsia="Calibri" w:hAnsi="Calibri"/>
-                <w:b w:val="false"/>
-                <w:bCs w:val="false"/>
-                <w:color w:val="22303F"/>
-                <w:sz w:val="18"/>
-                <w:szCs w:val="18"/>
-              </w:rPr>
-              <w:t xml:space="preserve">LandlordRegistrationComment</w:t>
-            </w:r>
-          </w:p>
-        </w:tc>
-        <w:tc>
-          <w:tcPr>
-            <w:tcW w:type="dxa" w:w="2100"/>
-            <w:shd w:fill="F1F4F9" w:color="auto" w:val="clear"/>
-            <w:tcMar>
-              <w:top w:type="dxa" w:w="40"/>
-              <w:left w:type="dxa" w:w="70"/>
-              <w:bottom w:type="dxa" w:w="40"/>
-              <w:right w:type="dxa" w:w="70"/>
-            </w:tcMar>
-          </w:tcPr>
-          <w:p>
-            <w:pPr>
-              <w:spacing w:after="0" w:line="240"/>
-            </w:pPr>
-            <w:r>
-              <w:rPr>
-                <w:rFonts w:ascii="Calibri" w:cs="Calibri" w:eastAsia="Calibri" w:hAnsi="Calibri"/>
-                <w:b w:val="false"/>
-                <w:bCs w:val="false"/>
-                <w:color w:val="22303F"/>
-                <w:sz w:val="18"/>
-                <w:szCs w:val="18"/>
-              </w:rPr>
-              <w:t xml:space="preserve"/>
-            </w:r>
-          </w:p>
-        </w:tc>
-        <w:tc>
-          <w:tcPr>
-            <w:tcW w:type="dxa" w:w="1900"/>
-            <w:shd w:fill="F1F4F9" w:color="auto" w:val="clear"/>
-            <w:tcMar>
-              <w:top w:type="dxa" w:w="40"/>
-              <w:left w:type="dxa" w:w="70"/>
-              <w:bottom w:type="dxa" w:w="40"/>
-              <w:right w:type="dxa" w:w="70"/>
-            </w:tcMar>
-          </w:tcPr>
-          <w:p>
-            <w:pPr>
-              <w:spacing w:after="0" w:line="240"/>
-            </w:pPr>
-            <w:r>
-              <w:rPr>
-                <w:rFonts w:ascii="Calibri" w:cs="Calibri" w:eastAsia="Calibri" w:hAnsi="Calibri"/>
-                <w:b w:val="false"/>
-                <w:bCs w:val="false"/>
-                <w:color w:val="22303F"/>
-                <w:sz w:val="18"/>
-                <w:szCs w:val="18"/>
-              </w:rPr>
-              <w:t xml:space="preserve">FK → Landlord (Cascade)</w:t>
-            </w:r>
-          </w:p>
-        </w:tc>
-        <w:tc>
-          <w:tcPr>
-            <w:tcW w:type="dxa" w:w="2100"/>
-            <w:shd w:fill="F1F4F9" w:color="auto" w:val="clear"/>
-            <w:tcMar>
-              <w:top w:type="dxa" w:w="40"/>
-              <w:left w:type="dxa" w:w="70"/>
-              <w:bottom w:type="dxa" w:w="40"/>
-              <w:right w:type="dxa" w:w="70"/>
-            </w:tcMar>
-          </w:tcPr>
-          <w:p>
-            <w:pPr>
-              <w:spacing w:after="0" w:line="240"/>
-            </w:pPr>
-            <w:r>
-              <w:rPr>
-                <w:rFonts w:ascii="Calibri" w:cs="Calibri" w:eastAsia="Calibri" w:hAnsi="Calibri"/>
-                <w:b w:val="false"/>
-                <w:bCs w:val="false"/>
-                <w:color w:val="22303F"/>
-                <w:sz w:val="18"/>
-                <w:szCs w:val="18"/>
-              </w:rPr>
-              <w:t xml:space="preserve">Correction/Rejection/Note; index (LandlordId, IsResolved)</w:t>
-            </w:r>
-          </w:p>
-        </w:tc>
-      </w:tr>
-      <w:tr>
-        <w:tc>
-          <w:tcPr>
-            <w:tcW w:type="dxa" w:w="3400"/>
-            <w:tcMar>
-              <w:top w:type="dxa" w:w="40"/>
-              <w:left w:type="dxa" w:w="70"/>
-              <w:bottom w:type="dxa" w:w="40"/>
-              <w:right w:type="dxa" w:w="70"/>
-            </w:tcMar>
-          </w:tcPr>
-          <w:p>
-            <w:pPr>
-              <w:spacing w:after="0" w:line="240"/>
-            </w:pPr>
-            <w:r>
-              <w:rPr>
-                <w:rFonts w:ascii="Calibri" w:cs="Calibri" w:eastAsia="Calibri" w:hAnsi="Calibri"/>
-                <w:b w:val="false"/>
-                <w:bCs w:val="false"/>
-                <w:color w:val="22303F"/>
-                <w:sz w:val="18"/>
-                <w:szCs w:val="18"/>
-              </w:rPr>
-              <w:t xml:space="preserve">LandlordAccessToken</w:t>
-            </w:r>
-          </w:p>
-        </w:tc>
-        <w:tc>
-          <w:tcPr>
-            <w:tcW w:type="dxa" w:w="2100"/>
-            <w:tcMar>
-              <w:top w:type="dxa" w:w="40"/>
-              <w:left w:type="dxa" w:w="70"/>
-              <w:bottom w:type="dxa" w:w="40"/>
-              <w:right w:type="dxa" w:w="70"/>
-            </w:tcMar>
-          </w:tcPr>
-          <w:p>
-            <w:pPr>
-              <w:spacing w:after="0" w:line="240"/>
-            </w:pPr>
-            <w:r>
-              <w:rPr>
-                <w:rFonts w:ascii="Calibri" w:cs="Calibri" w:eastAsia="Calibri" w:hAnsi="Calibri"/>
-                <w:b w:val="false"/>
-                <w:bCs w:val="false"/>
-                <w:color w:val="22303F"/>
-                <w:sz w:val="18"/>
-                <w:szCs w:val="18"/>
-              </w:rPr>
-              <w:t xml:space="preserve"/>
-            </w:r>
-          </w:p>
-        </w:tc>
-        <w:tc>
-          <w:tcPr>
-            <w:tcW w:type="dxa" w:w="1900"/>
-            <w:tcMar>
-              <w:top w:type="dxa" w:w="40"/>
-              <w:left w:type="dxa" w:w="70"/>
-              <w:bottom w:type="dxa" w:w="40"/>
-              <w:right w:type="dxa" w:w="70"/>
-            </w:tcMar>
-          </w:tcPr>
-          <w:p>
-            <w:pPr>
-              <w:spacing w:after="0" w:line="240"/>
-            </w:pPr>
-            <w:r>
-              <w:rPr>
-                <w:rFonts w:ascii="Calibri" w:cs="Calibri" w:eastAsia="Calibri" w:hAnsi="Calibri"/>
-                <w:b w:val="false"/>
-                <w:bCs w:val="false"/>
-                <w:color w:val="22303F"/>
-                <w:sz w:val="18"/>
-                <w:szCs w:val="18"/>
-              </w:rPr>
-              <w:t xml:space="preserve">FK → Landlord (Cascade)</w:t>
-            </w:r>
-          </w:p>
-        </w:tc>
-        <w:tc>
-          <w:tcPr>
-            <w:tcW w:type="dxa" w:w="2100"/>
-            <w:tcMar>
-              <w:top w:type="dxa" w:w="40"/>
-              <w:left w:type="dxa" w:w="70"/>
-              <w:bottom w:type="dxa" w:w="40"/>
-              <w:right w:type="dxa" w:w="70"/>
-            </w:tcMar>
-          </w:tcPr>
-          <w:p>
-            <w:pPr>
-              <w:spacing w:after="0" w:line="240"/>
-            </w:pPr>
-            <w:r>
-              <w:rPr>
-                <w:rFonts w:ascii="Calibri" w:cs="Calibri" w:eastAsia="Calibri" w:hAnsi="Calibri"/>
-                <w:b w:val="false"/>
-                <w:bCs w:val="false"/>
-                <w:color w:val="22303F"/>
-                <w:sz w:val="18"/>
-                <w:szCs w:val="18"/>
-              </w:rPr>
-              <w:t xml:space="preserve">Link + OTP + session + UAE Pass verification fields</w:t>
-            </w:r>
-          </w:p>
-        </w:tc>
-      </w:tr>
-      <w:tr>
-        <w:tc>
-          <w:tcPr>
-            <w:tcW w:type="dxa" w:w="3400"/>
-            <w:shd w:fill="F1F4F9" w:color="auto" w:val="clear"/>
-            <w:tcMar>
-              <w:top w:type="dxa" w:w="40"/>
-              <w:left w:type="dxa" w:w="70"/>
-              <w:bottom w:type="dxa" w:w="40"/>
-              <w:right w:type="dxa" w:w="70"/>
-            </w:tcMar>
-          </w:tcPr>
-          <w:p>
-            <w:pPr>
-              <w:spacing w:after="0" w:line="240"/>
-            </w:pPr>
-            <w:r>
-              <w:rPr>
-                <w:rFonts w:ascii="Calibri" w:cs="Calibri" w:eastAsia="Calibri" w:hAnsi="Calibri"/>
-                <w:b w:val="false"/>
-                <w:bCs w:val="false"/>
-                <w:color w:val="22303F"/>
-                <w:sz w:val="18"/>
-                <w:szCs w:val="18"/>
-              </w:rPr>
-              <w:t xml:space="preserve">LandlordFieldChange / LandlordEvent</w:t>
-            </w:r>
-          </w:p>
-        </w:tc>
-        <w:tc>
-          <w:tcPr>
-            <w:tcW w:type="dxa" w:w="2100"/>
-            <w:shd w:fill="F1F4F9" w:color="auto" w:val="clear"/>
-            <w:tcMar>
-              <w:top w:type="dxa" w:w="40"/>
-              <w:left w:type="dxa" w:w="70"/>
-              <w:bottom w:type="dxa" w:w="40"/>
-              <w:right w:type="dxa" w:w="70"/>
-            </w:tcMar>
-          </w:tcPr>
-          <w:p>
-            <w:pPr>
-              <w:spacing w:after="0" w:line="240"/>
-            </w:pPr>
-            <w:r>
-              <w:rPr>
-                <w:rFonts w:ascii="Calibri" w:cs="Calibri" w:eastAsia="Calibri" w:hAnsi="Calibri"/>
-                <w:b w:val="false"/>
-                <w:bCs w:val="false"/>
-                <w:color w:val="22303F"/>
-                <w:sz w:val="18"/>
-                <w:szCs w:val="18"/>
-              </w:rPr>
-              <w:t xml:space="preserve"/>
-            </w:r>
-          </w:p>
-        </w:tc>
-        <w:tc>
-          <w:tcPr>
-            <w:tcW w:type="dxa" w:w="1900"/>
-            <w:shd w:fill="F1F4F9" w:color="auto" w:val="clear"/>
-            <w:tcMar>
-              <w:top w:type="dxa" w:w="40"/>
-              <w:left w:type="dxa" w:w="70"/>
-              <w:bottom w:type="dxa" w:w="40"/>
-              <w:right w:type="dxa" w:w="70"/>
-            </w:tcMar>
-          </w:tcPr>
-          <w:p>
-            <w:pPr>
-              <w:spacing w:after="0" w:line="240"/>
-            </w:pPr>
-            <w:r>
-              <w:rPr>
-                <w:rFonts w:ascii="Calibri" w:cs="Calibri" w:eastAsia="Calibri" w:hAnsi="Calibri"/>
-                <w:b w:val="false"/>
-                <w:bCs w:val="false"/>
-                <w:color w:val="22303F"/>
-                <w:sz w:val="18"/>
-                <w:szCs w:val="18"/>
-              </w:rPr>
-              <w:t xml:space="preserve">LandlordId indexed (loose)</w:t>
-            </w:r>
-          </w:p>
-        </w:tc>
-        <w:tc>
-          <w:tcPr>
-            <w:tcW w:type="dxa" w:w="2100"/>
-            <w:shd w:fill="F1F4F9" w:color="auto" w:val="clear"/>
-            <w:tcMar>
-              <w:top w:type="dxa" w:w="40"/>
-              <w:left w:type="dxa" w:w="70"/>
-              <w:bottom w:type="dxa" w:w="40"/>
-              <w:right w:type="dxa" w:w="70"/>
-            </w:tcMar>
-          </w:tcPr>
-          <w:p>
-            <w:pPr>
-              <w:spacing w:after="0" w:line="240"/>
-            </w:pPr>
-            <w:r>
-              <w:rPr>
-                <w:rFonts w:ascii="Calibri" w:cs="Calibri" w:eastAsia="Calibri" w:hAnsi="Calibri"/>
-                <w:b w:val="false"/>
-                <w:bCs w:val="false"/>
-                <w:color w:val="22303F"/>
-                <w:sz w:val="18"/>
-                <w:szCs w:val="18"/>
-              </w:rPr>
-              <w:t xml:space="preserve">Self-service change audit and lifecycle event log</w:t>
-            </w:r>
-          </w:p>
-        </w:tc>
-      </w:tr>
-      <w:tr>
-        <w:tc>
-          <w:tcPr>
-            <w:tcW w:type="dxa" w:w="3400"/>
-            <w:tcMar>
-              <w:top w:type="dxa" w:w="40"/>
-              <w:left w:type="dxa" w:w="70"/>
-              <w:bottom w:type="dxa" w:w="40"/>
-              <w:right w:type="dxa" w:w="70"/>
-            </w:tcMar>
-          </w:tcPr>
-          <w:p>
-            <w:pPr>
-              <w:spacing w:after="0" w:line="240"/>
-            </w:pPr>
-            <w:r>
-              <w:rPr>
-                <w:rFonts w:ascii="Calibri" w:cs="Calibri" w:eastAsia="Calibri" w:hAnsi="Calibri"/>
-                <w:b w:val="false"/>
-                <w:bCs w:val="false"/>
-                <w:color w:val="22303F"/>
-                <w:sz w:val="18"/>
-                <w:szCs w:val="18"/>
-              </w:rPr>
-              <w:t xml:space="preserve">MaintainTenantUaePassEmail</w:t>
-            </w:r>
-          </w:p>
-        </w:tc>
-        <w:tc>
-          <w:tcPr>
-            <w:tcW w:type="dxa" w:w="2100"/>
-            <w:tcMar>
-              <w:top w:type="dxa" w:w="40"/>
-              <w:left w:type="dxa" w:w="70"/>
-              <w:bottom w:type="dxa" w:w="40"/>
-              <w:right w:type="dxa" w:w="70"/>
-            </w:tcMar>
-          </w:tcPr>
-          <w:p>
-            <w:pPr>
-              <w:spacing w:after="0" w:line="240"/>
-            </w:pPr>
-            <w:r>
-              <w:rPr>
-                <w:rFonts w:ascii="Calibri" w:cs="Calibri" w:eastAsia="Calibri" w:hAnsi="Calibri"/>
-                <w:b w:val="false"/>
-                <w:bCs w:val="false"/>
-                <w:color w:val="22303F"/>
-                <w:sz w:val="18"/>
-                <w:szCs w:val="18"/>
-              </w:rPr>
-              <w:t xml:space="preserve"/>
-            </w:r>
-          </w:p>
-        </w:tc>
-        <w:tc>
-          <w:tcPr>
-            <w:tcW w:type="dxa" w:w="1900"/>
-            <w:tcMar>
-              <w:top w:type="dxa" w:w="40"/>
-              <w:left w:type="dxa" w:w="70"/>
-              <w:bottom w:type="dxa" w:w="40"/>
-              <w:right w:type="dxa" w:w="70"/>
-            </w:tcMar>
-          </w:tcPr>
-          <w:p>
-            <w:pPr>
-              <w:spacing w:after="0" w:line="240"/>
-            </w:pPr>
-            <w:r>
-              <w:rPr>
-                <w:rFonts w:ascii="Calibri" w:cs="Calibri" w:eastAsia="Calibri" w:hAnsi="Calibri"/>
-                <w:b w:val="false"/>
-                <w:bCs w:val="false"/>
-                <w:color w:val="22303F"/>
-                <w:sz w:val="18"/>
-                <w:szCs w:val="18"/>
-              </w:rPr>
-              <w:t xml:space="preserve">dbo (shared, external)</w:t>
-            </w:r>
-          </w:p>
-        </w:tc>
-        <w:tc>
-          <w:tcPr>
-            <w:tcW w:type="dxa" w:w="2100"/>
-            <w:tcMar>
-              <w:top w:type="dxa" w:w="40"/>
-              <w:left w:type="dxa" w:w="70"/>
-              <w:bottom w:type="dxa" w:w="40"/>
-              <w:right w:type="dxa" w:w="70"/>
-            </w:tcMar>
-          </w:tcPr>
-          <w:p>
-            <w:pPr>
-              <w:spacing w:after="0" w:line="240"/>
-            </w:pPr>
-            <w:r>
-              <w:rPr>
-                <w:rFonts w:ascii="Calibri" w:cs="Calibri" w:eastAsia="Calibri" w:hAnsi="Calibri"/>
-                <w:b w:val="false"/>
-                <w:bCs w:val="false"/>
-                <w:color w:val="22303F"/>
-                <w:sz w:val="18"/>
-                <w:szCs w:val="18"/>
-              </w:rPr>
-              <w:t xml:space="preserve">Tenant UAE Pass e-mail ownership list</w:t>
-            </w:r>
-          </w:p>
-        </w:tc>
-      </w:tr>
-    </w:tbl>
-    <w:p>
-      <w:pPr>
-        <w:pStyle w:val="Heading1"/>
-        <w:spacing w:after="120" w:before="260"/>
-      </w:pPr>
-      <w:r>
-        <w:rPr>
-          <w:rFonts w:ascii="Calibri" w:cs="Calibri" w:eastAsia="Calibri" w:hAnsi="Calibri"/>
-          <w:b/>
-          <w:bCs/>
-          <w:color w:val="0B2545"/>
-          <w:sz w:val="30"/>
-          <w:szCs w:val="30"/>
-        </w:rPr>
-        <w:t xml:space="preserve">6. Relationships Summary</w:t>
-      </w:r>
-    </w:p>
-    <w:p>
-      <w:pPr>
-        <w:pStyle w:val="Heading2"/>
-        <w:spacing w:after="90" w:before="200"/>
-      </w:pPr>
-      <w:r>
-        <w:rPr>
-          <w:rFonts w:ascii="Calibri" w:cs="Calibri" w:eastAsia="Calibri" w:hAnsi="Calibri"/>
-          <w:b/>
-          <w:bCs/>
-          <w:color w:val="274A7D"/>
-          <w:sz w:val="25"/>
-          <w:szCs w:val="25"/>
-        </w:rPr>
-        <w:t xml:space="preserve">6.1 Supplier schema</w:t>
+        <w:t xml:space="preserve">4. Relationships Summary</w:t>
       </w:r>
     </w:p>
     <w:p>
@@ -11145,19 +9095,19 @@
     </w:p>
     <w:p>
       <w:pPr>
-        <w:pStyle w:val="Heading2"/>
-        <w:spacing w:after="90" w:before="200"/>
+        <w:pStyle w:val="Heading1"/>
+        <w:spacing w:after="120" w:before="260"/>
       </w:pPr>
       <w:r>
         <w:rPr>
           <w:rFonts w:ascii="Calibri" w:cs="Calibri" w:eastAsia="Calibri" w:hAnsi="Calibri"/>
           <w:b/>
           <w:bCs/>
-          <w:color w:val="274A7D"/>
-          <w:sz w:val="25"/>
-          <w:szCs w:val="25"/>
+          <w:color w:val="0B2545"/>
+          <w:sz w:val="30"/>
+          <w:szCs w:val="30"/>
         </w:rPr>
-        <w:t xml:space="preserve">6.2 Customer schema</w:t>
+        <w:t xml:space="preserve">5. Indexes &amp; Integrity Notes</w:t>
       </w:r>
     </w:p>
     <w:p>
@@ -11175,24 +9125,7 @@
           <w:sz w:val="21"/>
           <w:szCs w:val="21"/>
         </w:rPr>
-        <w:t xml:space="preserve">BusinessUnit 1—* Customer; Customer 1—1 CustomerContact; Customer 1—* {Document, AccessToken} (cascade).</w:t>
-      </w:r>
-    </w:p>
-    <w:p>
-      <w:pPr>
-        <w:pStyle w:val="Heading2"/>
-        <w:spacing w:after="90" w:before="200"/>
-      </w:pPr>
-      <w:r>
-        <w:rPr>
-          <w:rFonts w:ascii="Calibri" w:cs="Calibri" w:eastAsia="Calibri" w:hAnsi="Calibri"/>
-          <w:b/>
-          <w:bCs/>
-          <w:color w:val="274A7D"/>
-          <w:sz w:val="25"/>
-          <w:szCs w:val="25"/>
-        </w:rPr>
-        <w:t xml:space="preserve">6.3 Leasing schema</w:t>
+        <w:t xml:space="preserve">Unique indexes: BusinessUnit.Code, User.Email, LookupValue(Category, Code), SupplierFieldSetting.FieldKey, SupplierTabSetting.Step, SupplierAccessToken.TokenHash.</w:t>
       </w:r>
     </w:p>
     <w:p>
@@ -11210,7 +9143,7 @@
           <w:sz w:val="21"/>
           <w:szCs w:val="21"/>
         </w:rPr>
-        <w:t xml:space="preserve">Landlord 1—* {Premises, Contact, Signatory, Document, Comment, AccessToken} (cascade).</w:t>
+        <w:t xml:space="preserve">[NotMapped] (not a column): Supplier.DisclaimerSignatureImage (the drawn declaration signature, carried on submit only).</w:t>
       </w:r>
     </w:p>
     <w:p>
@@ -11228,7 +9161,7 @@
           <w:sz w:val="21"/>
           <w:szCs w:val="21"/>
         </w:rPr>
-        <w:t xml:space="preserve">LandlordPremises is the join for Landlord *—* Premises co-ownership (Premises is a read-only view; PremisesId is a snapshot key, no DB FK).</w:t>
+        <w:t xml:space="preserve">Blob columns (byte[]): BusinessUnit.Logo/Thumbnail, User.ProfilePhoto, SupplierDocument.Content (files store to blob when configured, else the DB Content column, else legacy disk).</w:t>
       </w:r>
     </w:p>
     <w:p>
@@ -11246,96 +9179,7 @@
           <w:sz w:val="21"/>
           <w:szCs w:val="21"/>
         </w:rPr>
-        <w:t xml:space="preserve">LandlordFieldChange / LandlordEvent associate by LandlordId (indexed) with no configured FK. Leasing is a separate context, so there is no EF-level FK from Landlord to BusinessUnit.</w:t>
-      </w:r>
-    </w:p>
-    <w:p>
-      <w:pPr>
-        <w:pStyle w:val="Heading1"/>
-        <w:spacing w:after="120" w:before="260"/>
-      </w:pPr>
-      <w:r>
-        <w:rPr>
-          <w:rFonts w:ascii="Calibri" w:cs="Calibri" w:eastAsia="Calibri" w:hAnsi="Calibri"/>
-          <w:b/>
-          <w:bCs/>
-          <w:color w:val="0B2545"/>
-          <w:sz w:val="30"/>
-          <w:szCs w:val="30"/>
-        </w:rPr>
-        <w:t xml:space="preserve">7. Indexes &amp; Integrity Notes</w:t>
-      </w:r>
-    </w:p>
-    <w:p>
-      <w:pPr>
-        <w:pStyle w:val="ListParagraph"/>
-        <w:numPr>
-          <w:ilvl w:val="0"/>
-          <w:numId w:val="2"/>
-        </w:numPr>
-        <w:spacing w:after="60" w:line="264"/>
-      </w:pPr>
-      <w:r>
-        <w:rPr>
-          <w:rFonts w:ascii="Calibri" w:cs="Calibri" w:eastAsia="Calibri" w:hAnsi="Calibri"/>
-          <w:sz w:val="21"/>
-          <w:szCs w:val="21"/>
-        </w:rPr>
-        <w:t xml:space="preserve">Unique indexes: BusinessUnit.Code, User.Email, LookupValue(Category, Code), SupplierFieldSetting.FieldKey, SupplierTabSetting.Step, SupplierAccessToken.TokenHash, LandlordPremises(LandlordId, PremisesId).</w:t>
-      </w:r>
-    </w:p>
-    <w:p>
-      <w:pPr>
-        <w:pStyle w:val="ListParagraph"/>
-        <w:numPr>
-          <w:ilvl w:val="0"/>
-          <w:numId w:val="2"/>
-        </w:numPr>
-        <w:spacing w:after="60" w:line="264"/>
-      </w:pPr>
-      <w:r>
-        <w:rPr>
-          <w:rFonts w:ascii="Calibri" w:cs="Calibri" w:eastAsia="Calibri" w:hAnsi="Calibri"/>
-          <w:sz w:val="21"/>
-          <w:szCs w:val="21"/>
-        </w:rPr>
-        <w:t xml:space="preserve">[NotMapped] (not columns): Supplier.DisclaimerSignatureImage, Premises.Zone.</w:t>
-      </w:r>
-    </w:p>
-    <w:p>
-      <w:pPr>
-        <w:pStyle w:val="ListParagraph"/>
-        <w:numPr>
-          <w:ilvl w:val="0"/>
-          <w:numId w:val="2"/>
-        </w:numPr>
-        <w:spacing w:after="60" w:line="264"/>
-      </w:pPr>
-      <w:r>
-        <w:rPr>
-          <w:rFonts w:ascii="Calibri" w:cs="Calibri" w:eastAsia="Calibri" w:hAnsi="Calibri"/>
-          <w:sz w:val="21"/>
-          <w:szCs w:val="21"/>
-        </w:rPr>
-        <w:t xml:space="preserve">Blob columns (byte[]): BusinessUnit.Logo/Thumbnail, User.ProfilePhoto, SupplierDocument.Content, CustomerDocument.Content. LandlordDocument stores Base64 in a varchar(max) column.</w:t>
-      </w:r>
-    </w:p>
-    <w:p>
-      <w:pPr>
-        <w:pStyle w:val="ListParagraph"/>
-        <w:numPr>
-          <w:ilvl w:val="0"/>
-          <w:numId w:val="2"/>
-        </w:numPr>
-        <w:spacing w:after="60" w:line="264"/>
-      </w:pPr>
-      <w:r>
-        <w:rPr>
-          <w:rFonts w:ascii="Calibri" w:cs="Calibri" w:eastAsia="Calibri" w:hAnsi="Calibri"/>
-          <w:sz w:val="21"/>
-          <w:szCs w:val="21"/>
-        </w:rPr>
-        <w:t xml:space="preserve">Both contexts are registered with EnableRetryOnFailure() for Azure SQL transient-fault resilience.</w:t>
+        <w:t xml:space="preserve">ApplicationDbContext is registered with EnableRetryOnFailure() for Azure SQL transient-fault resilience.</w:t>
       </w:r>
     </w:p>
     <w:sectPr>

--- a/docs/word/Supplier Portal - Database Schema.docx
+++ b/docs/word/Supplier Portal - Database Schema.docx
@@ -414,7 +414,7 @@
                 <w:sz w:val="18"/>
                 <w:szCs w:val="18"/>
               </w:rPr>
-              <w:t xml:space="preserve">15 September 2026</w:t>
+              <w:t xml:space="preserve">17 September 2026</w:t>
             </w:r>
           </w:p>
         </w:tc>
@@ -492,7 +492,7 @@
           <w:sz w:val="21"/>
           <w:szCs w:val="21"/>
         </w:rPr>
-        <w:t xml:space="preserve">This document describes the Supplier Portal data model only. The Supplier Portal persists data in Microsoft SQL Server (on-premises) or Azure SQL Database, accessed through Entity Framework Core 8 using the DbContextFactory pattern. The supplier, user and master-data schema lives in ApplicationDbContext (default dbo schema).</w:t>
+        <w:t xml:space="preserve">This document describes the Supplier Portal data model only. The Supplier Portal persists data in Microsoft SQL Server (on-premises) or Azure SQL Database, accessed through Entity Framework Core 8 using the DbContextFactory pattern. The supplier, user, master-data, notification-group and scheduled-report schema all lives in ApplicationDbContext (default dbo schema). EF Core migrations are hand-written and applied at startup.</w:t>
       </w:r>
     </w:p>
     <w:p>
@@ -8982,7 +8982,2652 @@
           <w:sz w:val="30"/>
           <w:szCs w:val="30"/>
         </w:rPr>
-        <w:t xml:space="preserve">4. Relationships Summary</w:t>
+        <w:t xml:space="preserve">4. Notifications &amp; Scheduled Reporting (dbo)</w:t>
+      </w:r>
+    </w:p>
+    <w:p>
+      <w:pPr>
+        <w:pStyle w:val="Heading2"/>
+        <w:spacing w:after="90" w:before="200"/>
+      </w:pPr>
+      <w:r>
+        <w:rPr>
+          <w:rFonts w:ascii="Calibri" w:cs="Calibri" w:eastAsia="Calibri" w:hAnsi="Calibri"/>
+          <w:b/>
+          <w:bCs/>
+          <w:color w:val="274A7D"/>
+          <w:sz w:val="25"/>
+          <w:szCs w:val="25"/>
+        </w:rPr>
+        <w:t xml:space="preserve">4.1 NotificationGroup</w:t>
+      </w:r>
+    </w:p>
+    <w:p>
+      <w:pPr>
+        <w:spacing w:after="120" w:line="276"/>
+      </w:pPr>
+      <w:r>
+        <w:rPr>
+          <w:rFonts w:ascii="Calibri" w:cs="Calibri" w:eastAsia="Calibri" w:hAnsi="Calibri"/>
+          <w:sz w:val="21"/>
+          <w:szCs w:val="21"/>
+        </w:rPr>
+        <w:t xml:space="preserve">A named recipient list (e.g. ALL_USERS) used to address notifications and scheduled reports. Membership is a many-to-many with User through the NotificationGroupUsers join table.</w:t>
+      </w:r>
+    </w:p>
+    <w:tbl>
+      <w:tblPr>
+        <w:tblW w:type="dxa" w:w="9500"/>
+        <w:tblBorders>
+          <w:top w:val="single" w:color="D3DAE6" w:sz="4"/>
+          <w:left w:val="single" w:color="D3DAE6" w:sz="4"/>
+          <w:bottom w:val="single" w:color="D3DAE6" w:sz="4"/>
+          <w:right w:val="single" w:color="D3DAE6" w:sz="4"/>
+          <w:insideH w:val="single" w:color="D3DAE6" w:sz="4"/>
+          <w:insideV w:val="single" w:color="D3DAE6" w:sz="4"/>
+        </w:tblBorders>
+      </w:tblPr>
+      <w:tblGrid>
+        <w:gridCol w:w="3400"/>
+        <w:gridCol w:w="2100"/>
+        <w:gridCol w:w="1900"/>
+        <w:gridCol w:w="2100"/>
+      </w:tblGrid>
+      <w:tr>
+        <w:trPr>
+          <w:tblHeader/>
+        </w:trPr>
+        <w:tc>
+          <w:tcPr>
+            <w:tcW w:type="dxa" w:w="3400"/>
+            <w:shd w:fill="0B2545" w:color="auto" w:val="clear"/>
+            <w:tcMar>
+              <w:top w:type="dxa" w:w="40"/>
+              <w:left w:type="dxa" w:w="70"/>
+              <w:bottom w:type="dxa" w:w="40"/>
+              <w:right w:type="dxa" w:w="70"/>
+            </w:tcMar>
+          </w:tcPr>
+          <w:p>
+            <w:pPr>
+              <w:spacing w:after="0" w:line="240"/>
+            </w:pPr>
+            <w:r>
+              <w:rPr>
+                <w:rFonts w:ascii="Calibri" w:cs="Calibri" w:eastAsia="Calibri" w:hAnsi="Calibri"/>
+                <w:b/>
+                <w:bCs/>
+                <w:color w:val="FFFFFF"/>
+                <w:sz w:val="18"/>
+                <w:szCs w:val="18"/>
+              </w:rPr>
+              <w:t xml:space="preserve">Column</w:t>
+            </w:r>
+          </w:p>
+        </w:tc>
+        <w:tc>
+          <w:tcPr>
+            <w:tcW w:type="dxa" w:w="2100"/>
+            <w:shd w:fill="0B2545" w:color="auto" w:val="clear"/>
+            <w:tcMar>
+              <w:top w:type="dxa" w:w="40"/>
+              <w:left w:type="dxa" w:w="70"/>
+              <w:bottom w:type="dxa" w:w="40"/>
+              <w:right w:type="dxa" w:w="70"/>
+            </w:tcMar>
+          </w:tcPr>
+          <w:p>
+            <w:pPr>
+              <w:spacing w:after="0" w:line="240"/>
+            </w:pPr>
+            <w:r>
+              <w:rPr>
+                <w:rFonts w:ascii="Calibri" w:cs="Calibri" w:eastAsia="Calibri" w:hAnsi="Calibri"/>
+                <w:b/>
+                <w:bCs/>
+                <w:color w:val="FFFFFF"/>
+                <w:sz w:val="18"/>
+                <w:szCs w:val="18"/>
+              </w:rPr>
+              <w:t xml:space="preserve">Type</w:t>
+            </w:r>
+          </w:p>
+        </w:tc>
+        <w:tc>
+          <w:tcPr>
+            <w:tcW w:type="dxa" w:w="1900"/>
+            <w:shd w:fill="0B2545" w:color="auto" w:val="clear"/>
+            <w:tcMar>
+              <w:top w:type="dxa" w:w="40"/>
+              <w:left w:type="dxa" w:w="70"/>
+              <w:bottom w:type="dxa" w:w="40"/>
+              <w:right w:type="dxa" w:w="70"/>
+            </w:tcMar>
+          </w:tcPr>
+          <w:p>
+            <w:pPr>
+              <w:spacing w:after="0" w:line="240"/>
+            </w:pPr>
+            <w:r>
+              <w:rPr>
+                <w:rFonts w:ascii="Calibri" w:cs="Calibri" w:eastAsia="Calibri" w:hAnsi="Calibri"/>
+                <w:b/>
+                <w:bCs/>
+                <w:color w:val="FFFFFF"/>
+                <w:sz w:val="18"/>
+                <w:szCs w:val="18"/>
+              </w:rPr>
+              <w:t xml:space="preserve">Key / FK</w:t>
+            </w:r>
+          </w:p>
+        </w:tc>
+        <w:tc>
+          <w:tcPr>
+            <w:tcW w:type="dxa" w:w="2100"/>
+            <w:shd w:fill="0B2545" w:color="auto" w:val="clear"/>
+            <w:tcMar>
+              <w:top w:type="dxa" w:w="40"/>
+              <w:left w:type="dxa" w:w="70"/>
+              <w:bottom w:type="dxa" w:w="40"/>
+              <w:right w:type="dxa" w:w="70"/>
+            </w:tcMar>
+          </w:tcPr>
+          <w:p>
+            <w:pPr>
+              <w:spacing w:after="0" w:line="240"/>
+            </w:pPr>
+            <w:r>
+              <w:rPr>
+                <w:rFonts w:ascii="Calibri" w:cs="Calibri" w:eastAsia="Calibri" w:hAnsi="Calibri"/>
+                <w:b/>
+                <w:bCs/>
+                <w:color w:val="FFFFFF"/>
+                <w:sz w:val="18"/>
+                <w:szCs w:val="18"/>
+              </w:rPr>
+              <w:t xml:space="preserve">Notes</w:t>
+            </w:r>
+          </w:p>
+        </w:tc>
+      </w:tr>
+      <w:tr>
+        <w:tc>
+          <w:tcPr>
+            <w:tcW w:type="dxa" w:w="3400"/>
+            <w:shd w:fill="F1F4F9" w:color="auto" w:val="clear"/>
+            <w:tcMar>
+              <w:top w:type="dxa" w:w="40"/>
+              <w:left w:type="dxa" w:w="70"/>
+              <w:bottom w:type="dxa" w:w="40"/>
+              <w:right w:type="dxa" w:w="70"/>
+            </w:tcMar>
+          </w:tcPr>
+          <w:p>
+            <w:pPr>
+              <w:spacing w:after="0" w:line="240"/>
+            </w:pPr>
+            <w:r>
+              <w:rPr>
+                <w:rFonts w:ascii="Calibri" w:cs="Calibri" w:eastAsia="Calibri" w:hAnsi="Calibri"/>
+                <w:b w:val="false"/>
+                <w:bCs w:val="false"/>
+                <w:color w:val="22303F"/>
+                <w:sz w:val="18"/>
+                <w:szCs w:val="18"/>
+              </w:rPr>
+              <w:t xml:space="preserve">Id</w:t>
+            </w:r>
+          </w:p>
+        </w:tc>
+        <w:tc>
+          <w:tcPr>
+            <w:tcW w:type="dxa" w:w="2100"/>
+            <w:shd w:fill="F1F4F9" w:color="auto" w:val="clear"/>
+            <w:tcMar>
+              <w:top w:type="dxa" w:w="40"/>
+              <w:left w:type="dxa" w:w="70"/>
+              <w:bottom w:type="dxa" w:w="40"/>
+              <w:right w:type="dxa" w:w="70"/>
+            </w:tcMar>
+          </w:tcPr>
+          <w:p>
+            <w:pPr>
+              <w:spacing w:after="0" w:line="240"/>
+            </w:pPr>
+            <w:r>
+              <w:rPr>
+                <w:rFonts w:ascii="Calibri" w:cs="Calibri" w:eastAsia="Calibri" w:hAnsi="Calibri"/>
+                <w:b w:val="false"/>
+                <w:bCs w:val="false"/>
+                <w:color w:val="22303F"/>
+                <w:sz w:val="18"/>
+                <w:szCs w:val="18"/>
+              </w:rPr>
+              <w:t xml:space="preserve">int</w:t>
+            </w:r>
+          </w:p>
+        </w:tc>
+        <w:tc>
+          <w:tcPr>
+            <w:tcW w:type="dxa" w:w="1900"/>
+            <w:shd w:fill="F1F4F9" w:color="auto" w:val="clear"/>
+            <w:tcMar>
+              <w:top w:type="dxa" w:w="40"/>
+              <w:left w:type="dxa" w:w="70"/>
+              <w:bottom w:type="dxa" w:w="40"/>
+              <w:right w:type="dxa" w:w="70"/>
+            </w:tcMar>
+          </w:tcPr>
+          <w:p>
+            <w:pPr>
+              <w:spacing w:after="0" w:line="240"/>
+            </w:pPr>
+            <w:r>
+              <w:rPr>
+                <w:rFonts w:ascii="Calibri" w:cs="Calibri" w:eastAsia="Calibri" w:hAnsi="Calibri"/>
+                <w:b w:val="false"/>
+                <w:bCs w:val="false"/>
+                <w:color w:val="22303F"/>
+                <w:sz w:val="18"/>
+                <w:szCs w:val="18"/>
+              </w:rPr>
+              <w:t xml:space="preserve">PK</w:t>
+            </w:r>
+          </w:p>
+        </w:tc>
+        <w:tc>
+          <w:tcPr>
+            <w:tcW w:type="dxa" w:w="2100"/>
+            <w:shd w:fill="F1F4F9" w:color="auto" w:val="clear"/>
+            <w:tcMar>
+              <w:top w:type="dxa" w:w="40"/>
+              <w:left w:type="dxa" w:w="70"/>
+              <w:bottom w:type="dxa" w:w="40"/>
+              <w:right w:type="dxa" w:w="70"/>
+            </w:tcMar>
+          </w:tcPr>
+          <w:p>
+            <w:pPr>
+              <w:spacing w:after="0" w:line="240"/>
+            </w:pPr>
+            <w:r>
+              <w:rPr>
+                <w:rFonts w:ascii="Calibri" w:cs="Calibri" w:eastAsia="Calibri" w:hAnsi="Calibri"/>
+                <w:b w:val="false"/>
+                <w:bCs w:val="false"/>
+                <w:color w:val="22303F"/>
+                <w:sz w:val="18"/>
+                <w:szCs w:val="18"/>
+              </w:rPr>
+              <w:t xml:space="preserve"/>
+            </w:r>
+          </w:p>
+        </w:tc>
+      </w:tr>
+      <w:tr>
+        <w:tc>
+          <w:tcPr>
+            <w:tcW w:type="dxa" w:w="3400"/>
+            <w:tcMar>
+              <w:top w:type="dxa" w:w="40"/>
+              <w:left w:type="dxa" w:w="70"/>
+              <w:bottom w:type="dxa" w:w="40"/>
+              <w:right w:type="dxa" w:w="70"/>
+            </w:tcMar>
+          </w:tcPr>
+          <w:p>
+            <w:pPr>
+              <w:spacing w:after="0" w:line="240"/>
+            </w:pPr>
+            <w:r>
+              <w:rPr>
+                <w:rFonts w:ascii="Calibri" w:cs="Calibri" w:eastAsia="Calibri" w:hAnsi="Calibri"/>
+                <w:b w:val="false"/>
+                <w:bCs w:val="false"/>
+                <w:color w:val="22303F"/>
+                <w:sz w:val="18"/>
+                <w:szCs w:val="18"/>
+              </w:rPr>
+              <w:t xml:space="preserve">Name</w:t>
+            </w:r>
+          </w:p>
+        </w:tc>
+        <w:tc>
+          <w:tcPr>
+            <w:tcW w:type="dxa" w:w="2100"/>
+            <w:tcMar>
+              <w:top w:type="dxa" w:w="40"/>
+              <w:left w:type="dxa" w:w="70"/>
+              <w:bottom w:type="dxa" w:w="40"/>
+              <w:right w:type="dxa" w:w="70"/>
+            </w:tcMar>
+          </w:tcPr>
+          <w:p>
+            <w:pPr>
+              <w:spacing w:after="0" w:line="240"/>
+            </w:pPr>
+            <w:r>
+              <w:rPr>
+                <w:rFonts w:ascii="Calibri" w:cs="Calibri" w:eastAsia="Calibri" w:hAnsi="Calibri"/>
+                <w:b w:val="false"/>
+                <w:bCs w:val="false"/>
+                <w:color w:val="22303F"/>
+                <w:sz w:val="18"/>
+                <w:szCs w:val="18"/>
+              </w:rPr>
+              <w:t xml:space="preserve">string(128)</w:t>
+            </w:r>
+          </w:p>
+        </w:tc>
+        <w:tc>
+          <w:tcPr>
+            <w:tcW w:type="dxa" w:w="1900"/>
+            <w:tcMar>
+              <w:top w:type="dxa" w:w="40"/>
+              <w:left w:type="dxa" w:w="70"/>
+              <w:bottom w:type="dxa" w:w="40"/>
+              <w:right w:type="dxa" w:w="70"/>
+            </w:tcMar>
+          </w:tcPr>
+          <w:p>
+            <w:pPr>
+              <w:spacing w:after="0" w:line="240"/>
+            </w:pPr>
+            <w:r>
+              <w:rPr>
+                <w:rFonts w:ascii="Calibri" w:cs="Calibri" w:eastAsia="Calibri" w:hAnsi="Calibri"/>
+                <w:b w:val="false"/>
+                <w:bCs w:val="false"/>
+                <w:color w:val="22303F"/>
+                <w:sz w:val="18"/>
+                <w:szCs w:val="18"/>
+              </w:rPr>
+              <w:t xml:space="preserve"/>
+            </w:r>
+          </w:p>
+        </w:tc>
+        <w:tc>
+          <w:tcPr>
+            <w:tcW w:type="dxa" w:w="2100"/>
+            <w:tcMar>
+              <w:top w:type="dxa" w:w="40"/>
+              <w:left w:type="dxa" w:w="70"/>
+              <w:bottom w:type="dxa" w:w="40"/>
+              <w:right w:type="dxa" w:w="70"/>
+            </w:tcMar>
+          </w:tcPr>
+          <w:p>
+            <w:pPr>
+              <w:spacing w:after="0" w:line="240"/>
+            </w:pPr>
+            <w:r>
+              <w:rPr>
+                <w:rFonts w:ascii="Calibri" w:cs="Calibri" w:eastAsia="Calibri" w:hAnsi="Calibri"/>
+                <w:b w:val="false"/>
+                <w:bCs w:val="false"/>
+                <w:color w:val="22303F"/>
+                <w:sz w:val="18"/>
+                <w:szCs w:val="18"/>
+              </w:rPr>
+              <w:t xml:space="preserve">NOT NULL; unique index</w:t>
+            </w:r>
+          </w:p>
+        </w:tc>
+      </w:tr>
+      <w:tr>
+        <w:tc>
+          <w:tcPr>
+            <w:tcW w:type="dxa" w:w="3400"/>
+            <w:shd w:fill="F1F4F9" w:color="auto" w:val="clear"/>
+            <w:tcMar>
+              <w:top w:type="dxa" w:w="40"/>
+              <w:left w:type="dxa" w:w="70"/>
+              <w:bottom w:type="dxa" w:w="40"/>
+              <w:right w:type="dxa" w:w="70"/>
+            </w:tcMar>
+          </w:tcPr>
+          <w:p>
+            <w:pPr>
+              <w:spacing w:after="0" w:line="240"/>
+            </w:pPr>
+            <w:r>
+              <w:rPr>
+                <w:rFonts w:ascii="Calibri" w:cs="Calibri" w:eastAsia="Calibri" w:hAnsi="Calibri"/>
+                <w:b w:val="false"/>
+                <w:bCs w:val="false"/>
+                <w:color w:val="22303F"/>
+                <w:sz w:val="18"/>
+                <w:szCs w:val="18"/>
+              </w:rPr>
+              <w:t xml:space="preserve">IsActive</w:t>
+            </w:r>
+          </w:p>
+        </w:tc>
+        <w:tc>
+          <w:tcPr>
+            <w:tcW w:type="dxa" w:w="2100"/>
+            <w:shd w:fill="F1F4F9" w:color="auto" w:val="clear"/>
+            <w:tcMar>
+              <w:top w:type="dxa" w:w="40"/>
+              <w:left w:type="dxa" w:w="70"/>
+              <w:bottom w:type="dxa" w:w="40"/>
+              <w:right w:type="dxa" w:w="70"/>
+            </w:tcMar>
+          </w:tcPr>
+          <w:p>
+            <w:pPr>
+              <w:spacing w:after="0" w:line="240"/>
+            </w:pPr>
+            <w:r>
+              <w:rPr>
+                <w:rFonts w:ascii="Calibri" w:cs="Calibri" w:eastAsia="Calibri" w:hAnsi="Calibri"/>
+                <w:b w:val="false"/>
+                <w:bCs w:val="false"/>
+                <w:color w:val="22303F"/>
+                <w:sz w:val="18"/>
+                <w:szCs w:val="18"/>
+              </w:rPr>
+              <w:t xml:space="preserve">bool</w:t>
+            </w:r>
+          </w:p>
+        </w:tc>
+        <w:tc>
+          <w:tcPr>
+            <w:tcW w:type="dxa" w:w="1900"/>
+            <w:shd w:fill="F1F4F9" w:color="auto" w:val="clear"/>
+            <w:tcMar>
+              <w:top w:type="dxa" w:w="40"/>
+              <w:left w:type="dxa" w:w="70"/>
+              <w:bottom w:type="dxa" w:w="40"/>
+              <w:right w:type="dxa" w:w="70"/>
+            </w:tcMar>
+          </w:tcPr>
+          <w:p>
+            <w:pPr>
+              <w:spacing w:after="0" w:line="240"/>
+            </w:pPr>
+            <w:r>
+              <w:rPr>
+                <w:rFonts w:ascii="Calibri" w:cs="Calibri" w:eastAsia="Calibri" w:hAnsi="Calibri"/>
+                <w:b w:val="false"/>
+                <w:bCs w:val="false"/>
+                <w:color w:val="22303F"/>
+                <w:sz w:val="18"/>
+                <w:szCs w:val="18"/>
+              </w:rPr>
+              <w:t xml:space="preserve"/>
+            </w:r>
+          </w:p>
+        </w:tc>
+        <w:tc>
+          <w:tcPr>
+            <w:tcW w:type="dxa" w:w="2100"/>
+            <w:shd w:fill="F1F4F9" w:color="auto" w:val="clear"/>
+            <w:tcMar>
+              <w:top w:type="dxa" w:w="40"/>
+              <w:left w:type="dxa" w:w="70"/>
+              <w:bottom w:type="dxa" w:w="40"/>
+              <w:right w:type="dxa" w:w="70"/>
+            </w:tcMar>
+          </w:tcPr>
+          <w:p>
+            <w:pPr>
+              <w:spacing w:after="0" w:line="240"/>
+            </w:pPr>
+            <w:r>
+              <w:rPr>
+                <w:rFonts w:ascii="Calibri" w:cs="Calibri" w:eastAsia="Calibri" w:hAnsi="Calibri"/>
+                <w:b w:val="false"/>
+                <w:bCs w:val="false"/>
+                <w:color w:val="22303F"/>
+                <w:sz w:val="18"/>
+                <w:szCs w:val="18"/>
+              </w:rPr>
+              <w:t xml:space="preserve">Default true; when false the group is kept but excluded from notifications</w:t>
+            </w:r>
+          </w:p>
+        </w:tc>
+      </w:tr>
+      <w:tr>
+        <w:tc>
+          <w:tcPr>
+            <w:tcW w:type="dxa" w:w="3400"/>
+            <w:tcMar>
+              <w:top w:type="dxa" w:w="40"/>
+              <w:left w:type="dxa" w:w="70"/>
+              <w:bottom w:type="dxa" w:w="40"/>
+              <w:right w:type="dxa" w:w="70"/>
+            </w:tcMar>
+          </w:tcPr>
+          <w:p>
+            <w:pPr>
+              <w:spacing w:after="0" w:line="240"/>
+            </w:pPr>
+            <w:r>
+              <w:rPr>
+                <w:rFonts w:ascii="Calibri" w:cs="Calibri" w:eastAsia="Calibri" w:hAnsi="Calibri"/>
+                <w:b w:val="false"/>
+                <w:bCs w:val="false"/>
+                <w:color w:val="22303F"/>
+                <w:sz w:val="18"/>
+                <w:szCs w:val="18"/>
+              </w:rPr>
+              <w:t xml:space="preserve">CreatedAt</w:t>
+            </w:r>
+          </w:p>
+        </w:tc>
+        <w:tc>
+          <w:tcPr>
+            <w:tcW w:type="dxa" w:w="2100"/>
+            <w:tcMar>
+              <w:top w:type="dxa" w:w="40"/>
+              <w:left w:type="dxa" w:w="70"/>
+              <w:bottom w:type="dxa" w:w="40"/>
+              <w:right w:type="dxa" w:w="70"/>
+            </w:tcMar>
+          </w:tcPr>
+          <w:p>
+            <w:pPr>
+              <w:spacing w:after="0" w:line="240"/>
+            </w:pPr>
+            <w:r>
+              <w:rPr>
+                <w:rFonts w:ascii="Calibri" w:cs="Calibri" w:eastAsia="Calibri" w:hAnsi="Calibri"/>
+                <w:b w:val="false"/>
+                <w:bCs w:val="false"/>
+                <w:color w:val="22303F"/>
+                <w:sz w:val="18"/>
+                <w:szCs w:val="18"/>
+              </w:rPr>
+              <w:t xml:space="preserve">DateTime</w:t>
+            </w:r>
+          </w:p>
+        </w:tc>
+        <w:tc>
+          <w:tcPr>
+            <w:tcW w:type="dxa" w:w="1900"/>
+            <w:tcMar>
+              <w:top w:type="dxa" w:w="40"/>
+              <w:left w:type="dxa" w:w="70"/>
+              <w:bottom w:type="dxa" w:w="40"/>
+              <w:right w:type="dxa" w:w="70"/>
+            </w:tcMar>
+          </w:tcPr>
+          <w:p>
+            <w:pPr>
+              <w:spacing w:after="0" w:line="240"/>
+            </w:pPr>
+            <w:r>
+              <w:rPr>
+                <w:rFonts w:ascii="Calibri" w:cs="Calibri" w:eastAsia="Calibri" w:hAnsi="Calibri"/>
+                <w:b w:val="false"/>
+                <w:bCs w:val="false"/>
+                <w:color w:val="22303F"/>
+                <w:sz w:val="18"/>
+                <w:szCs w:val="18"/>
+              </w:rPr>
+              <w:t xml:space="preserve"/>
+            </w:r>
+          </w:p>
+        </w:tc>
+        <w:tc>
+          <w:tcPr>
+            <w:tcW w:type="dxa" w:w="2100"/>
+            <w:tcMar>
+              <w:top w:type="dxa" w:w="40"/>
+              <w:left w:type="dxa" w:w="70"/>
+              <w:bottom w:type="dxa" w:w="40"/>
+              <w:right w:type="dxa" w:w="70"/>
+            </w:tcMar>
+          </w:tcPr>
+          <w:p>
+            <w:pPr>
+              <w:spacing w:after="0" w:line="240"/>
+            </w:pPr>
+            <w:r>
+              <w:rPr>
+                <w:rFonts w:ascii="Calibri" w:cs="Calibri" w:eastAsia="Calibri" w:hAnsi="Calibri"/>
+                <w:b w:val="false"/>
+                <w:bCs w:val="false"/>
+                <w:color w:val="22303F"/>
+                <w:sz w:val="18"/>
+                <w:szCs w:val="18"/>
+              </w:rPr>
+              <w:t xml:space="preserve"/>
+            </w:r>
+          </w:p>
+        </w:tc>
+      </w:tr>
+    </w:tbl>
+    <w:p>
+      <w:pPr>
+        <w:pStyle w:val="Heading2"/>
+        <w:spacing w:after="90" w:before="200"/>
+      </w:pPr>
+      <w:r>
+        <w:rPr>
+          <w:rFonts w:ascii="Calibri" w:cs="Calibri" w:eastAsia="Calibri" w:hAnsi="Calibri"/>
+          <w:b/>
+          <w:bCs/>
+          <w:color w:val="274A7D"/>
+          <w:sz w:val="25"/>
+          <w:szCs w:val="25"/>
+        </w:rPr>
+        <w:t xml:space="preserve">4.2 NotificationGroupUsers (join table)</w:t>
+      </w:r>
+    </w:p>
+    <w:p>
+      <w:pPr>
+        <w:spacing w:after="120" w:line="276"/>
+      </w:pPr>
+      <w:r>
+        <w:rPr>
+          <w:rFonts w:ascii="Calibri" w:cs="Calibri" w:eastAsia="Calibri" w:hAnsi="Calibri"/>
+          <w:sz w:val="21"/>
+          <w:szCs w:val="21"/>
+        </w:rPr>
+        <w:t xml:space="preserve">The many-to-many join between NotificationGroups and Users. Composite primary key (NotificationGroupId, UserId); both foreign keys cascade on delete; a secondary index on UserId supports reverse lookups.</w:t>
+      </w:r>
+    </w:p>
+    <w:tbl>
+      <w:tblPr>
+        <w:tblW w:type="dxa" w:w="9500"/>
+        <w:tblBorders>
+          <w:top w:val="single" w:color="D3DAE6" w:sz="4"/>
+          <w:left w:val="single" w:color="D3DAE6" w:sz="4"/>
+          <w:bottom w:val="single" w:color="D3DAE6" w:sz="4"/>
+          <w:right w:val="single" w:color="D3DAE6" w:sz="4"/>
+          <w:insideH w:val="single" w:color="D3DAE6" w:sz="4"/>
+          <w:insideV w:val="single" w:color="D3DAE6" w:sz="4"/>
+        </w:tblBorders>
+      </w:tblPr>
+      <w:tblGrid>
+        <w:gridCol w:w="3400"/>
+        <w:gridCol w:w="2100"/>
+        <w:gridCol w:w="1900"/>
+        <w:gridCol w:w="2100"/>
+      </w:tblGrid>
+      <w:tr>
+        <w:trPr>
+          <w:tblHeader/>
+        </w:trPr>
+        <w:tc>
+          <w:tcPr>
+            <w:tcW w:type="dxa" w:w="3400"/>
+            <w:shd w:fill="0B2545" w:color="auto" w:val="clear"/>
+            <w:tcMar>
+              <w:top w:type="dxa" w:w="40"/>
+              <w:left w:type="dxa" w:w="70"/>
+              <w:bottom w:type="dxa" w:w="40"/>
+              <w:right w:type="dxa" w:w="70"/>
+            </w:tcMar>
+          </w:tcPr>
+          <w:p>
+            <w:pPr>
+              <w:spacing w:after="0" w:line="240"/>
+            </w:pPr>
+            <w:r>
+              <w:rPr>
+                <w:rFonts w:ascii="Calibri" w:cs="Calibri" w:eastAsia="Calibri" w:hAnsi="Calibri"/>
+                <w:b/>
+                <w:bCs/>
+                <w:color w:val="FFFFFF"/>
+                <w:sz w:val="18"/>
+                <w:szCs w:val="18"/>
+              </w:rPr>
+              <w:t xml:space="preserve">Column</w:t>
+            </w:r>
+          </w:p>
+        </w:tc>
+        <w:tc>
+          <w:tcPr>
+            <w:tcW w:type="dxa" w:w="2100"/>
+            <w:shd w:fill="0B2545" w:color="auto" w:val="clear"/>
+            <w:tcMar>
+              <w:top w:type="dxa" w:w="40"/>
+              <w:left w:type="dxa" w:w="70"/>
+              <w:bottom w:type="dxa" w:w="40"/>
+              <w:right w:type="dxa" w:w="70"/>
+            </w:tcMar>
+          </w:tcPr>
+          <w:p>
+            <w:pPr>
+              <w:spacing w:after="0" w:line="240"/>
+            </w:pPr>
+            <w:r>
+              <w:rPr>
+                <w:rFonts w:ascii="Calibri" w:cs="Calibri" w:eastAsia="Calibri" w:hAnsi="Calibri"/>
+                <w:b/>
+                <w:bCs/>
+                <w:color w:val="FFFFFF"/>
+                <w:sz w:val="18"/>
+                <w:szCs w:val="18"/>
+              </w:rPr>
+              <w:t xml:space="preserve">Type</w:t>
+            </w:r>
+          </w:p>
+        </w:tc>
+        <w:tc>
+          <w:tcPr>
+            <w:tcW w:type="dxa" w:w="1900"/>
+            <w:shd w:fill="0B2545" w:color="auto" w:val="clear"/>
+            <w:tcMar>
+              <w:top w:type="dxa" w:w="40"/>
+              <w:left w:type="dxa" w:w="70"/>
+              <w:bottom w:type="dxa" w:w="40"/>
+              <w:right w:type="dxa" w:w="70"/>
+            </w:tcMar>
+          </w:tcPr>
+          <w:p>
+            <w:pPr>
+              <w:spacing w:after="0" w:line="240"/>
+            </w:pPr>
+            <w:r>
+              <w:rPr>
+                <w:rFonts w:ascii="Calibri" w:cs="Calibri" w:eastAsia="Calibri" w:hAnsi="Calibri"/>
+                <w:b/>
+                <w:bCs/>
+                <w:color w:val="FFFFFF"/>
+                <w:sz w:val="18"/>
+                <w:szCs w:val="18"/>
+              </w:rPr>
+              <w:t xml:space="preserve">Key / FK</w:t>
+            </w:r>
+          </w:p>
+        </w:tc>
+        <w:tc>
+          <w:tcPr>
+            <w:tcW w:type="dxa" w:w="2100"/>
+            <w:shd w:fill="0B2545" w:color="auto" w:val="clear"/>
+            <w:tcMar>
+              <w:top w:type="dxa" w:w="40"/>
+              <w:left w:type="dxa" w:w="70"/>
+              <w:bottom w:type="dxa" w:w="40"/>
+              <w:right w:type="dxa" w:w="70"/>
+            </w:tcMar>
+          </w:tcPr>
+          <w:p>
+            <w:pPr>
+              <w:spacing w:after="0" w:line="240"/>
+            </w:pPr>
+            <w:r>
+              <w:rPr>
+                <w:rFonts w:ascii="Calibri" w:cs="Calibri" w:eastAsia="Calibri" w:hAnsi="Calibri"/>
+                <w:b/>
+                <w:bCs/>
+                <w:color w:val="FFFFFF"/>
+                <w:sz w:val="18"/>
+                <w:szCs w:val="18"/>
+              </w:rPr>
+              <w:t xml:space="preserve">Notes</w:t>
+            </w:r>
+          </w:p>
+        </w:tc>
+      </w:tr>
+      <w:tr>
+        <w:tc>
+          <w:tcPr>
+            <w:tcW w:type="dxa" w:w="3400"/>
+            <w:shd w:fill="F1F4F9" w:color="auto" w:val="clear"/>
+            <w:tcMar>
+              <w:top w:type="dxa" w:w="40"/>
+              <w:left w:type="dxa" w:w="70"/>
+              <w:bottom w:type="dxa" w:w="40"/>
+              <w:right w:type="dxa" w:w="70"/>
+            </w:tcMar>
+          </w:tcPr>
+          <w:p>
+            <w:pPr>
+              <w:spacing w:after="0" w:line="240"/>
+            </w:pPr>
+            <w:r>
+              <w:rPr>
+                <w:rFonts w:ascii="Calibri" w:cs="Calibri" w:eastAsia="Calibri" w:hAnsi="Calibri"/>
+                <w:b w:val="false"/>
+                <w:bCs w:val="false"/>
+                <w:color w:val="22303F"/>
+                <w:sz w:val="18"/>
+                <w:szCs w:val="18"/>
+              </w:rPr>
+              <w:t xml:space="preserve">NotificationGroupId</w:t>
+            </w:r>
+          </w:p>
+        </w:tc>
+        <w:tc>
+          <w:tcPr>
+            <w:tcW w:type="dxa" w:w="2100"/>
+            <w:shd w:fill="F1F4F9" w:color="auto" w:val="clear"/>
+            <w:tcMar>
+              <w:top w:type="dxa" w:w="40"/>
+              <w:left w:type="dxa" w:w="70"/>
+              <w:bottom w:type="dxa" w:w="40"/>
+              <w:right w:type="dxa" w:w="70"/>
+            </w:tcMar>
+          </w:tcPr>
+          <w:p>
+            <w:pPr>
+              <w:spacing w:after="0" w:line="240"/>
+            </w:pPr>
+            <w:r>
+              <w:rPr>
+                <w:rFonts w:ascii="Calibri" w:cs="Calibri" w:eastAsia="Calibri" w:hAnsi="Calibri"/>
+                <w:b w:val="false"/>
+                <w:bCs w:val="false"/>
+                <w:color w:val="22303F"/>
+                <w:sz w:val="18"/>
+                <w:szCs w:val="18"/>
+              </w:rPr>
+              <w:t xml:space="preserve">int</w:t>
+            </w:r>
+          </w:p>
+        </w:tc>
+        <w:tc>
+          <w:tcPr>
+            <w:tcW w:type="dxa" w:w="1900"/>
+            <w:shd w:fill="F1F4F9" w:color="auto" w:val="clear"/>
+            <w:tcMar>
+              <w:top w:type="dxa" w:w="40"/>
+              <w:left w:type="dxa" w:w="70"/>
+              <w:bottom w:type="dxa" w:w="40"/>
+              <w:right w:type="dxa" w:w="70"/>
+            </w:tcMar>
+          </w:tcPr>
+          <w:p>
+            <w:pPr>
+              <w:spacing w:after="0" w:line="240"/>
+            </w:pPr>
+            <w:r>
+              <w:rPr>
+                <w:rFonts w:ascii="Calibri" w:cs="Calibri" w:eastAsia="Calibri" w:hAnsi="Calibri"/>
+                <w:b w:val="false"/>
+                <w:bCs w:val="false"/>
+                <w:color w:val="22303F"/>
+                <w:sz w:val="18"/>
+                <w:szCs w:val="18"/>
+              </w:rPr>
+              <w:t xml:space="preserve">FK → NotificationGroup</w:t>
+            </w:r>
+          </w:p>
+        </w:tc>
+        <w:tc>
+          <w:tcPr>
+            <w:tcW w:type="dxa" w:w="2100"/>
+            <w:shd w:fill="F1F4F9" w:color="auto" w:val="clear"/>
+            <w:tcMar>
+              <w:top w:type="dxa" w:w="40"/>
+              <w:left w:type="dxa" w:w="70"/>
+              <w:bottom w:type="dxa" w:w="40"/>
+              <w:right w:type="dxa" w:w="70"/>
+            </w:tcMar>
+          </w:tcPr>
+          <w:p>
+            <w:pPr>
+              <w:spacing w:after="0" w:line="240"/>
+            </w:pPr>
+            <w:r>
+              <w:rPr>
+                <w:rFonts w:ascii="Calibri" w:cs="Calibri" w:eastAsia="Calibri" w:hAnsi="Calibri"/>
+                <w:b w:val="false"/>
+                <w:bCs w:val="false"/>
+                <w:color w:val="22303F"/>
+                <w:sz w:val="18"/>
+                <w:szCs w:val="18"/>
+              </w:rPr>
+              <w:t xml:space="preserve">Composite PK; ON DELETE CASCADE</w:t>
+            </w:r>
+          </w:p>
+        </w:tc>
+      </w:tr>
+      <w:tr>
+        <w:tc>
+          <w:tcPr>
+            <w:tcW w:type="dxa" w:w="3400"/>
+            <w:tcMar>
+              <w:top w:type="dxa" w:w="40"/>
+              <w:left w:type="dxa" w:w="70"/>
+              <w:bottom w:type="dxa" w:w="40"/>
+              <w:right w:type="dxa" w:w="70"/>
+            </w:tcMar>
+          </w:tcPr>
+          <w:p>
+            <w:pPr>
+              <w:spacing w:after="0" w:line="240"/>
+            </w:pPr>
+            <w:r>
+              <w:rPr>
+                <w:rFonts w:ascii="Calibri" w:cs="Calibri" w:eastAsia="Calibri" w:hAnsi="Calibri"/>
+                <w:b w:val="false"/>
+                <w:bCs w:val="false"/>
+                <w:color w:val="22303F"/>
+                <w:sz w:val="18"/>
+                <w:szCs w:val="18"/>
+              </w:rPr>
+              <w:t xml:space="preserve">UserId</w:t>
+            </w:r>
+          </w:p>
+        </w:tc>
+        <w:tc>
+          <w:tcPr>
+            <w:tcW w:type="dxa" w:w="2100"/>
+            <w:tcMar>
+              <w:top w:type="dxa" w:w="40"/>
+              <w:left w:type="dxa" w:w="70"/>
+              <w:bottom w:type="dxa" w:w="40"/>
+              <w:right w:type="dxa" w:w="70"/>
+            </w:tcMar>
+          </w:tcPr>
+          <w:p>
+            <w:pPr>
+              <w:spacing w:after="0" w:line="240"/>
+            </w:pPr>
+            <w:r>
+              <w:rPr>
+                <w:rFonts w:ascii="Calibri" w:cs="Calibri" w:eastAsia="Calibri" w:hAnsi="Calibri"/>
+                <w:b w:val="false"/>
+                <w:bCs w:val="false"/>
+                <w:color w:val="22303F"/>
+                <w:sz w:val="18"/>
+                <w:szCs w:val="18"/>
+              </w:rPr>
+              <w:t xml:space="preserve">int</w:t>
+            </w:r>
+          </w:p>
+        </w:tc>
+        <w:tc>
+          <w:tcPr>
+            <w:tcW w:type="dxa" w:w="1900"/>
+            <w:tcMar>
+              <w:top w:type="dxa" w:w="40"/>
+              <w:left w:type="dxa" w:w="70"/>
+              <w:bottom w:type="dxa" w:w="40"/>
+              <w:right w:type="dxa" w:w="70"/>
+            </w:tcMar>
+          </w:tcPr>
+          <w:p>
+            <w:pPr>
+              <w:spacing w:after="0" w:line="240"/>
+            </w:pPr>
+            <w:r>
+              <w:rPr>
+                <w:rFonts w:ascii="Calibri" w:cs="Calibri" w:eastAsia="Calibri" w:hAnsi="Calibri"/>
+                <w:b w:val="false"/>
+                <w:bCs w:val="false"/>
+                <w:color w:val="22303F"/>
+                <w:sz w:val="18"/>
+                <w:szCs w:val="18"/>
+              </w:rPr>
+              <w:t xml:space="preserve">FK → User</w:t>
+            </w:r>
+          </w:p>
+        </w:tc>
+        <w:tc>
+          <w:tcPr>
+            <w:tcW w:type="dxa" w:w="2100"/>
+            <w:tcMar>
+              <w:top w:type="dxa" w:w="40"/>
+              <w:left w:type="dxa" w:w="70"/>
+              <w:bottom w:type="dxa" w:w="40"/>
+              <w:right w:type="dxa" w:w="70"/>
+            </w:tcMar>
+          </w:tcPr>
+          <w:p>
+            <w:pPr>
+              <w:spacing w:after="0" w:line="240"/>
+            </w:pPr>
+            <w:r>
+              <w:rPr>
+                <w:rFonts w:ascii="Calibri" w:cs="Calibri" w:eastAsia="Calibri" w:hAnsi="Calibri"/>
+                <w:b w:val="false"/>
+                <w:bCs w:val="false"/>
+                <w:color w:val="22303F"/>
+                <w:sz w:val="18"/>
+                <w:szCs w:val="18"/>
+              </w:rPr>
+              <w:t xml:space="preserve">Composite PK; ON DELETE CASCADE; index on UserId</w:t>
+            </w:r>
+          </w:p>
+        </w:tc>
+      </w:tr>
+    </w:tbl>
+    <w:p>
+      <w:pPr>
+        <w:pStyle w:val="Heading2"/>
+        <w:spacing w:after="90" w:before="200"/>
+      </w:pPr>
+      <w:r>
+        <w:rPr>
+          <w:rFonts w:ascii="Calibri" w:cs="Calibri" w:eastAsia="Calibri" w:hAnsi="Calibri"/>
+          <w:b/>
+          <w:bCs/>
+          <w:color w:val="274A7D"/>
+          <w:sz w:val="25"/>
+          <w:szCs w:val="25"/>
+        </w:rPr>
+        <w:t xml:space="preserve">4.3 ScheduledReport</w:t>
+      </w:r>
+    </w:p>
+    <w:p>
+      <w:pPr>
+        <w:spacing w:after="120" w:line="276"/>
+      </w:pPr>
+      <w:r>
+        <w:rPr>
+          <w:rFonts w:ascii="Calibri" w:cs="Calibri" w:eastAsia="Calibri" w:hAnsi="Calibri"/>
+          <w:sz w:val="21"/>
+          <w:szCs w:val="21"/>
+        </w:rPr>
+        <w:t xml:space="preserve">An administrator-defined schedule that emails a supplier report (PDF/Excel) as a file attachment to the active members of a notification group. The runner fires a schedule when NextRunUtc is due; recurring frequencies advance, and a Once schedule disables itself after running.</w:t>
+      </w:r>
+    </w:p>
+    <w:tbl>
+      <w:tblPr>
+        <w:tblW w:type="dxa" w:w="9500"/>
+        <w:tblBorders>
+          <w:top w:val="single" w:color="D3DAE6" w:sz="4"/>
+          <w:left w:val="single" w:color="D3DAE6" w:sz="4"/>
+          <w:bottom w:val="single" w:color="D3DAE6" w:sz="4"/>
+          <w:right w:val="single" w:color="D3DAE6" w:sz="4"/>
+          <w:insideH w:val="single" w:color="D3DAE6" w:sz="4"/>
+          <w:insideV w:val="single" w:color="D3DAE6" w:sz="4"/>
+        </w:tblBorders>
+      </w:tblPr>
+      <w:tblGrid>
+        <w:gridCol w:w="3400"/>
+        <w:gridCol w:w="2100"/>
+        <w:gridCol w:w="1900"/>
+        <w:gridCol w:w="2100"/>
+      </w:tblGrid>
+      <w:tr>
+        <w:trPr>
+          <w:tblHeader/>
+        </w:trPr>
+        <w:tc>
+          <w:tcPr>
+            <w:tcW w:type="dxa" w:w="3400"/>
+            <w:shd w:fill="0B2545" w:color="auto" w:val="clear"/>
+            <w:tcMar>
+              <w:top w:type="dxa" w:w="40"/>
+              <w:left w:type="dxa" w:w="70"/>
+              <w:bottom w:type="dxa" w:w="40"/>
+              <w:right w:type="dxa" w:w="70"/>
+            </w:tcMar>
+          </w:tcPr>
+          <w:p>
+            <w:pPr>
+              <w:spacing w:after="0" w:line="240"/>
+            </w:pPr>
+            <w:r>
+              <w:rPr>
+                <w:rFonts w:ascii="Calibri" w:cs="Calibri" w:eastAsia="Calibri" w:hAnsi="Calibri"/>
+                <w:b/>
+                <w:bCs/>
+                <w:color w:val="FFFFFF"/>
+                <w:sz w:val="18"/>
+                <w:szCs w:val="18"/>
+              </w:rPr>
+              <w:t xml:space="preserve">Column</w:t>
+            </w:r>
+          </w:p>
+        </w:tc>
+        <w:tc>
+          <w:tcPr>
+            <w:tcW w:type="dxa" w:w="2100"/>
+            <w:shd w:fill="0B2545" w:color="auto" w:val="clear"/>
+            <w:tcMar>
+              <w:top w:type="dxa" w:w="40"/>
+              <w:left w:type="dxa" w:w="70"/>
+              <w:bottom w:type="dxa" w:w="40"/>
+              <w:right w:type="dxa" w:w="70"/>
+            </w:tcMar>
+          </w:tcPr>
+          <w:p>
+            <w:pPr>
+              <w:spacing w:after="0" w:line="240"/>
+            </w:pPr>
+            <w:r>
+              <w:rPr>
+                <w:rFonts w:ascii="Calibri" w:cs="Calibri" w:eastAsia="Calibri" w:hAnsi="Calibri"/>
+                <w:b/>
+                <w:bCs/>
+                <w:color w:val="FFFFFF"/>
+                <w:sz w:val="18"/>
+                <w:szCs w:val="18"/>
+              </w:rPr>
+              <w:t xml:space="preserve">Type</w:t>
+            </w:r>
+          </w:p>
+        </w:tc>
+        <w:tc>
+          <w:tcPr>
+            <w:tcW w:type="dxa" w:w="1900"/>
+            <w:shd w:fill="0B2545" w:color="auto" w:val="clear"/>
+            <w:tcMar>
+              <w:top w:type="dxa" w:w="40"/>
+              <w:left w:type="dxa" w:w="70"/>
+              <w:bottom w:type="dxa" w:w="40"/>
+              <w:right w:type="dxa" w:w="70"/>
+            </w:tcMar>
+          </w:tcPr>
+          <w:p>
+            <w:pPr>
+              <w:spacing w:after="0" w:line="240"/>
+            </w:pPr>
+            <w:r>
+              <w:rPr>
+                <w:rFonts w:ascii="Calibri" w:cs="Calibri" w:eastAsia="Calibri" w:hAnsi="Calibri"/>
+                <w:b/>
+                <w:bCs/>
+                <w:color w:val="FFFFFF"/>
+                <w:sz w:val="18"/>
+                <w:szCs w:val="18"/>
+              </w:rPr>
+              <w:t xml:space="preserve">Key / FK</w:t>
+            </w:r>
+          </w:p>
+        </w:tc>
+        <w:tc>
+          <w:tcPr>
+            <w:tcW w:type="dxa" w:w="2100"/>
+            <w:shd w:fill="0B2545" w:color="auto" w:val="clear"/>
+            <w:tcMar>
+              <w:top w:type="dxa" w:w="40"/>
+              <w:left w:type="dxa" w:w="70"/>
+              <w:bottom w:type="dxa" w:w="40"/>
+              <w:right w:type="dxa" w:w="70"/>
+            </w:tcMar>
+          </w:tcPr>
+          <w:p>
+            <w:pPr>
+              <w:spacing w:after="0" w:line="240"/>
+            </w:pPr>
+            <w:r>
+              <w:rPr>
+                <w:rFonts w:ascii="Calibri" w:cs="Calibri" w:eastAsia="Calibri" w:hAnsi="Calibri"/>
+                <w:b/>
+                <w:bCs/>
+                <w:color w:val="FFFFFF"/>
+                <w:sz w:val="18"/>
+                <w:szCs w:val="18"/>
+              </w:rPr>
+              <w:t xml:space="preserve">Notes</w:t>
+            </w:r>
+          </w:p>
+        </w:tc>
+      </w:tr>
+      <w:tr>
+        <w:tc>
+          <w:tcPr>
+            <w:tcW w:type="dxa" w:w="3400"/>
+            <w:shd w:fill="F1F4F9" w:color="auto" w:val="clear"/>
+            <w:tcMar>
+              <w:top w:type="dxa" w:w="40"/>
+              <w:left w:type="dxa" w:w="70"/>
+              <w:bottom w:type="dxa" w:w="40"/>
+              <w:right w:type="dxa" w:w="70"/>
+            </w:tcMar>
+          </w:tcPr>
+          <w:p>
+            <w:pPr>
+              <w:spacing w:after="0" w:line="240"/>
+            </w:pPr>
+            <w:r>
+              <w:rPr>
+                <w:rFonts w:ascii="Calibri" w:cs="Calibri" w:eastAsia="Calibri" w:hAnsi="Calibri"/>
+                <w:b w:val="false"/>
+                <w:bCs w:val="false"/>
+                <w:color w:val="22303F"/>
+                <w:sz w:val="18"/>
+                <w:szCs w:val="18"/>
+              </w:rPr>
+              <w:t xml:space="preserve">Id</w:t>
+            </w:r>
+          </w:p>
+        </w:tc>
+        <w:tc>
+          <w:tcPr>
+            <w:tcW w:type="dxa" w:w="2100"/>
+            <w:shd w:fill="F1F4F9" w:color="auto" w:val="clear"/>
+            <w:tcMar>
+              <w:top w:type="dxa" w:w="40"/>
+              <w:left w:type="dxa" w:w="70"/>
+              <w:bottom w:type="dxa" w:w="40"/>
+              <w:right w:type="dxa" w:w="70"/>
+            </w:tcMar>
+          </w:tcPr>
+          <w:p>
+            <w:pPr>
+              <w:spacing w:after="0" w:line="240"/>
+            </w:pPr>
+            <w:r>
+              <w:rPr>
+                <w:rFonts w:ascii="Calibri" w:cs="Calibri" w:eastAsia="Calibri" w:hAnsi="Calibri"/>
+                <w:b w:val="false"/>
+                <w:bCs w:val="false"/>
+                <w:color w:val="22303F"/>
+                <w:sz w:val="18"/>
+                <w:szCs w:val="18"/>
+              </w:rPr>
+              <w:t xml:space="preserve">int</w:t>
+            </w:r>
+          </w:p>
+        </w:tc>
+        <w:tc>
+          <w:tcPr>
+            <w:tcW w:type="dxa" w:w="1900"/>
+            <w:shd w:fill="F1F4F9" w:color="auto" w:val="clear"/>
+            <w:tcMar>
+              <w:top w:type="dxa" w:w="40"/>
+              <w:left w:type="dxa" w:w="70"/>
+              <w:bottom w:type="dxa" w:w="40"/>
+              <w:right w:type="dxa" w:w="70"/>
+            </w:tcMar>
+          </w:tcPr>
+          <w:p>
+            <w:pPr>
+              <w:spacing w:after="0" w:line="240"/>
+            </w:pPr>
+            <w:r>
+              <w:rPr>
+                <w:rFonts w:ascii="Calibri" w:cs="Calibri" w:eastAsia="Calibri" w:hAnsi="Calibri"/>
+                <w:b w:val="false"/>
+                <w:bCs w:val="false"/>
+                <w:color w:val="22303F"/>
+                <w:sz w:val="18"/>
+                <w:szCs w:val="18"/>
+              </w:rPr>
+              <w:t xml:space="preserve">PK</w:t>
+            </w:r>
+          </w:p>
+        </w:tc>
+        <w:tc>
+          <w:tcPr>
+            <w:tcW w:type="dxa" w:w="2100"/>
+            <w:shd w:fill="F1F4F9" w:color="auto" w:val="clear"/>
+            <w:tcMar>
+              <w:top w:type="dxa" w:w="40"/>
+              <w:left w:type="dxa" w:w="70"/>
+              <w:bottom w:type="dxa" w:w="40"/>
+              <w:right w:type="dxa" w:w="70"/>
+            </w:tcMar>
+          </w:tcPr>
+          <w:p>
+            <w:pPr>
+              <w:spacing w:after="0" w:line="240"/>
+            </w:pPr>
+            <w:r>
+              <w:rPr>
+                <w:rFonts w:ascii="Calibri" w:cs="Calibri" w:eastAsia="Calibri" w:hAnsi="Calibri"/>
+                <w:b w:val="false"/>
+                <w:bCs w:val="false"/>
+                <w:color w:val="22303F"/>
+                <w:sz w:val="18"/>
+                <w:szCs w:val="18"/>
+              </w:rPr>
+              <w:t xml:space="preserve"/>
+            </w:r>
+          </w:p>
+        </w:tc>
+      </w:tr>
+      <w:tr>
+        <w:tc>
+          <w:tcPr>
+            <w:tcW w:type="dxa" w:w="3400"/>
+            <w:tcMar>
+              <w:top w:type="dxa" w:w="40"/>
+              <w:left w:type="dxa" w:w="70"/>
+              <w:bottom w:type="dxa" w:w="40"/>
+              <w:right w:type="dxa" w:w="70"/>
+            </w:tcMar>
+          </w:tcPr>
+          <w:p>
+            <w:pPr>
+              <w:spacing w:after="0" w:line="240"/>
+            </w:pPr>
+            <w:r>
+              <w:rPr>
+                <w:rFonts w:ascii="Calibri" w:cs="Calibri" w:eastAsia="Calibri" w:hAnsi="Calibri"/>
+                <w:b w:val="false"/>
+                <w:bCs w:val="false"/>
+                <w:color w:val="22303F"/>
+                <w:sz w:val="18"/>
+                <w:szCs w:val="18"/>
+              </w:rPr>
+              <w:t xml:space="preserve">Name</w:t>
+            </w:r>
+          </w:p>
+        </w:tc>
+        <w:tc>
+          <w:tcPr>
+            <w:tcW w:type="dxa" w:w="2100"/>
+            <w:tcMar>
+              <w:top w:type="dxa" w:w="40"/>
+              <w:left w:type="dxa" w:w="70"/>
+              <w:bottom w:type="dxa" w:w="40"/>
+              <w:right w:type="dxa" w:w="70"/>
+            </w:tcMar>
+          </w:tcPr>
+          <w:p>
+            <w:pPr>
+              <w:spacing w:after="0" w:line="240"/>
+            </w:pPr>
+            <w:r>
+              <w:rPr>
+                <w:rFonts w:ascii="Calibri" w:cs="Calibri" w:eastAsia="Calibri" w:hAnsi="Calibri"/>
+                <w:b w:val="false"/>
+                <w:bCs w:val="false"/>
+                <w:color w:val="22303F"/>
+                <w:sz w:val="18"/>
+                <w:szCs w:val="18"/>
+              </w:rPr>
+              <w:t xml:space="preserve">string(150)</w:t>
+            </w:r>
+          </w:p>
+        </w:tc>
+        <w:tc>
+          <w:tcPr>
+            <w:tcW w:type="dxa" w:w="1900"/>
+            <w:tcMar>
+              <w:top w:type="dxa" w:w="40"/>
+              <w:left w:type="dxa" w:w="70"/>
+              <w:bottom w:type="dxa" w:w="40"/>
+              <w:right w:type="dxa" w:w="70"/>
+            </w:tcMar>
+          </w:tcPr>
+          <w:p>
+            <w:pPr>
+              <w:spacing w:after="0" w:line="240"/>
+            </w:pPr>
+            <w:r>
+              <w:rPr>
+                <w:rFonts w:ascii="Calibri" w:cs="Calibri" w:eastAsia="Calibri" w:hAnsi="Calibri"/>
+                <w:b w:val="false"/>
+                <w:bCs w:val="false"/>
+                <w:color w:val="22303F"/>
+                <w:sz w:val="18"/>
+                <w:szCs w:val="18"/>
+              </w:rPr>
+              <w:t xml:space="preserve"/>
+            </w:r>
+          </w:p>
+        </w:tc>
+        <w:tc>
+          <w:tcPr>
+            <w:tcW w:type="dxa" w:w="2100"/>
+            <w:tcMar>
+              <w:top w:type="dxa" w:w="40"/>
+              <w:left w:type="dxa" w:w="70"/>
+              <w:bottom w:type="dxa" w:w="40"/>
+              <w:right w:type="dxa" w:w="70"/>
+            </w:tcMar>
+          </w:tcPr>
+          <w:p>
+            <w:pPr>
+              <w:spacing w:after="0" w:line="240"/>
+            </w:pPr>
+            <w:r>
+              <w:rPr>
+                <w:rFonts w:ascii="Calibri" w:cs="Calibri" w:eastAsia="Calibri" w:hAnsi="Calibri"/>
+                <w:b w:val="false"/>
+                <w:bCs w:val="false"/>
+                <w:color w:val="22303F"/>
+                <w:sz w:val="18"/>
+                <w:szCs w:val="18"/>
+              </w:rPr>
+              <w:t xml:space="preserve">NOT NULL</w:t>
+            </w:r>
+          </w:p>
+        </w:tc>
+      </w:tr>
+      <w:tr>
+        <w:tc>
+          <w:tcPr>
+            <w:tcW w:type="dxa" w:w="3400"/>
+            <w:shd w:fill="F1F4F9" w:color="auto" w:val="clear"/>
+            <w:tcMar>
+              <w:top w:type="dxa" w:w="40"/>
+              <w:left w:type="dxa" w:w="70"/>
+              <w:bottom w:type="dxa" w:w="40"/>
+              <w:right w:type="dxa" w:w="70"/>
+            </w:tcMar>
+          </w:tcPr>
+          <w:p>
+            <w:pPr>
+              <w:spacing w:after="0" w:line="240"/>
+            </w:pPr>
+            <w:r>
+              <w:rPr>
+                <w:rFonts w:ascii="Calibri" w:cs="Calibri" w:eastAsia="Calibri" w:hAnsi="Calibri"/>
+                <w:b w:val="false"/>
+                <w:bCs w:val="false"/>
+                <w:color w:val="22303F"/>
+                <w:sz w:val="18"/>
+                <w:szCs w:val="18"/>
+              </w:rPr>
+              <w:t xml:space="preserve">Format</w:t>
+            </w:r>
+          </w:p>
+        </w:tc>
+        <w:tc>
+          <w:tcPr>
+            <w:tcW w:type="dxa" w:w="2100"/>
+            <w:shd w:fill="F1F4F9" w:color="auto" w:val="clear"/>
+            <w:tcMar>
+              <w:top w:type="dxa" w:w="40"/>
+              <w:left w:type="dxa" w:w="70"/>
+              <w:bottom w:type="dxa" w:w="40"/>
+              <w:right w:type="dxa" w:w="70"/>
+            </w:tcMar>
+          </w:tcPr>
+          <w:p>
+            <w:pPr>
+              <w:spacing w:after="0" w:line="240"/>
+            </w:pPr>
+            <w:r>
+              <w:rPr>
+                <w:rFonts w:ascii="Calibri" w:cs="Calibri" w:eastAsia="Calibri" w:hAnsi="Calibri"/>
+                <w:b w:val="false"/>
+                <w:bCs w:val="false"/>
+                <w:color w:val="22303F"/>
+                <w:sz w:val="18"/>
+                <w:szCs w:val="18"/>
+              </w:rPr>
+              <w:t xml:space="preserve">enum (int)</w:t>
+            </w:r>
+          </w:p>
+        </w:tc>
+        <w:tc>
+          <w:tcPr>
+            <w:tcW w:type="dxa" w:w="1900"/>
+            <w:shd w:fill="F1F4F9" w:color="auto" w:val="clear"/>
+            <w:tcMar>
+              <w:top w:type="dxa" w:w="40"/>
+              <w:left w:type="dxa" w:w="70"/>
+              <w:bottom w:type="dxa" w:w="40"/>
+              <w:right w:type="dxa" w:w="70"/>
+            </w:tcMar>
+          </w:tcPr>
+          <w:p>
+            <w:pPr>
+              <w:spacing w:after="0" w:line="240"/>
+            </w:pPr>
+            <w:r>
+              <w:rPr>
+                <w:rFonts w:ascii="Calibri" w:cs="Calibri" w:eastAsia="Calibri" w:hAnsi="Calibri"/>
+                <w:b w:val="false"/>
+                <w:bCs w:val="false"/>
+                <w:color w:val="22303F"/>
+                <w:sz w:val="18"/>
+                <w:szCs w:val="18"/>
+              </w:rPr>
+              <w:t xml:space="preserve"/>
+            </w:r>
+          </w:p>
+        </w:tc>
+        <w:tc>
+          <w:tcPr>
+            <w:tcW w:type="dxa" w:w="2100"/>
+            <w:shd w:fill="F1F4F9" w:color="auto" w:val="clear"/>
+            <w:tcMar>
+              <w:top w:type="dxa" w:w="40"/>
+              <w:left w:type="dxa" w:w="70"/>
+              <w:bottom w:type="dxa" w:w="40"/>
+              <w:right w:type="dxa" w:w="70"/>
+            </w:tcMar>
+          </w:tcPr>
+          <w:p>
+            <w:pPr>
+              <w:spacing w:after="0" w:line="240"/>
+            </w:pPr>
+            <w:r>
+              <w:rPr>
+                <w:rFonts w:ascii="Calibri" w:cs="Calibri" w:eastAsia="Calibri" w:hAnsi="Calibri"/>
+                <w:b w:val="false"/>
+                <w:bCs w:val="false"/>
+                <w:color w:val="22303F"/>
+                <w:sz w:val="18"/>
+                <w:szCs w:val="18"/>
+              </w:rPr>
+              <w:t xml:space="preserve">NOT NULL; 0 = Pdf, 1 = Excel</w:t>
+            </w:r>
+          </w:p>
+        </w:tc>
+      </w:tr>
+      <w:tr>
+        <w:tc>
+          <w:tcPr>
+            <w:tcW w:type="dxa" w:w="3400"/>
+            <w:tcMar>
+              <w:top w:type="dxa" w:w="40"/>
+              <w:left w:type="dxa" w:w="70"/>
+              <w:bottom w:type="dxa" w:w="40"/>
+              <w:right w:type="dxa" w:w="70"/>
+            </w:tcMar>
+          </w:tcPr>
+          <w:p>
+            <w:pPr>
+              <w:spacing w:after="0" w:line="240"/>
+            </w:pPr>
+            <w:r>
+              <w:rPr>
+                <w:rFonts w:ascii="Calibri" w:cs="Calibri" w:eastAsia="Calibri" w:hAnsi="Calibri"/>
+                <w:b w:val="false"/>
+                <w:bCs w:val="false"/>
+                <w:color w:val="22303F"/>
+                <w:sz w:val="18"/>
+                <w:szCs w:val="18"/>
+              </w:rPr>
+              <w:t xml:space="preserve">Frequency</w:t>
+            </w:r>
+          </w:p>
+        </w:tc>
+        <w:tc>
+          <w:tcPr>
+            <w:tcW w:type="dxa" w:w="2100"/>
+            <w:tcMar>
+              <w:top w:type="dxa" w:w="40"/>
+              <w:left w:type="dxa" w:w="70"/>
+              <w:bottom w:type="dxa" w:w="40"/>
+              <w:right w:type="dxa" w:w="70"/>
+            </w:tcMar>
+          </w:tcPr>
+          <w:p>
+            <w:pPr>
+              <w:spacing w:after="0" w:line="240"/>
+            </w:pPr>
+            <w:r>
+              <w:rPr>
+                <w:rFonts w:ascii="Calibri" w:cs="Calibri" w:eastAsia="Calibri" w:hAnsi="Calibri"/>
+                <w:b w:val="false"/>
+                <w:bCs w:val="false"/>
+                <w:color w:val="22303F"/>
+                <w:sz w:val="18"/>
+                <w:szCs w:val="18"/>
+              </w:rPr>
+              <w:t xml:space="preserve">enum (int)</w:t>
+            </w:r>
+          </w:p>
+        </w:tc>
+        <w:tc>
+          <w:tcPr>
+            <w:tcW w:type="dxa" w:w="1900"/>
+            <w:tcMar>
+              <w:top w:type="dxa" w:w="40"/>
+              <w:left w:type="dxa" w:w="70"/>
+              <w:bottom w:type="dxa" w:w="40"/>
+              <w:right w:type="dxa" w:w="70"/>
+            </w:tcMar>
+          </w:tcPr>
+          <w:p>
+            <w:pPr>
+              <w:spacing w:after="0" w:line="240"/>
+            </w:pPr>
+            <w:r>
+              <w:rPr>
+                <w:rFonts w:ascii="Calibri" w:cs="Calibri" w:eastAsia="Calibri" w:hAnsi="Calibri"/>
+                <w:b w:val="false"/>
+                <w:bCs w:val="false"/>
+                <w:color w:val="22303F"/>
+                <w:sz w:val="18"/>
+                <w:szCs w:val="18"/>
+              </w:rPr>
+              <w:t xml:space="preserve"/>
+            </w:r>
+          </w:p>
+        </w:tc>
+        <w:tc>
+          <w:tcPr>
+            <w:tcW w:type="dxa" w:w="2100"/>
+            <w:tcMar>
+              <w:top w:type="dxa" w:w="40"/>
+              <w:left w:type="dxa" w:w="70"/>
+              <w:bottom w:type="dxa" w:w="40"/>
+              <w:right w:type="dxa" w:w="70"/>
+            </w:tcMar>
+          </w:tcPr>
+          <w:p>
+            <w:pPr>
+              <w:spacing w:after="0" w:line="240"/>
+            </w:pPr>
+            <w:r>
+              <w:rPr>
+                <w:rFonts w:ascii="Calibri" w:cs="Calibri" w:eastAsia="Calibri" w:hAnsi="Calibri"/>
+                <w:b w:val="false"/>
+                <w:bCs w:val="false"/>
+                <w:color w:val="22303F"/>
+                <w:sz w:val="18"/>
+                <w:szCs w:val="18"/>
+              </w:rPr>
+              <w:t xml:space="preserve">NOT NULL; 0 = Once, 1 = Daily, 2 = Weekly, 3 = Monthly</w:t>
+            </w:r>
+          </w:p>
+        </w:tc>
+      </w:tr>
+      <w:tr>
+        <w:tc>
+          <w:tcPr>
+            <w:tcW w:type="dxa" w:w="3400"/>
+            <w:shd w:fill="F1F4F9" w:color="auto" w:val="clear"/>
+            <w:tcMar>
+              <w:top w:type="dxa" w:w="40"/>
+              <w:left w:type="dxa" w:w="70"/>
+              <w:bottom w:type="dxa" w:w="40"/>
+              <w:right w:type="dxa" w:w="70"/>
+            </w:tcMar>
+          </w:tcPr>
+          <w:p>
+            <w:pPr>
+              <w:spacing w:after="0" w:line="240"/>
+            </w:pPr>
+            <w:r>
+              <w:rPr>
+                <w:rFonts w:ascii="Calibri" w:cs="Calibri" w:eastAsia="Calibri" w:hAnsi="Calibri"/>
+                <w:b w:val="false"/>
+                <w:bCs w:val="false"/>
+                <w:color w:val="22303F"/>
+                <w:sz w:val="18"/>
+                <w:szCs w:val="18"/>
+              </w:rPr>
+              <w:t xml:space="preserve">NextRunUtc</w:t>
+            </w:r>
+          </w:p>
+        </w:tc>
+        <w:tc>
+          <w:tcPr>
+            <w:tcW w:type="dxa" w:w="2100"/>
+            <w:shd w:fill="F1F4F9" w:color="auto" w:val="clear"/>
+            <w:tcMar>
+              <w:top w:type="dxa" w:w="40"/>
+              <w:left w:type="dxa" w:w="70"/>
+              <w:bottom w:type="dxa" w:w="40"/>
+              <w:right w:type="dxa" w:w="70"/>
+            </w:tcMar>
+          </w:tcPr>
+          <w:p>
+            <w:pPr>
+              <w:spacing w:after="0" w:line="240"/>
+            </w:pPr>
+            <w:r>
+              <w:rPr>
+                <w:rFonts w:ascii="Calibri" w:cs="Calibri" w:eastAsia="Calibri" w:hAnsi="Calibri"/>
+                <w:b w:val="false"/>
+                <w:bCs w:val="false"/>
+                <w:color w:val="22303F"/>
+                <w:sz w:val="18"/>
+                <w:szCs w:val="18"/>
+              </w:rPr>
+              <w:t xml:space="preserve">DateTime</w:t>
+            </w:r>
+          </w:p>
+        </w:tc>
+        <w:tc>
+          <w:tcPr>
+            <w:tcW w:type="dxa" w:w="1900"/>
+            <w:shd w:fill="F1F4F9" w:color="auto" w:val="clear"/>
+            <w:tcMar>
+              <w:top w:type="dxa" w:w="40"/>
+              <w:left w:type="dxa" w:w="70"/>
+              <w:bottom w:type="dxa" w:w="40"/>
+              <w:right w:type="dxa" w:w="70"/>
+            </w:tcMar>
+          </w:tcPr>
+          <w:p>
+            <w:pPr>
+              <w:spacing w:after="0" w:line="240"/>
+            </w:pPr>
+            <w:r>
+              <w:rPr>
+                <w:rFonts w:ascii="Calibri" w:cs="Calibri" w:eastAsia="Calibri" w:hAnsi="Calibri"/>
+                <w:b w:val="false"/>
+                <w:bCs w:val="false"/>
+                <w:color w:val="22303F"/>
+                <w:sz w:val="18"/>
+                <w:szCs w:val="18"/>
+              </w:rPr>
+              <w:t xml:space="preserve"/>
+            </w:r>
+          </w:p>
+        </w:tc>
+        <w:tc>
+          <w:tcPr>
+            <w:tcW w:type="dxa" w:w="2100"/>
+            <w:shd w:fill="F1F4F9" w:color="auto" w:val="clear"/>
+            <w:tcMar>
+              <w:top w:type="dxa" w:w="40"/>
+              <w:left w:type="dxa" w:w="70"/>
+              <w:bottom w:type="dxa" w:w="40"/>
+              <w:right w:type="dxa" w:w="70"/>
+            </w:tcMar>
+          </w:tcPr>
+          <w:p>
+            <w:pPr>
+              <w:spacing w:after="0" w:line="240"/>
+            </w:pPr>
+            <w:r>
+              <w:rPr>
+                <w:rFonts w:ascii="Calibri" w:cs="Calibri" w:eastAsia="Calibri" w:hAnsi="Calibri"/>
+                <w:b w:val="false"/>
+                <w:bCs w:val="false"/>
+                <w:color w:val="22303F"/>
+                <w:sz w:val="18"/>
+                <w:szCs w:val="18"/>
+              </w:rPr>
+              <w:t xml:space="preserve">NOT NULL; stored in UTC, advanced after each run</w:t>
+            </w:r>
+          </w:p>
+        </w:tc>
+      </w:tr>
+      <w:tr>
+        <w:tc>
+          <w:tcPr>
+            <w:tcW w:type="dxa" w:w="3400"/>
+            <w:tcMar>
+              <w:top w:type="dxa" w:w="40"/>
+              <w:left w:type="dxa" w:w="70"/>
+              <w:bottom w:type="dxa" w:w="40"/>
+              <w:right w:type="dxa" w:w="70"/>
+            </w:tcMar>
+          </w:tcPr>
+          <w:p>
+            <w:pPr>
+              <w:spacing w:after="0" w:line="240"/>
+            </w:pPr>
+            <w:r>
+              <w:rPr>
+                <w:rFonts w:ascii="Calibri" w:cs="Calibri" w:eastAsia="Calibri" w:hAnsi="Calibri"/>
+                <w:b w:val="false"/>
+                <w:bCs w:val="false"/>
+                <w:color w:val="22303F"/>
+                <w:sz w:val="18"/>
+                <w:szCs w:val="18"/>
+              </w:rPr>
+              <w:t xml:space="preserve">IsActive</w:t>
+            </w:r>
+          </w:p>
+        </w:tc>
+        <w:tc>
+          <w:tcPr>
+            <w:tcW w:type="dxa" w:w="2100"/>
+            <w:tcMar>
+              <w:top w:type="dxa" w:w="40"/>
+              <w:left w:type="dxa" w:w="70"/>
+              <w:bottom w:type="dxa" w:w="40"/>
+              <w:right w:type="dxa" w:w="70"/>
+            </w:tcMar>
+          </w:tcPr>
+          <w:p>
+            <w:pPr>
+              <w:spacing w:after="0" w:line="240"/>
+            </w:pPr>
+            <w:r>
+              <w:rPr>
+                <w:rFonts w:ascii="Calibri" w:cs="Calibri" w:eastAsia="Calibri" w:hAnsi="Calibri"/>
+                <w:b w:val="false"/>
+                <w:bCs w:val="false"/>
+                <w:color w:val="22303F"/>
+                <w:sz w:val="18"/>
+                <w:szCs w:val="18"/>
+              </w:rPr>
+              <w:t xml:space="preserve">bool</w:t>
+            </w:r>
+          </w:p>
+        </w:tc>
+        <w:tc>
+          <w:tcPr>
+            <w:tcW w:type="dxa" w:w="1900"/>
+            <w:tcMar>
+              <w:top w:type="dxa" w:w="40"/>
+              <w:left w:type="dxa" w:w="70"/>
+              <w:bottom w:type="dxa" w:w="40"/>
+              <w:right w:type="dxa" w:w="70"/>
+            </w:tcMar>
+          </w:tcPr>
+          <w:p>
+            <w:pPr>
+              <w:spacing w:after="0" w:line="240"/>
+            </w:pPr>
+            <w:r>
+              <w:rPr>
+                <w:rFonts w:ascii="Calibri" w:cs="Calibri" w:eastAsia="Calibri" w:hAnsi="Calibri"/>
+                <w:b w:val="false"/>
+                <w:bCs w:val="false"/>
+                <w:color w:val="22303F"/>
+                <w:sz w:val="18"/>
+                <w:szCs w:val="18"/>
+              </w:rPr>
+              <w:t xml:space="preserve"/>
+            </w:r>
+          </w:p>
+        </w:tc>
+        <w:tc>
+          <w:tcPr>
+            <w:tcW w:type="dxa" w:w="2100"/>
+            <w:tcMar>
+              <w:top w:type="dxa" w:w="40"/>
+              <w:left w:type="dxa" w:w="70"/>
+              <w:bottom w:type="dxa" w:w="40"/>
+              <w:right w:type="dxa" w:w="70"/>
+            </w:tcMar>
+          </w:tcPr>
+          <w:p>
+            <w:pPr>
+              <w:spacing w:after="0" w:line="240"/>
+            </w:pPr>
+            <w:r>
+              <w:rPr>
+                <w:rFonts w:ascii="Calibri" w:cs="Calibri" w:eastAsia="Calibri" w:hAnsi="Calibri"/>
+                <w:b w:val="false"/>
+                <w:bCs w:val="false"/>
+                <w:color w:val="22303F"/>
+                <w:sz w:val="18"/>
+                <w:szCs w:val="18"/>
+              </w:rPr>
+              <w:t xml:space="preserve">NOT NULL; only active schedules fire</w:t>
+            </w:r>
+          </w:p>
+        </w:tc>
+      </w:tr>
+      <w:tr>
+        <w:tc>
+          <w:tcPr>
+            <w:tcW w:type="dxa" w:w="3400"/>
+            <w:shd w:fill="F1F4F9" w:color="auto" w:val="clear"/>
+            <w:tcMar>
+              <w:top w:type="dxa" w:w="40"/>
+              <w:left w:type="dxa" w:w="70"/>
+              <w:bottom w:type="dxa" w:w="40"/>
+              <w:right w:type="dxa" w:w="70"/>
+            </w:tcMar>
+          </w:tcPr>
+          <w:p>
+            <w:pPr>
+              <w:spacing w:after="0" w:line="240"/>
+            </w:pPr>
+            <w:r>
+              <w:rPr>
+                <w:rFonts w:ascii="Calibri" w:cs="Calibri" w:eastAsia="Calibri" w:hAnsi="Calibri"/>
+                <w:b w:val="false"/>
+                <w:bCs w:val="false"/>
+                <w:color w:val="22303F"/>
+                <w:sz w:val="18"/>
+                <w:szCs w:val="18"/>
+              </w:rPr>
+              <w:t xml:space="preserve">BusinessUnitId</w:t>
+            </w:r>
+          </w:p>
+        </w:tc>
+        <w:tc>
+          <w:tcPr>
+            <w:tcW w:type="dxa" w:w="2100"/>
+            <w:shd w:fill="F1F4F9" w:color="auto" w:val="clear"/>
+            <w:tcMar>
+              <w:top w:type="dxa" w:w="40"/>
+              <w:left w:type="dxa" w:w="70"/>
+              <w:bottom w:type="dxa" w:w="40"/>
+              <w:right w:type="dxa" w:w="70"/>
+            </w:tcMar>
+          </w:tcPr>
+          <w:p>
+            <w:pPr>
+              <w:spacing w:after="0" w:line="240"/>
+            </w:pPr>
+            <w:r>
+              <w:rPr>
+                <w:rFonts w:ascii="Calibri" w:cs="Calibri" w:eastAsia="Calibri" w:hAnsi="Calibri"/>
+                <w:b w:val="false"/>
+                <w:bCs w:val="false"/>
+                <w:color w:val="22303F"/>
+                <w:sz w:val="18"/>
+                <w:szCs w:val="18"/>
+              </w:rPr>
+              <w:t xml:space="preserve">int?</w:t>
+            </w:r>
+          </w:p>
+        </w:tc>
+        <w:tc>
+          <w:tcPr>
+            <w:tcW w:type="dxa" w:w="1900"/>
+            <w:shd w:fill="F1F4F9" w:color="auto" w:val="clear"/>
+            <w:tcMar>
+              <w:top w:type="dxa" w:w="40"/>
+              <w:left w:type="dxa" w:w="70"/>
+              <w:bottom w:type="dxa" w:w="40"/>
+              <w:right w:type="dxa" w:w="70"/>
+            </w:tcMar>
+          </w:tcPr>
+          <w:p>
+            <w:pPr>
+              <w:spacing w:after="0" w:line="240"/>
+            </w:pPr>
+            <w:r>
+              <w:rPr>
+                <w:rFonts w:ascii="Calibri" w:cs="Calibri" w:eastAsia="Calibri" w:hAnsi="Calibri"/>
+                <w:b w:val="false"/>
+                <w:bCs w:val="false"/>
+                <w:color w:val="22303F"/>
+                <w:sz w:val="18"/>
+                <w:szCs w:val="18"/>
+              </w:rPr>
+              <w:t xml:space="preserve"/>
+            </w:r>
+          </w:p>
+        </w:tc>
+        <w:tc>
+          <w:tcPr>
+            <w:tcW w:type="dxa" w:w="2100"/>
+            <w:shd w:fill="F1F4F9" w:color="auto" w:val="clear"/>
+            <w:tcMar>
+              <w:top w:type="dxa" w:w="40"/>
+              <w:left w:type="dxa" w:w="70"/>
+              <w:bottom w:type="dxa" w:w="40"/>
+              <w:right w:type="dxa" w:w="70"/>
+            </w:tcMar>
+          </w:tcPr>
+          <w:p>
+            <w:pPr>
+              <w:spacing w:after="0" w:line="240"/>
+            </w:pPr>
+            <w:r>
+              <w:rPr>
+                <w:rFonts w:ascii="Calibri" w:cs="Calibri" w:eastAsia="Calibri" w:hAnsi="Calibri"/>
+                <w:b w:val="false"/>
+                <w:bCs w:val="false"/>
+                <w:color w:val="22303F"/>
+                <w:sz w:val="18"/>
+                <w:szCs w:val="18"/>
+              </w:rPr>
+              <w:t xml:space="preserve">Optional BU scope; null = all suppliers</w:t>
+            </w:r>
+          </w:p>
+        </w:tc>
+      </w:tr>
+      <w:tr>
+        <w:tc>
+          <w:tcPr>
+            <w:tcW w:type="dxa" w:w="3400"/>
+            <w:tcMar>
+              <w:top w:type="dxa" w:w="40"/>
+              <w:left w:type="dxa" w:w="70"/>
+              <w:bottom w:type="dxa" w:w="40"/>
+              <w:right w:type="dxa" w:w="70"/>
+            </w:tcMar>
+          </w:tcPr>
+          <w:p>
+            <w:pPr>
+              <w:spacing w:after="0" w:line="240"/>
+            </w:pPr>
+            <w:r>
+              <w:rPr>
+                <w:rFonts w:ascii="Calibri" w:cs="Calibri" w:eastAsia="Calibri" w:hAnsi="Calibri"/>
+                <w:b w:val="false"/>
+                <w:bCs w:val="false"/>
+                <w:color w:val="22303F"/>
+                <w:sz w:val="18"/>
+                <w:szCs w:val="18"/>
+              </w:rPr>
+              <w:t xml:space="preserve">NotificationGroupId</w:t>
+            </w:r>
+          </w:p>
+        </w:tc>
+        <w:tc>
+          <w:tcPr>
+            <w:tcW w:type="dxa" w:w="2100"/>
+            <w:tcMar>
+              <w:top w:type="dxa" w:w="40"/>
+              <w:left w:type="dxa" w:w="70"/>
+              <w:bottom w:type="dxa" w:w="40"/>
+              <w:right w:type="dxa" w:w="70"/>
+            </w:tcMar>
+          </w:tcPr>
+          <w:p>
+            <w:pPr>
+              <w:spacing w:after="0" w:line="240"/>
+            </w:pPr>
+            <w:r>
+              <w:rPr>
+                <w:rFonts w:ascii="Calibri" w:cs="Calibri" w:eastAsia="Calibri" w:hAnsi="Calibri"/>
+                <w:b w:val="false"/>
+                <w:bCs w:val="false"/>
+                <w:color w:val="22303F"/>
+                <w:sz w:val="18"/>
+                <w:szCs w:val="18"/>
+              </w:rPr>
+              <w:t xml:space="preserve">int</w:t>
+            </w:r>
+          </w:p>
+        </w:tc>
+        <w:tc>
+          <w:tcPr>
+            <w:tcW w:type="dxa" w:w="1900"/>
+            <w:tcMar>
+              <w:top w:type="dxa" w:w="40"/>
+              <w:left w:type="dxa" w:w="70"/>
+              <w:bottom w:type="dxa" w:w="40"/>
+              <w:right w:type="dxa" w:w="70"/>
+            </w:tcMar>
+          </w:tcPr>
+          <w:p>
+            <w:pPr>
+              <w:spacing w:after="0" w:line="240"/>
+            </w:pPr>
+            <w:r>
+              <w:rPr>
+                <w:rFonts w:ascii="Calibri" w:cs="Calibri" w:eastAsia="Calibri" w:hAnsi="Calibri"/>
+                <w:b w:val="false"/>
+                <w:bCs w:val="false"/>
+                <w:color w:val="22303F"/>
+                <w:sz w:val="18"/>
+                <w:szCs w:val="18"/>
+              </w:rPr>
+              <w:t xml:space="preserve">FK → NotificationGroup</w:t>
+            </w:r>
+          </w:p>
+        </w:tc>
+        <w:tc>
+          <w:tcPr>
+            <w:tcW w:type="dxa" w:w="2100"/>
+            <w:tcMar>
+              <w:top w:type="dxa" w:w="40"/>
+              <w:left w:type="dxa" w:w="70"/>
+              <w:bottom w:type="dxa" w:w="40"/>
+              <w:right w:type="dxa" w:w="70"/>
+            </w:tcMar>
+          </w:tcPr>
+          <w:p>
+            <w:pPr>
+              <w:spacing w:after="0" w:line="240"/>
+            </w:pPr>
+            <w:r>
+              <w:rPr>
+                <w:rFonts w:ascii="Calibri" w:cs="Calibri" w:eastAsia="Calibri" w:hAnsi="Calibri"/>
+                <w:b w:val="false"/>
+                <w:bCs w:val="false"/>
+                <w:color w:val="22303F"/>
+                <w:sz w:val="18"/>
+                <w:szCs w:val="18"/>
+              </w:rPr>
+              <w:t xml:space="preserve">NOT NULL; recipient group; ON DELETE CASCADE; index</w:t>
+            </w:r>
+          </w:p>
+        </w:tc>
+      </w:tr>
+      <w:tr>
+        <w:tc>
+          <w:tcPr>
+            <w:tcW w:type="dxa" w:w="3400"/>
+            <w:shd w:fill="F1F4F9" w:color="auto" w:val="clear"/>
+            <w:tcMar>
+              <w:top w:type="dxa" w:w="40"/>
+              <w:left w:type="dxa" w:w="70"/>
+              <w:bottom w:type="dxa" w:w="40"/>
+              <w:right w:type="dxa" w:w="70"/>
+            </w:tcMar>
+          </w:tcPr>
+          <w:p>
+            <w:pPr>
+              <w:spacing w:after="0" w:line="240"/>
+            </w:pPr>
+            <w:r>
+              <w:rPr>
+                <w:rFonts w:ascii="Calibri" w:cs="Calibri" w:eastAsia="Calibri" w:hAnsi="Calibri"/>
+                <w:b w:val="false"/>
+                <w:bCs w:val="false"/>
+                <w:color w:val="22303F"/>
+                <w:sz w:val="18"/>
+                <w:szCs w:val="18"/>
+              </w:rPr>
+              <w:t xml:space="preserve">CreatedAt</w:t>
+            </w:r>
+          </w:p>
+        </w:tc>
+        <w:tc>
+          <w:tcPr>
+            <w:tcW w:type="dxa" w:w="2100"/>
+            <w:shd w:fill="F1F4F9" w:color="auto" w:val="clear"/>
+            <w:tcMar>
+              <w:top w:type="dxa" w:w="40"/>
+              <w:left w:type="dxa" w:w="70"/>
+              <w:bottom w:type="dxa" w:w="40"/>
+              <w:right w:type="dxa" w:w="70"/>
+            </w:tcMar>
+          </w:tcPr>
+          <w:p>
+            <w:pPr>
+              <w:spacing w:after="0" w:line="240"/>
+            </w:pPr>
+            <w:r>
+              <w:rPr>
+                <w:rFonts w:ascii="Calibri" w:cs="Calibri" w:eastAsia="Calibri" w:hAnsi="Calibri"/>
+                <w:b w:val="false"/>
+                <w:bCs w:val="false"/>
+                <w:color w:val="22303F"/>
+                <w:sz w:val="18"/>
+                <w:szCs w:val="18"/>
+              </w:rPr>
+              <w:t xml:space="preserve">DateTime</w:t>
+            </w:r>
+          </w:p>
+        </w:tc>
+        <w:tc>
+          <w:tcPr>
+            <w:tcW w:type="dxa" w:w="1900"/>
+            <w:shd w:fill="F1F4F9" w:color="auto" w:val="clear"/>
+            <w:tcMar>
+              <w:top w:type="dxa" w:w="40"/>
+              <w:left w:type="dxa" w:w="70"/>
+              <w:bottom w:type="dxa" w:w="40"/>
+              <w:right w:type="dxa" w:w="70"/>
+            </w:tcMar>
+          </w:tcPr>
+          <w:p>
+            <w:pPr>
+              <w:spacing w:after="0" w:line="240"/>
+            </w:pPr>
+            <w:r>
+              <w:rPr>
+                <w:rFonts w:ascii="Calibri" w:cs="Calibri" w:eastAsia="Calibri" w:hAnsi="Calibri"/>
+                <w:b w:val="false"/>
+                <w:bCs w:val="false"/>
+                <w:color w:val="22303F"/>
+                <w:sz w:val="18"/>
+                <w:szCs w:val="18"/>
+              </w:rPr>
+              <w:t xml:space="preserve"/>
+            </w:r>
+          </w:p>
+        </w:tc>
+        <w:tc>
+          <w:tcPr>
+            <w:tcW w:type="dxa" w:w="2100"/>
+            <w:shd w:fill="F1F4F9" w:color="auto" w:val="clear"/>
+            <w:tcMar>
+              <w:top w:type="dxa" w:w="40"/>
+              <w:left w:type="dxa" w:w="70"/>
+              <w:bottom w:type="dxa" w:w="40"/>
+              <w:right w:type="dxa" w:w="70"/>
+            </w:tcMar>
+          </w:tcPr>
+          <w:p>
+            <w:pPr>
+              <w:spacing w:after="0" w:line="240"/>
+            </w:pPr>
+            <w:r>
+              <w:rPr>
+                <w:rFonts w:ascii="Calibri" w:cs="Calibri" w:eastAsia="Calibri" w:hAnsi="Calibri"/>
+                <w:b w:val="false"/>
+                <w:bCs w:val="false"/>
+                <w:color w:val="22303F"/>
+                <w:sz w:val="18"/>
+                <w:szCs w:val="18"/>
+              </w:rPr>
+              <w:t xml:space="preserve"/>
+            </w:r>
+          </w:p>
+        </w:tc>
+      </w:tr>
+      <w:tr>
+        <w:tc>
+          <w:tcPr>
+            <w:tcW w:type="dxa" w:w="3400"/>
+            <w:tcMar>
+              <w:top w:type="dxa" w:w="40"/>
+              <w:left w:type="dxa" w:w="70"/>
+              <w:bottom w:type="dxa" w:w="40"/>
+              <w:right w:type="dxa" w:w="70"/>
+            </w:tcMar>
+          </w:tcPr>
+          <w:p>
+            <w:pPr>
+              <w:spacing w:after="0" w:line="240"/>
+            </w:pPr>
+            <w:r>
+              <w:rPr>
+                <w:rFonts w:ascii="Calibri" w:cs="Calibri" w:eastAsia="Calibri" w:hAnsi="Calibri"/>
+                <w:b w:val="false"/>
+                <w:bCs w:val="false"/>
+                <w:color w:val="22303F"/>
+                <w:sz w:val="18"/>
+                <w:szCs w:val="18"/>
+              </w:rPr>
+              <w:t xml:space="preserve">CreatedBy</w:t>
+            </w:r>
+          </w:p>
+        </w:tc>
+        <w:tc>
+          <w:tcPr>
+            <w:tcW w:type="dxa" w:w="2100"/>
+            <w:tcMar>
+              <w:top w:type="dxa" w:w="40"/>
+              <w:left w:type="dxa" w:w="70"/>
+              <w:bottom w:type="dxa" w:w="40"/>
+              <w:right w:type="dxa" w:w="70"/>
+            </w:tcMar>
+          </w:tcPr>
+          <w:p>
+            <w:pPr>
+              <w:spacing w:after="0" w:line="240"/>
+            </w:pPr>
+            <w:r>
+              <w:rPr>
+                <w:rFonts w:ascii="Calibri" w:cs="Calibri" w:eastAsia="Calibri" w:hAnsi="Calibri"/>
+                <w:b w:val="false"/>
+                <w:bCs w:val="false"/>
+                <w:color w:val="22303F"/>
+                <w:sz w:val="18"/>
+                <w:szCs w:val="18"/>
+              </w:rPr>
+              <w:t xml:space="preserve">string(150)?</w:t>
+            </w:r>
+          </w:p>
+        </w:tc>
+        <w:tc>
+          <w:tcPr>
+            <w:tcW w:type="dxa" w:w="1900"/>
+            <w:tcMar>
+              <w:top w:type="dxa" w:w="40"/>
+              <w:left w:type="dxa" w:w="70"/>
+              <w:bottom w:type="dxa" w:w="40"/>
+              <w:right w:type="dxa" w:w="70"/>
+            </w:tcMar>
+          </w:tcPr>
+          <w:p>
+            <w:pPr>
+              <w:spacing w:after="0" w:line="240"/>
+            </w:pPr>
+            <w:r>
+              <w:rPr>
+                <w:rFonts w:ascii="Calibri" w:cs="Calibri" w:eastAsia="Calibri" w:hAnsi="Calibri"/>
+                <w:b w:val="false"/>
+                <w:bCs w:val="false"/>
+                <w:color w:val="22303F"/>
+                <w:sz w:val="18"/>
+                <w:szCs w:val="18"/>
+              </w:rPr>
+              <w:t xml:space="preserve"/>
+            </w:r>
+          </w:p>
+        </w:tc>
+        <w:tc>
+          <w:tcPr>
+            <w:tcW w:type="dxa" w:w="2100"/>
+            <w:tcMar>
+              <w:top w:type="dxa" w:w="40"/>
+              <w:left w:type="dxa" w:w="70"/>
+              <w:bottom w:type="dxa" w:w="40"/>
+              <w:right w:type="dxa" w:w="70"/>
+            </w:tcMar>
+          </w:tcPr>
+          <w:p>
+            <w:pPr>
+              <w:spacing w:after="0" w:line="240"/>
+            </w:pPr>
+            <w:r>
+              <w:rPr>
+                <w:rFonts w:ascii="Calibri" w:cs="Calibri" w:eastAsia="Calibri" w:hAnsi="Calibri"/>
+                <w:b w:val="false"/>
+                <w:bCs w:val="false"/>
+                <w:color w:val="22303F"/>
+                <w:sz w:val="18"/>
+                <w:szCs w:val="18"/>
+              </w:rPr>
+              <w:t xml:space="preserve"/>
+            </w:r>
+          </w:p>
+        </w:tc>
+      </w:tr>
+      <w:tr>
+        <w:tc>
+          <w:tcPr>
+            <w:tcW w:type="dxa" w:w="3400"/>
+            <w:shd w:fill="F1F4F9" w:color="auto" w:val="clear"/>
+            <w:tcMar>
+              <w:top w:type="dxa" w:w="40"/>
+              <w:left w:type="dxa" w:w="70"/>
+              <w:bottom w:type="dxa" w:w="40"/>
+              <w:right w:type="dxa" w:w="70"/>
+            </w:tcMar>
+          </w:tcPr>
+          <w:p>
+            <w:pPr>
+              <w:spacing w:after="0" w:line="240"/>
+            </w:pPr>
+            <w:r>
+              <w:rPr>
+                <w:rFonts w:ascii="Calibri" w:cs="Calibri" w:eastAsia="Calibri" w:hAnsi="Calibri"/>
+                <w:b w:val="false"/>
+                <w:bCs w:val="false"/>
+                <w:color w:val="22303F"/>
+                <w:sz w:val="18"/>
+                <w:szCs w:val="18"/>
+              </w:rPr>
+              <w:t xml:space="preserve">LastRunUtc</w:t>
+            </w:r>
+          </w:p>
+        </w:tc>
+        <w:tc>
+          <w:tcPr>
+            <w:tcW w:type="dxa" w:w="2100"/>
+            <w:shd w:fill="F1F4F9" w:color="auto" w:val="clear"/>
+            <w:tcMar>
+              <w:top w:type="dxa" w:w="40"/>
+              <w:left w:type="dxa" w:w="70"/>
+              <w:bottom w:type="dxa" w:w="40"/>
+              <w:right w:type="dxa" w:w="70"/>
+            </w:tcMar>
+          </w:tcPr>
+          <w:p>
+            <w:pPr>
+              <w:spacing w:after="0" w:line="240"/>
+            </w:pPr>
+            <w:r>
+              <w:rPr>
+                <w:rFonts w:ascii="Calibri" w:cs="Calibri" w:eastAsia="Calibri" w:hAnsi="Calibri"/>
+                <w:b w:val="false"/>
+                <w:bCs w:val="false"/>
+                <w:color w:val="22303F"/>
+                <w:sz w:val="18"/>
+                <w:szCs w:val="18"/>
+              </w:rPr>
+              <w:t xml:space="preserve">DateTime?</w:t>
+            </w:r>
+          </w:p>
+        </w:tc>
+        <w:tc>
+          <w:tcPr>
+            <w:tcW w:type="dxa" w:w="1900"/>
+            <w:shd w:fill="F1F4F9" w:color="auto" w:val="clear"/>
+            <w:tcMar>
+              <w:top w:type="dxa" w:w="40"/>
+              <w:left w:type="dxa" w:w="70"/>
+              <w:bottom w:type="dxa" w:w="40"/>
+              <w:right w:type="dxa" w:w="70"/>
+            </w:tcMar>
+          </w:tcPr>
+          <w:p>
+            <w:pPr>
+              <w:spacing w:after="0" w:line="240"/>
+            </w:pPr>
+            <w:r>
+              <w:rPr>
+                <w:rFonts w:ascii="Calibri" w:cs="Calibri" w:eastAsia="Calibri" w:hAnsi="Calibri"/>
+                <w:b w:val="false"/>
+                <w:bCs w:val="false"/>
+                <w:color w:val="22303F"/>
+                <w:sz w:val="18"/>
+                <w:szCs w:val="18"/>
+              </w:rPr>
+              <w:t xml:space="preserve"/>
+            </w:r>
+          </w:p>
+        </w:tc>
+        <w:tc>
+          <w:tcPr>
+            <w:tcW w:type="dxa" w:w="2100"/>
+            <w:shd w:fill="F1F4F9" w:color="auto" w:val="clear"/>
+            <w:tcMar>
+              <w:top w:type="dxa" w:w="40"/>
+              <w:left w:type="dxa" w:w="70"/>
+              <w:bottom w:type="dxa" w:w="40"/>
+              <w:right w:type="dxa" w:w="70"/>
+            </w:tcMar>
+          </w:tcPr>
+          <w:p>
+            <w:pPr>
+              <w:spacing w:after="0" w:line="240"/>
+            </w:pPr>
+            <w:r>
+              <w:rPr>
+                <w:rFonts w:ascii="Calibri" w:cs="Calibri" w:eastAsia="Calibri" w:hAnsi="Calibri"/>
+                <w:b w:val="false"/>
+                <w:bCs w:val="false"/>
+                <w:color w:val="22303F"/>
+                <w:sz w:val="18"/>
+                <w:szCs w:val="18"/>
+              </w:rPr>
+              <w:t xml:space="preserve">Last attempt (UTC), or null</w:t>
+            </w:r>
+          </w:p>
+        </w:tc>
+      </w:tr>
+      <w:tr>
+        <w:tc>
+          <w:tcPr>
+            <w:tcW w:type="dxa" w:w="3400"/>
+            <w:tcMar>
+              <w:top w:type="dxa" w:w="40"/>
+              <w:left w:type="dxa" w:w="70"/>
+              <w:bottom w:type="dxa" w:w="40"/>
+              <w:right w:type="dxa" w:w="70"/>
+            </w:tcMar>
+          </w:tcPr>
+          <w:p>
+            <w:pPr>
+              <w:spacing w:after="0" w:line="240"/>
+            </w:pPr>
+            <w:r>
+              <w:rPr>
+                <w:rFonts w:ascii="Calibri" w:cs="Calibri" w:eastAsia="Calibri" w:hAnsi="Calibri"/>
+                <w:b w:val="false"/>
+                <w:bCs w:val="false"/>
+                <w:color w:val="22303F"/>
+                <w:sz w:val="18"/>
+                <w:szCs w:val="18"/>
+              </w:rPr>
+              <w:t xml:space="preserve">LastRunStatus</w:t>
+            </w:r>
+          </w:p>
+        </w:tc>
+        <w:tc>
+          <w:tcPr>
+            <w:tcW w:type="dxa" w:w="2100"/>
+            <w:tcMar>
+              <w:top w:type="dxa" w:w="40"/>
+              <w:left w:type="dxa" w:w="70"/>
+              <w:bottom w:type="dxa" w:w="40"/>
+              <w:right w:type="dxa" w:w="70"/>
+            </w:tcMar>
+          </w:tcPr>
+          <w:p>
+            <w:pPr>
+              <w:spacing w:after="0" w:line="240"/>
+            </w:pPr>
+            <w:r>
+              <w:rPr>
+                <w:rFonts w:ascii="Calibri" w:cs="Calibri" w:eastAsia="Calibri" w:hAnsi="Calibri"/>
+                <w:b w:val="false"/>
+                <w:bCs w:val="false"/>
+                <w:color w:val="22303F"/>
+                <w:sz w:val="18"/>
+                <w:szCs w:val="18"/>
+              </w:rPr>
+              <w:t xml:space="preserve">string(40)?</w:t>
+            </w:r>
+          </w:p>
+        </w:tc>
+        <w:tc>
+          <w:tcPr>
+            <w:tcW w:type="dxa" w:w="1900"/>
+            <w:tcMar>
+              <w:top w:type="dxa" w:w="40"/>
+              <w:left w:type="dxa" w:w="70"/>
+              <w:bottom w:type="dxa" w:w="40"/>
+              <w:right w:type="dxa" w:w="70"/>
+            </w:tcMar>
+          </w:tcPr>
+          <w:p>
+            <w:pPr>
+              <w:spacing w:after="0" w:line="240"/>
+            </w:pPr>
+            <w:r>
+              <w:rPr>
+                <w:rFonts w:ascii="Calibri" w:cs="Calibri" w:eastAsia="Calibri" w:hAnsi="Calibri"/>
+                <w:b w:val="false"/>
+                <w:bCs w:val="false"/>
+                <w:color w:val="22303F"/>
+                <w:sz w:val="18"/>
+                <w:szCs w:val="18"/>
+              </w:rPr>
+              <w:t xml:space="preserve"/>
+            </w:r>
+          </w:p>
+        </w:tc>
+        <w:tc>
+          <w:tcPr>
+            <w:tcW w:type="dxa" w:w="2100"/>
+            <w:tcMar>
+              <w:top w:type="dxa" w:w="40"/>
+              <w:left w:type="dxa" w:w="70"/>
+              <w:bottom w:type="dxa" w:w="40"/>
+              <w:right w:type="dxa" w:w="70"/>
+            </w:tcMar>
+          </w:tcPr>
+          <w:p>
+            <w:pPr>
+              <w:spacing w:after="0" w:line="240"/>
+            </w:pPr>
+            <w:r>
+              <w:rPr>
+                <w:rFonts w:ascii="Calibri" w:cs="Calibri" w:eastAsia="Calibri" w:hAnsi="Calibri"/>
+                <w:b w:val="false"/>
+                <w:bCs w:val="false"/>
+                <w:color w:val="22303F"/>
+                <w:sz w:val="18"/>
+                <w:szCs w:val="18"/>
+              </w:rPr>
+              <w:t xml:space="preserve">e.g. Sent / Skipped / Failed</w:t>
+            </w:r>
+          </w:p>
+        </w:tc>
+      </w:tr>
+      <w:tr>
+        <w:tc>
+          <w:tcPr>
+            <w:tcW w:type="dxa" w:w="3400"/>
+            <w:shd w:fill="F1F4F9" w:color="auto" w:val="clear"/>
+            <w:tcMar>
+              <w:top w:type="dxa" w:w="40"/>
+              <w:left w:type="dxa" w:w="70"/>
+              <w:bottom w:type="dxa" w:w="40"/>
+              <w:right w:type="dxa" w:w="70"/>
+            </w:tcMar>
+          </w:tcPr>
+          <w:p>
+            <w:pPr>
+              <w:spacing w:after="0" w:line="240"/>
+            </w:pPr>
+            <w:r>
+              <w:rPr>
+                <w:rFonts w:ascii="Calibri" w:cs="Calibri" w:eastAsia="Calibri" w:hAnsi="Calibri"/>
+                <w:b w:val="false"/>
+                <w:bCs w:val="false"/>
+                <w:color w:val="22303F"/>
+                <w:sz w:val="18"/>
+                <w:szCs w:val="18"/>
+              </w:rPr>
+              <w:t xml:space="preserve">LastRunDetail</w:t>
+            </w:r>
+          </w:p>
+        </w:tc>
+        <w:tc>
+          <w:tcPr>
+            <w:tcW w:type="dxa" w:w="2100"/>
+            <w:shd w:fill="F1F4F9" w:color="auto" w:val="clear"/>
+            <w:tcMar>
+              <w:top w:type="dxa" w:w="40"/>
+              <w:left w:type="dxa" w:w="70"/>
+              <w:bottom w:type="dxa" w:w="40"/>
+              <w:right w:type="dxa" w:w="70"/>
+            </w:tcMar>
+          </w:tcPr>
+          <w:p>
+            <w:pPr>
+              <w:spacing w:after="0" w:line="240"/>
+            </w:pPr>
+            <w:r>
+              <w:rPr>
+                <w:rFonts w:ascii="Calibri" w:cs="Calibri" w:eastAsia="Calibri" w:hAnsi="Calibri"/>
+                <w:b w:val="false"/>
+                <w:bCs w:val="false"/>
+                <w:color w:val="22303F"/>
+                <w:sz w:val="18"/>
+                <w:szCs w:val="18"/>
+              </w:rPr>
+              <w:t xml:space="preserve">string(1000)?</w:t>
+            </w:r>
+          </w:p>
+        </w:tc>
+        <w:tc>
+          <w:tcPr>
+            <w:tcW w:type="dxa" w:w="1900"/>
+            <w:shd w:fill="F1F4F9" w:color="auto" w:val="clear"/>
+            <w:tcMar>
+              <w:top w:type="dxa" w:w="40"/>
+              <w:left w:type="dxa" w:w="70"/>
+              <w:bottom w:type="dxa" w:w="40"/>
+              <w:right w:type="dxa" w:w="70"/>
+            </w:tcMar>
+          </w:tcPr>
+          <w:p>
+            <w:pPr>
+              <w:spacing w:after="0" w:line="240"/>
+            </w:pPr>
+            <w:r>
+              <w:rPr>
+                <w:rFonts w:ascii="Calibri" w:cs="Calibri" w:eastAsia="Calibri" w:hAnsi="Calibri"/>
+                <w:b w:val="false"/>
+                <w:bCs w:val="false"/>
+                <w:color w:val="22303F"/>
+                <w:sz w:val="18"/>
+                <w:szCs w:val="18"/>
+              </w:rPr>
+              <w:t xml:space="preserve"/>
+            </w:r>
+          </w:p>
+        </w:tc>
+        <w:tc>
+          <w:tcPr>
+            <w:tcW w:type="dxa" w:w="2100"/>
+            <w:shd w:fill="F1F4F9" w:color="auto" w:val="clear"/>
+            <w:tcMar>
+              <w:top w:type="dxa" w:w="40"/>
+              <w:left w:type="dxa" w:w="70"/>
+              <w:bottom w:type="dxa" w:w="40"/>
+              <w:right w:type="dxa" w:w="70"/>
+            </w:tcMar>
+          </w:tcPr>
+          <w:p>
+            <w:pPr>
+              <w:spacing w:after="0" w:line="240"/>
+            </w:pPr>
+            <w:r>
+              <w:rPr>
+                <w:rFonts w:ascii="Calibri" w:cs="Calibri" w:eastAsia="Calibri" w:hAnsi="Calibri"/>
+                <w:b w:val="false"/>
+                <w:bCs w:val="false"/>
+                <w:color w:val="22303F"/>
+                <w:sz w:val="18"/>
+                <w:szCs w:val="18"/>
+              </w:rPr>
+              <w:t xml:space="preserve">Recipient count, error or skip reason</w:t>
+            </w:r>
+          </w:p>
+        </w:tc>
+      </w:tr>
+    </w:tbl>
+    <w:p>
+      <w:pPr>
+        <w:pStyle w:val="Heading1"/>
+        <w:spacing w:after="120" w:before="260"/>
+      </w:pPr>
+      <w:r>
+        <w:rPr>
+          <w:rFonts w:ascii="Calibri" w:cs="Calibri" w:eastAsia="Calibri" w:hAnsi="Calibri"/>
+          <w:b/>
+          <w:bCs/>
+          <w:color w:val="0B2545"/>
+          <w:sz w:val="30"/>
+          <w:szCs w:val="30"/>
+        </w:rPr>
+        <w:t xml:space="preserve">5. Relationships Summary</w:t>
       </w:r>
     </w:p>
     <w:p>
@@ -9095,19 +11740,20 @@
     </w:p>
     <w:p>
       <w:pPr>
-        <w:pStyle w:val="Heading1"/>
-        <w:spacing w:after="120" w:before="260"/>
+        <w:pStyle w:val="ListParagraph"/>
+        <w:numPr>
+          <w:ilvl w:val="0"/>
+          <w:numId w:val="2"/>
+        </w:numPr>
+        <w:spacing w:after="60" w:line="264"/>
       </w:pPr>
       <w:r>
         <w:rPr>
           <w:rFonts w:ascii="Calibri" w:cs="Calibri" w:eastAsia="Calibri" w:hAnsi="Calibri"/>
-          <w:b/>
-          <w:bCs/>
-          <w:color w:val="0B2545"/>
-          <w:sz w:val="30"/>
-          <w:szCs w:val="30"/>
+          <w:sz w:val="21"/>
+          <w:szCs w:val="21"/>
         </w:rPr>
-        <w:t xml:space="preserve">5. Indexes &amp; Integrity Notes</w:t>
+        <w:t xml:space="preserve">User ⇄ NotificationGroup many-to-many (NotificationGroupUsers, both FKs cascade).</w:t>
       </w:r>
     </w:p>
     <w:p>
@@ -9125,7 +11771,60 @@
           <w:sz w:val="21"/>
           <w:szCs w:val="21"/>
         </w:rPr>
-        <w:t xml:space="preserve">Unique indexes: BusinessUnit.Code, User.Email, LookupValue(Category, Code), SupplierFieldSetting.FieldKey, SupplierTabSetting.Step, SupplierAccessToken.TokenHash.</w:t>
+        <w:t xml:space="preserve">NotificationGroup 1—* ScheduledReport (NotificationGroupId, required, cascade).</w:t>
+      </w:r>
+    </w:p>
+    <w:p>
+      <w:pPr>
+        <w:pStyle w:val="Heading1"/>
+        <w:spacing w:after="120" w:before="260"/>
+      </w:pPr>
+      <w:r>
+        <w:rPr>
+          <w:rFonts w:ascii="Calibri" w:cs="Calibri" w:eastAsia="Calibri" w:hAnsi="Calibri"/>
+          <w:b/>
+          <w:bCs/>
+          <w:color w:val="0B2545"/>
+          <w:sz w:val="30"/>
+          <w:szCs w:val="30"/>
+        </w:rPr>
+        <w:t xml:space="preserve">6. Indexes &amp; Integrity Notes</w:t>
+      </w:r>
+    </w:p>
+    <w:p>
+      <w:pPr>
+        <w:pStyle w:val="ListParagraph"/>
+        <w:numPr>
+          <w:ilvl w:val="0"/>
+          <w:numId w:val="2"/>
+        </w:numPr>
+        <w:spacing w:after="60" w:line="264"/>
+      </w:pPr>
+      <w:r>
+        <w:rPr>
+          <w:rFonts w:ascii="Calibri" w:cs="Calibri" w:eastAsia="Calibri" w:hAnsi="Calibri"/>
+          <w:sz w:val="21"/>
+          <w:szCs w:val="21"/>
+        </w:rPr>
+        <w:t xml:space="preserve">Unique indexes: BusinessUnit.Code, User.Email, LookupValue(Category, Code), SupplierFieldSetting.FieldKey, SupplierTabSetting.Step, SupplierAccessToken.TokenHash, NotificationGroup.Name.</w:t>
+      </w:r>
+    </w:p>
+    <w:p>
+      <w:pPr>
+        <w:pStyle w:val="ListParagraph"/>
+        <w:numPr>
+          <w:ilvl w:val="0"/>
+          <w:numId w:val="2"/>
+        </w:numPr>
+        <w:spacing w:after="60" w:line="264"/>
+      </w:pPr>
+      <w:r>
+        <w:rPr>
+          <w:rFonts w:ascii="Calibri" w:cs="Calibri" w:eastAsia="Calibri" w:hAnsi="Calibri"/>
+          <w:sz w:val="21"/>
+          <w:szCs w:val="21"/>
+        </w:rPr>
+        <w:t xml:space="preserve">Non-unique indexes: NotificationGroupUsers.UserId, ScheduledReport.NotificationGroupId.</w:t>
       </w:r>
     </w:p>
     <w:p>
